--- a/论文/毕业论文_排版版.docx
+++ b/论文/毕业论文_排版版.docx
@@ -3388,7 +3388,7 @@
           <w:rFonts w:ascii="宋体" w:hAnsi="宋体" w:eastAsia="宋体"/>
           <w:sz w:val="24"/>
         </w:rPr>
-        <w:t>（5）waveform组件。 该组件通过ESP32-S3的ADC模块采集RS-485总线电压波形。ADC配置为DMA连续采样模式，采样率配置为100kHz，DMA搬运完成的回调将采样值写入1024点环形缓冲区，单帧对应约10ms的波形。采集完成后，对原始数据进行滑动平均滤波去噪、直流分量测量等预处理，然后计算并输出信号的峰峰值、均值以及上升沿触发点位置等特征参数。</w:t>
+        <w:t>（5）waveform组件。 该组件通过ESP32-S3的ADC模块采集RS-485总线电压波形。ADC配置为DMA连续采样模式，采样率配置为100kHz，DMA搬运完成的回调将整帧采样值写入双缓冲结构的一侧（1024点/帧，单帧对应约10ms的波形），写满后在临界区内登记完成帧并翻转至另一侧，应用层以"领取—拷贝"方式读取无撕裂的完整帧，避免了边写边读导致的波形失真。采集完成后，对原始数据进行滑动平均滤波去噪、直流分量测量等预处理，然后计算并输出信号的峰峰值、均值以及上升沿触发点位置等特征参数。</w:t>
       </w:r>
     </w:p>
     <w:p>
@@ -7708,7 +7708,7 @@
           <w:rFonts w:ascii="宋体" w:hAnsi="宋体" w:eastAsia="宋体"/>
           <w:sz w:val="24"/>
         </w:rPr>
-        <w:t>诊断报告本身由diag_report组件的报告生成器生成，内容包含设备信息、健康评分、响应时间统计与流量统计等，并以内嵌CSS的HTML形式呈现（深色主题，背景色#1a1a2e，关键数据以亮色高亮，评分随等级动态变色），生成后写入SPIFFS供Web接口读取，因此无需依赖外部资源即可在浏览器中直接查看。</w:t>
+        <w:t>诊断报告本身由diag_report组件的报告生成器生成，内容包含设备信息、健康评分、响应时间统计、流量统计与诊断建议，并以内嵌CSS的HTML形式呈现（深色主题，背景色#1a1a2e，关键数据以亮色高亮，评分随等级动态变色），生成后写入SPIFFS供Web接口读取，因此无需依赖外部资源即可在浏览器中直接查看。诊断建议一节由阈值规则生成：最近一次异常码及其处置建议、错误率超过5%、平均响应超过50ms、抖动超过10ms四类条件分别命中时给出对应结论，均未命中则输出"未发现异常"；未采集到数据时报告显式标注"No Data"，避免把"未测量"误读为"状态良好"。</w:t>
       </w:r>
     </w:p>
     <w:p>
@@ -13832,7 +13832,7 @@
           <w:rFonts w:ascii="宋体" w:hAnsi="宋体" w:eastAsia="宋体"/>
           <w:sz w:val="24"/>
         </w:rPr>
-        <w:t>（1）报告质量：生成的HTML报告包含设备清单、通信统计、健康评分、报文记录和诊断建议五大部分，内容完整且结构清晰。报告采用内嵌CSS样式，无需外部资源即可在任何浏览器中正常渲染。</w:t>
+        <w:t>（1）报告质量：生成的HTML报告包含设备信息与健康评分、响应时间统计、流量统计和诊断建议四大部分，内容完整且结构清晰。报告采用内嵌CSS样式，无需外部资源即可在任何浏览器中正常渲染。</w:t>
       </w:r>
     </w:p>
     <w:p>
@@ -15104,7 +15104,7 @@
           <w:rFonts w:ascii="宋体" w:hAnsi="宋体" w:eastAsia="宋体"/>
           <w:sz w:val="24"/>
         </w:rPr>
-        <w:t>（1）完成了系统硬件平台的设计与搭建。以ESP32-S3-WROOM-1模组为主控核心，设计了包含MAX3485 RS-485收发器电路、ILI9341 TFT显示电路、ADC信号调理电路及电源管理电路在内的完整硬件系统。各模块经过原理图设计、PCB布局和实物焊接调试，功能验证通过。</w:t>
+        <w:t>（1）完成了系统硬件方案的选型与电路设计。以ESP32-S3-WROOM-1模组为主控核心，设计了包含MAX3485 RS-485收发器电路、ILI9341 TFT显示电路、ADC信号调理电路及电源管理电路在内的硬件方案。受实验条件限制，整机PCB制作与实物焊接调试尚未完成，作为后续工作。</w:t>
       </w:r>
     </w:p>
     <w:p>

--- a/论文/毕业论文_排版版.docx
+++ b/论文/毕业论文_排版版.docx
@@ -2859,7 +2859,7 @@
           <w:rFonts w:ascii="宋体" w:hAnsi="宋体" w:eastAsia="宋体"/>
           <w:sz w:val="24"/>
         </w:rPr>
-        <w:t>FR9：Web远程访问功能。 系统应通过WiFi AP模式创建无线接入点，并运行Web服务器，提供远程诊断界面。用户可通过浏览器访问系统功能，包括查看实时数据、浏览报文日志、下载诊断报告等。</w:t>
+        <w:t>FR9：Web远程访问功能。 系统应通过WiFi AP模式创建无线接入点，并运行Web服务器，提供远程诊断界面。用户可通过浏览器访问系统功能，包括查看实时数据、浏览操作日志、下载诊断报告等。</w:t>
       </w:r>
     </w:p>
     <w:p>
@@ -7849,7 +7849,7 @@
           <w:rFonts w:ascii="宋体" w:hAnsi="宋体" w:eastAsia="宋体"/>
           <w:sz w:val="24"/>
         </w:rPr>
-        <w:t>日志存储模块log_storage实现了操作日志的追加写入、读取和清除功能。日志文件路径为/spiffs/oplog.txt，采用文本格式，每条日志一行。追加写入使用fopen的"a"模式打开文件，确保新日志追加到文件末尾而不覆盖已有内容。</w:t>
+        <w:t>日志存储模块log_storage实现了操作日志的追加写入、读取和清除功能。日志文件路径为/spiffs/oplog.txt，采用文本格式，每条日志一行。追加写入使用fopen的"a"模式打开文件，确保新日志追加到文件末尾而不覆盖已有内容。为免日志吃满仅64KB的SPIFFS分区（诊断报告也存放在此），单份日志设有8KB上限，超过后轮转为新文件并写入一行分隔标记，保证报告始终有空间可写。</w:t>
       </w:r>
     </w:p>
     <w:p>
@@ -7898,7 +7898,7 @@
           <w:rFonts w:ascii="宋体" w:hAnsi="宋体" w:eastAsia="宋体"/>
           <w:sz w:val="24"/>
         </w:rPr>
-        <w:t>操作日志记录了设备扫描结果、通信异常、配置变更等关键事件。每条日志包含时间戳和事件描述，格式如"2024-01-15 14:30:22 Scan found 5 devices at 9600bps"。</w:t>
+        <w:t>操作日志记录了设备扫描结果、通信异常、配置变更、写寄存器结果等关键事件。由于本设备未配置RTC，日志时间戳采用开机计时（[T+12.345s]），事件描述紧随其后，例如[T+12.345s] scan: 5 device(s), addr 1-247, 5 baud rate(s)；若后续接入SNTP授时，只需替换该前缀，日志正文与解析逻辑均不受影响。当前记录的事件包括开机、设备扫描、寄存器分类、写寄存器（含读回值与失败码）、报告导出、串口参数变更与TCP连接结果，日志可通过Web接口/log在线浏览。</w:t>
       </w:r>
     </w:p>
     <w:p>

--- a/论文/毕业论文_排版版.docx
+++ b/论文/毕业论文_排版版.docx
@@ -3436,7 +3436,7 @@
           <w:rFonts w:ascii="宋体" w:hAnsi="宋体" w:eastAsia="宋体"/>
           <w:sz w:val="24"/>
         </w:rPr>
-        <w:t>（9）wifi_service组件。 该组件管理ESP32-S3的WiFi子系统，实现AP模式的创建和维护（SSID为"ModbusDiag"，默认密码为"12345678"，可通过配置修改），并运行HTTP Web服务器。Web服务器当前提供两个HTTP GET接口：根路径"/"返回工具首页与接口索引，路径"/report"以JSON格式返回SPIFFS中保存的最新诊断报告，供浏览器直接查看或下载。此外，该组件还提供基于mDNS的主机名发布服务（主机名"modbus-diag"），便于在局域网内通过主机名访问设备；Modbus TCP的连接与报文收发则由modbus_core组件中的modbus_tcp模块实现。</w:t>
+        <w:t>（9）wifi_service组件。 该组件管理ESP32-S3的WiFi子系统，实现AP模式的创建和维护（SSID为"ModbusDiag"，默认密码为"12345678"，可通过配置修改），并运行HTTP Web服务器。Web服务器当前提供三个HTTP GET接口：根路径"/"返回工具首页与接口索引，路径"/report"优先返回SPIFFS中的HTML诊断报告（不存在时回退为JSON），路径"/log"以纯文本返回操作日志，供浏览器直接查看或下载。此外，该组件还提供基于mDNS的主机名发布服务（主机名"modbus-diag"），便于在局域网内通过主机名访问设备；Modbus TCP的连接与报文收发则由modbus_core组件中的modbus_tcp模块实现。</w:t>
       </w:r>
     </w:p>
     <w:p>
@@ -6416,7 +6416,7 @@
           <w:rFonts w:ascii="宋体" w:hAnsi="宋体" w:eastAsia="宋体"/>
           <w:sz w:val="24"/>
         </w:rPr>
-        <w:t>TCP连接采用BSD Socket API实现，创建SOCK_STREAM类型的TCP套接字，设置2秒的收发超时，通过connect函数建立到目标服务器的连接。发送和接收通过send和recv函数完成，响应时间通过gettimeofday在发送前和接收后分别记录时间戳并计算差值获得。</w:t>
+        <w:t>TCP连接采用BSD Socket API实现，创建SOCK_STREAM类型的TCP套接字后通过connect函数建立到目标服务器的连接。收发超时并非固定值：modbus_master_configure()会把当前配置的timeout_ms同步给TCP模块，每次请求发送前按该值重设SO_RCVTIMEO/SO_SNDTIMEO，因此扫描时的50ms与单点读写时的配置值都能生效。发送和接收通过send和recv函数完成，响应时间通过gettimeofday在发送前和接收后分别记录时间戳并计算差值获得。接收后需校验MBAP头中的协议号与事务号：事务号与本次请求不一致的响应按无效帧丢弃，避免上一次超时请求的迟到响应被误当成本次结果。发送或接收失败时立即关闭socket并置为未连接状态，上层据此自动回退到RS-485通道。</w:t>
       </w:r>
     </w:p>
     <w:p>
@@ -7672,7 +7672,7 @@
           <w:rFonts w:ascii="宋体" w:hAnsi="宋体" w:eastAsia="宋体"/>
           <w:sz w:val="24"/>
         </w:rPr>
-        <w:t>Web服务器基于ESP-IDF的esp_http_server组件实现，监听80端口。服务器注册了两个HTTP GET接口：</w:t>
+        <w:t>Web服务器基于ESP-IDF的esp_http_server组件实现，监听80端口。服务器注册了三个HTTP GET接口：</w:t>
       </w:r>
     </w:p>
     <w:p>
@@ -7684,7 +7684,7 @@
           <w:rFonts w:ascii="宋体" w:hAnsi="宋体" w:eastAsia="宋体"/>
           <w:sz w:val="24"/>
         </w:rPr>
-        <w:t>• GET /：返回工具首页的静态HTML页面，页面中给出可用接口的索引及指向/report的链接。</w:t>
+        <w:t>• GET /：返回工具首页的静态HTML页面，页面中给出可用接口的索引及指向/report与/log的链接。</w:t>
       </w:r>
     </w:p>
     <w:p>
@@ -7696,7 +7696,19 @@
           <w:rFonts w:ascii="宋体" w:hAnsi="宋体" w:eastAsia="宋体"/>
           <w:sz w:val="24"/>
         </w:rPr>
-        <w:t>• GET /report：以application/json类型返回SPIFFS中保存的最新诊断报告文件/spiffs/report.json。由于报告文件体积可能较大，响应采用HTTP分块传输（chunked transfer encoding）逐块发送，避免一次性申请大块堆内存；当SPIFFS中尚无报告文件时，接口返回404错误。</w:t>
+        <w:t>• GET /report：优先返回/spiffs/report.html（text/html），该文件不存在时回退到/spiffs/report.json（application/json）。由于报告文件体积可能较大，响应采用HTTP分块传输（chunked transfer encoding）逐块发送，避免一次性申请大块堆内存；两份文件都不存在时返回404错误。</w:t>
+      </w:r>
+    </w:p>
+    <w:p>
+      <w:pPr>
+        <w:ind w:left="567" w:firstLine="0"/>
+      </w:pPr>
+      <w:r>
+        <w:rPr>
+          <w:rFonts w:ascii="宋体" w:hAnsi="宋体" w:eastAsia="宋体"/>
+          <w:sz w:val="24"/>
+        </w:rPr>
+        <w:t>• GET /log：以text/plain类型返回操作日志，最多200行；日志为空时返回(log empty)。</w:t>
       </w:r>
     </w:p>
     <w:p>
@@ -8652,6 +8664,308 @@
       </w:tr>
     </w:tbl>
     <w:p/>
+    <w:p>
+      <w:pPr>
+        <w:spacing w:before="240" w:after="120"/>
+      </w:pPr>
+      <w:r>
+        <w:rPr>
+          <w:rFonts w:ascii="黑体" w:hAnsi="黑体" w:eastAsia="黑体"/>
+          <w:b/>
+          <w:sz w:val="24"/>
+        </w:rPr>
+        <w:t>6.1.4 主机侧单元测试</w:t>
+      </w:r>
+    </w:p>
+    <w:p>
+      <w:pPr>
+        <w:ind w:firstLine="480"/>
+      </w:pPr>
+      <w:r>
+        <w:rPr>
+          <w:rFonts w:ascii="宋体" w:hAnsi="宋体" w:eastAsia="宋体"/>
+          <w:sz w:val="24"/>
+        </w:rPr>
+        <w:t>协议解析、信号处理与报告生成三部分逻辑不依赖ESP-IDF（仅使用标准C库），因此可以在PC上直接编译运行，作为固件测试之外的补充验证手段。这样做的好处是：修改一行CRC或滤波代码无需烧录即可验证，且回归成本为零，可在每次提交前执行。</w:t>
+      </w:r>
+    </w:p>
+    <w:p>
+      <w:pPr>
+        <w:ind w:firstLine="480"/>
+      </w:pPr>
+      <w:r>
+        <w:rPr>
+          <w:rFonts w:ascii="宋体" w:hAnsi="宋体" w:eastAsia="宋体"/>
+          <w:sz w:val="24"/>
+        </w:rPr>
+        <w:t>测试代码位于工程host_tests/目录，通过bash host_tests/run.sh一键运行，共71项断言，分为三组：</w:t>
+      </w:r>
+    </w:p>
+    <w:tbl>
+      <w:tblPr>
+        <w:tblStyle w:val="TableGrid"/>
+        <w:tblW w:type="auto" w:w="0"/>
+        <w:jc w:val="center"/>
+        <w:tblLook w:firstColumn="1" w:firstRow="1" w:lastColumn="0" w:lastRow="0" w:noHBand="0" w:noVBand="1" w:val="04A0"/>
+      </w:tblPr>
+      <w:tblGrid>
+        <w:gridCol w:w="2882"/>
+        <w:gridCol w:w="2882"/>
+        <w:gridCol w:w="2882"/>
+      </w:tblGrid>
+      <w:tr>
+        <w:tc>
+          <w:tcPr>
+            <w:tcW w:type="dxa" w:w="2882"/>
+          </w:tcPr>
+          <w:p>
+            <w:pPr>
+              <w:jc w:val="center"/>
+            </w:pPr>
+            <w:r>
+              <w:rPr>
+                <w:b/>
+              </w:rPr>
+            </w:r>
+            <w:r>
+              <w:rPr>
+                <w:rFonts w:ascii="宋体" w:hAnsi="宋体" w:eastAsia="宋体"/>
+                <w:b/>
+                <w:sz w:val="20"/>
+              </w:rPr>
+              <w:t>测试组</w:t>
+            </w:r>
+          </w:p>
+        </w:tc>
+        <w:tc>
+          <w:tcPr>
+            <w:tcW w:type="dxa" w:w="2882"/>
+          </w:tcPr>
+          <w:p>
+            <w:pPr>
+              <w:jc w:val="center"/>
+            </w:pPr>
+            <w:r>
+              <w:rPr>
+                <w:b/>
+              </w:rPr>
+            </w:r>
+            <w:r>
+              <w:rPr>
+                <w:rFonts w:ascii="宋体" w:hAnsi="宋体" w:eastAsia="宋体"/>
+                <w:b/>
+                <w:sz w:val="20"/>
+              </w:rPr>
+              <w:t>断言数</w:t>
+            </w:r>
+          </w:p>
+        </w:tc>
+        <w:tc>
+          <w:tcPr>
+            <w:tcW w:type="dxa" w:w="2882"/>
+          </w:tcPr>
+          <w:p>
+            <w:pPr>
+              <w:jc w:val="center"/>
+            </w:pPr>
+            <w:r>
+              <w:rPr>
+                <w:b/>
+              </w:rPr>
+            </w:r>
+            <w:r>
+              <w:rPr>
+                <w:rFonts w:ascii="宋体" w:hAnsi="宋体" w:eastAsia="宋体"/>
+                <w:b/>
+                <w:sz w:val="20"/>
+              </w:rPr>
+              <w:t>覆盖内容</w:t>
+            </w:r>
+          </w:p>
+        </w:tc>
+      </w:tr>
+      <w:tr>
+        <w:tc>
+          <w:tcPr>
+            <w:tcW w:type="dxa" w:w="2882"/>
+          </w:tcPr>
+          <w:p>
+            <w:pPr>
+              <w:jc w:val="center"/>
+            </w:pPr>
+            <w:r/>
+            <w:r>
+              <w:rPr>
+                <w:rFonts w:ascii="宋体" w:hAnsi="宋体" w:eastAsia="宋体"/>
+                <w:sz w:val="20"/>
+              </w:rPr>
+              <w:t>协议层</w:t>
+            </w:r>
+          </w:p>
+        </w:tc>
+        <w:tc>
+          <w:tcPr>
+            <w:tcW w:type="dxa" w:w="2882"/>
+          </w:tcPr>
+          <w:p>
+            <w:pPr>
+              <w:jc w:val="center"/>
+            </w:pPr>
+            <w:r/>
+            <w:r>
+              <w:rPr>
+                <w:rFonts w:ascii="宋体" w:hAnsi="宋体" w:eastAsia="宋体"/>
+                <w:sz w:val="20"/>
+              </w:rPr>
+              <w:t>31</w:t>
+            </w:r>
+          </w:p>
+        </w:tc>
+        <w:tc>
+          <w:tcPr>
+            <w:tcW w:type="dxa" w:w="2882"/>
+          </w:tcPr>
+          <w:p>
+            <w:pPr>
+              <w:jc w:val="center"/>
+            </w:pPr>
+            <w:r/>
+            <w:r>
+              <w:rPr>
+                <w:rFonts w:ascii="宋体" w:hAnsi="宋体" w:eastAsia="宋体"/>
+                <w:sz w:val="20"/>
+              </w:rPr>
+              <w:t>CRC16（查表法与逐位参考实现交叉验证、经典测试向量）、请求帧构建（含广播地址与缓冲区不足）、请求/响应/异常帧解析、CRC损坏识别、长度与空指针边界、T3.5静默时间</w:t>
+            </w:r>
+          </w:p>
+        </w:tc>
+      </w:tr>
+      <w:tr>
+        <w:tc>
+          <w:tcPr>
+            <w:tcW w:type="dxa" w:w="2882"/>
+          </w:tcPr>
+          <w:p>
+            <w:pPr>
+              <w:jc w:val="center"/>
+            </w:pPr>
+            <w:r/>
+            <w:r>
+              <w:rPr>
+                <w:rFonts w:ascii="宋体" w:hAnsi="宋体" w:eastAsia="宋体"/>
+                <w:sz w:val="20"/>
+              </w:rPr>
+              <w:t>波形信号处理</w:t>
+            </w:r>
+          </w:p>
+        </w:tc>
+        <w:tc>
+          <w:tcPr>
+            <w:tcW w:type="dxa" w:w="2882"/>
+          </w:tcPr>
+          <w:p>
+            <w:pPr>
+              <w:jc w:val="center"/>
+            </w:pPr>
+            <w:r/>
+            <w:r>
+              <w:rPr>
+                <w:rFonts w:ascii="宋体" w:hAnsi="宋体" w:eastAsia="宋体"/>
+                <w:sz w:val="20"/>
+              </w:rPr>
+              <w:t>15</w:t>
+            </w:r>
+          </w:p>
+        </w:tc>
+        <w:tc>
+          <w:tcPr>
+            <w:tcW w:type="dxa" w:w="2882"/>
+          </w:tcPr>
+          <w:p>
+            <w:pPr>
+              <w:jc w:val="center"/>
+            </w:pPr>
+            <w:r/>
+            <w:r>
+              <w:rPr>
+                <w:rFonts w:ascii="宋体" w:hAnsi="宋体" w:eastAsia="宋体"/>
+                <w:sz w:val="20"/>
+              </w:rPr>
+              <w:t>滑动平均滤波（窗口为1/3/0、边界收缩）、峰峰值与直流分量、长度为零的边界、上升沿触发检测（含恰好等于阈值、仅下降沿等情形）</w:t>
+            </w:r>
+          </w:p>
+        </w:tc>
+      </w:tr>
+      <w:tr>
+        <w:tc>
+          <w:tcPr>
+            <w:tcW w:type="dxa" w:w="2882"/>
+          </w:tcPr>
+          <w:p>
+            <w:pPr>
+              <w:jc w:val="center"/>
+            </w:pPr>
+            <w:r/>
+            <w:r>
+              <w:rPr>
+                <w:rFonts w:ascii="宋体" w:hAnsi="宋体" w:eastAsia="宋体"/>
+                <w:sz w:val="20"/>
+              </w:rPr>
+              <w:t>诊断报告生成</w:t>
+            </w:r>
+          </w:p>
+        </w:tc>
+        <w:tc>
+          <w:tcPr>
+            <w:tcW w:type="dxa" w:w="2882"/>
+          </w:tcPr>
+          <w:p>
+            <w:pPr>
+              <w:jc w:val="center"/>
+            </w:pPr>
+            <w:r/>
+            <w:r>
+              <w:rPr>
+                <w:rFonts w:ascii="宋体" w:hAnsi="宋体" w:eastAsia="宋体"/>
+                <w:sz w:val="20"/>
+              </w:rPr>
+              <w:t>25</w:t>
+            </w:r>
+          </w:p>
+        </w:tc>
+        <w:tc>
+          <w:tcPr>
+            <w:tcW w:type="dxa" w:w="2882"/>
+          </w:tcPr>
+          <w:p>
+            <w:pPr>
+              <w:jc w:val="center"/>
+            </w:pPr>
+            <w:r/>
+            <w:r>
+              <w:rPr>
+                <w:rFonts w:ascii="宋体" w:hAnsi="宋体" w:eastAsia="宋体"/>
+                <w:sz w:val="20"/>
+              </w:rPr>
+              <w:t>JSON结构与字段取值、HTML四段式布局、异常码处置建议的触发条件、无数据时输出`No Data`而非满分、全部数值不出现`INT32_MAX`哨兵值</w:t>
+            </w:r>
+          </w:p>
+        </w:tc>
+      </w:tr>
+    </w:tbl>
+    <w:p/>
+    <w:p>
+      <w:pPr>
+        <w:ind w:firstLine="480"/>
+      </w:pPr>
+      <w:r>
+        <w:rPr>
+          <w:rFonts w:ascii="宋体" w:hAnsi="宋体" w:eastAsia="宋体"/>
+          <w:sz w:val="24"/>
+        </w:rPr>
+        <w:t>该组测试在开发过程中直接暴露了三类缺陷：响应帧被按请求帧解析导致数值错位、signal_measure_dc()在长度为零时整数除零（在ESP32上会触发panic）、以及无数据时将min_response_us的初值INT32_MAX直接写入报告。这些问题都不会导致编译失败，只会在界面上显示为"看起来正常"的错误数据，属于单元测试最适合拦截的一类。</w:t>
+      </w:r>
+    </w:p>
     <w:p>
       <w:pPr>
         <w:spacing w:before="240" w:after="120"/>
@@ -9680,7 +9994,7 @@
           <w:rFonts w:ascii="宋体" w:hAnsi="宋体" w:eastAsia="宋体"/>
           <w:sz w:val="24"/>
         </w:rPr>
-        <w:t>Modbus TCP通信测试旨在验证系统作为TCP客户端连接从站的能力及并发处理性能。测试方法如下：</w:t>
+        <w:t>Modbus TCP通信测试旨在验证系统作为TCP客户端连接从站的能力及单连接下的稳定性。测试方法如下：</w:t>
       </w:r>
     </w:p>
     <w:p>
@@ -9716,7 +10030,7 @@
           <w:rFonts w:ascii="宋体" w:hAnsi="宋体" w:eastAsia="宋体"/>
           <w:sz w:val="24"/>
         </w:rPr>
-        <w:t>（3）测试内容分为两部分：一是单连接稳定性测试，连续发送1000次功能码03请求；二是并发连接测试，分别测试1、2、3个并发TCP连接下的通信性能。</w:t>
+        <w:t>（3）测试内容分为两部分：一是单连接稳定性测试，连续发送1000次功能码03请求；二是TCP异常处理验证，覆盖从站断开、事务号不匹配的迟到响应、超时是否按配置值生效三种场景。</w:t>
       </w:r>
     </w:p>
     <w:p>
@@ -10080,7 +10394,7 @@
           <w:rFonts w:ascii="宋体" w:hAnsi="宋体" w:eastAsia="宋体"/>
           <w:sz w:val="24"/>
         </w:rPr>
-        <w:t>并发连接测试结果如表6-4所示。</w:t>
+        <w:t>TCP异常处理验证结果如表6-4所示。</w:t>
       </w:r>
     </w:p>
     <w:tbl>
@@ -10091,17 +10405,14 @@
         <w:tblLook w:firstColumn="1" w:firstRow="1" w:lastColumn="0" w:lastRow="0" w:noHBand="0" w:noVBand="1" w:val="04A0"/>
       </w:tblPr>
       <w:tblGrid>
-        <w:gridCol w:w="1441"/>
-        <w:gridCol w:w="1441"/>
-        <w:gridCol w:w="1441"/>
-        <w:gridCol w:w="1441"/>
-        <w:gridCol w:w="1441"/>
-        <w:gridCol w:w="1441"/>
+        <w:gridCol w:w="2882"/>
+        <w:gridCol w:w="2882"/>
+        <w:gridCol w:w="2882"/>
       </w:tblGrid>
       <w:tr>
         <w:tc>
           <w:tcPr>
-            <w:tcW w:type="dxa" w:w="1441"/>
+            <w:tcW w:type="dxa" w:w="2882"/>
           </w:tcPr>
           <w:p>
             <w:pPr>
@@ -10118,13 +10429,13 @@
                 <w:b/>
                 <w:sz w:val="20"/>
               </w:rPr>
-              <w:t>并发连接数</w:t>
-            </w:r>
-          </w:p>
-        </w:tc>
-        <w:tc>
-          <w:tcPr>
-            <w:tcW w:type="dxa" w:w="1441"/>
+              <w:t>异常场景</w:t>
+            </w:r>
+          </w:p>
+        </w:tc>
+        <w:tc>
+          <w:tcPr>
+            <w:tcW w:type="dxa" w:w="2882"/>
           </w:tcPr>
           <w:p>
             <w:pPr>
@@ -10141,13 +10452,13 @@
                 <w:b/>
                 <w:sz w:val="20"/>
               </w:rPr>
-              <w:t>请求总次数</w:t>
-            </w:r>
-          </w:p>
-        </w:tc>
-        <w:tc>
-          <w:tcPr>
-            <w:tcW w:type="dxa" w:w="1441"/>
+              <w:t>处理方式</w:t>
+            </w:r>
+          </w:p>
+        </w:tc>
+        <w:tc>
+          <w:tcPr>
+            <w:tcW w:type="dxa" w:w="2882"/>
           </w:tcPr>
           <w:p>
             <w:pPr>
@@ -10164,76 +10475,7 @@
                 <w:b/>
                 <w:sz w:val="20"/>
               </w:rPr>
-              <w:t>成功次数</w:t>
-            </w:r>
-          </w:p>
-        </w:tc>
-        <w:tc>
-          <w:tcPr>
-            <w:tcW w:type="dxa" w:w="1441"/>
-          </w:tcPr>
-          <w:p>
-            <w:pPr>
-              <w:jc w:val="center"/>
-            </w:pPr>
-            <w:r>
-              <w:rPr>
-                <w:b/>
-              </w:rPr>
-            </w:r>
-            <w:r>
-              <w:rPr>
-                <w:rFonts w:ascii="宋体" w:hAnsi="宋体" w:eastAsia="宋体"/>
-                <w:b/>
-                <w:sz w:val="20"/>
-              </w:rPr>
-              <w:t>成功率(%)</w:t>
-            </w:r>
-          </w:p>
-        </w:tc>
-        <w:tc>
-          <w:tcPr>
-            <w:tcW w:type="dxa" w:w="1441"/>
-          </w:tcPr>
-          <w:p>
-            <w:pPr>
-              <w:jc w:val="center"/>
-            </w:pPr>
-            <w:r>
-              <w:rPr>
-                <w:b/>
-              </w:rPr>
-            </w:r>
-            <w:r>
-              <w:rPr>
-                <w:rFonts w:ascii="宋体" w:hAnsi="宋体" w:eastAsia="宋体"/>
-                <w:b/>
-                <w:sz w:val="20"/>
-              </w:rPr>
-              <w:t>平均响应时间(ms)</w:t>
-            </w:r>
-          </w:p>
-        </w:tc>
-        <w:tc>
-          <w:tcPr>
-            <w:tcW w:type="dxa" w:w="1441"/>
-          </w:tcPr>
-          <w:p>
-            <w:pPr>
-              <w:jc w:val="center"/>
-            </w:pPr>
-            <w:r>
-              <w:rPr>
-                <w:b/>
-              </w:rPr>
-            </w:r>
-            <w:r>
-              <w:rPr>
-                <w:rFonts w:ascii="宋体" w:hAnsi="宋体" w:eastAsia="宋体"/>
-                <w:b/>
-                <w:sz w:val="20"/>
-              </w:rPr>
-              <w:t>CPU占用率(%)</w:t>
+              <w:t>验证结果</w:t>
             </w:r>
           </w:p>
         </w:tc>
@@ -10241,7 +10483,7 @@
       <w:tr>
         <w:tc>
           <w:tcPr>
-            <w:tcW w:type="dxa" w:w="1441"/>
+            <w:tcW w:type="dxa" w:w="2882"/>
           </w:tcPr>
           <w:p>
             <w:pPr>
@@ -10253,13 +10495,13 @@
                 <w:rFonts w:ascii="宋体" w:hAnsi="宋体" w:eastAsia="宋体"/>
                 <w:sz w:val="20"/>
               </w:rPr>
-              <w:t>1</w:t>
-            </w:r>
-          </w:p>
-        </w:tc>
-        <w:tc>
-          <w:tcPr>
-            <w:tcW w:type="dxa" w:w="1441"/>
+              <w:t>从站断开 / 对端关闭连接</w:t>
+            </w:r>
+          </w:p>
+        </w:tc>
+        <w:tc>
+          <w:tcPr>
+            <w:tcW w:type="dxa" w:w="2882"/>
           </w:tcPr>
           <w:p>
             <w:pPr>
@@ -10271,13 +10513,13 @@
                 <w:rFonts w:ascii="宋体" w:hAnsi="宋体" w:eastAsia="宋体"/>
                 <w:sz w:val="20"/>
               </w:rPr>
-              <w:t>500</w:t>
-            </w:r>
-          </w:p>
-        </w:tc>
-        <w:tc>
-          <w:tcPr>
-            <w:tcW w:type="dxa" w:w="1441"/>
+              <w:t>发送或接收失败时立即关闭 socket 并置为未连接状态，后续请求自动回退到 RS-485 通道</w:t>
+            </w:r>
+          </w:p>
+        </w:tc>
+        <w:tc>
+          <w:tcPr>
+            <w:tcW w:type="dxa" w:w="2882"/>
           </w:tcPr>
           <w:p>
             <w:pPr>
@@ -10289,61 +10531,7 @@
                 <w:rFonts w:ascii="宋体" w:hAnsi="宋体" w:eastAsia="宋体"/>
                 <w:sz w:val="20"/>
               </w:rPr>
-              <w:t>500</w:t>
-            </w:r>
-          </w:p>
-        </w:tc>
-        <w:tc>
-          <w:tcPr>
-            <w:tcW w:type="dxa" w:w="1441"/>
-          </w:tcPr>
-          <w:p>
-            <w:pPr>
-              <w:jc w:val="center"/>
-            </w:pPr>
-            <w:r/>
-            <w:r>
-              <w:rPr>
-                <w:rFonts w:ascii="宋体" w:hAnsi="宋体" w:eastAsia="宋体"/>
-                <w:sz w:val="20"/>
-              </w:rPr>
-              <w:t>100.0</w:t>
-            </w:r>
-          </w:p>
-        </w:tc>
-        <w:tc>
-          <w:tcPr>
-            <w:tcW w:type="dxa" w:w="1441"/>
-          </w:tcPr>
-          <w:p>
-            <w:pPr>
-              <w:jc w:val="center"/>
-            </w:pPr>
-            <w:r/>
-            <w:r>
-              <w:rPr>
-                <w:rFonts w:ascii="宋体" w:hAnsi="宋体" w:eastAsia="宋体"/>
-                <w:sz w:val="20"/>
-              </w:rPr>
-              <w:t>8.6</w:t>
-            </w:r>
-          </w:p>
-        </w:tc>
-        <w:tc>
-          <w:tcPr>
-            <w:tcW w:type="dxa" w:w="1441"/>
-          </w:tcPr>
-          <w:p>
-            <w:pPr>
-              <w:jc w:val="center"/>
-            </w:pPr>
-            <w:r/>
-            <w:r>
-              <w:rPr>
-                <w:rFonts w:ascii="宋体" w:hAnsi="宋体" w:eastAsia="宋体"/>
-                <w:sz w:val="20"/>
-              </w:rPr>
-              <w:t>12</w:t>
+              <w:t>通过</w:t>
             </w:r>
           </w:p>
         </w:tc>
@@ -10351,7 +10539,7 @@
       <w:tr>
         <w:tc>
           <w:tcPr>
-            <w:tcW w:type="dxa" w:w="1441"/>
+            <w:tcW w:type="dxa" w:w="2882"/>
           </w:tcPr>
           <w:p>
             <w:pPr>
@@ -10363,13 +10551,13 @@
                 <w:rFonts w:ascii="宋体" w:hAnsi="宋体" w:eastAsia="宋体"/>
                 <w:sz w:val="20"/>
               </w:rPr>
-              <w:t>2</w:t>
-            </w:r>
-          </w:p>
-        </w:tc>
-        <w:tc>
-          <w:tcPr>
-            <w:tcW w:type="dxa" w:w="1441"/>
+              <w:t>事务号不匹配的迟到响应</w:t>
+            </w:r>
+          </w:p>
+        </w:tc>
+        <w:tc>
+          <w:tcPr>
+            <w:tcW w:type="dxa" w:w="2882"/>
           </w:tcPr>
           <w:p>
             <w:pPr>
@@ -10381,13 +10569,13 @@
                 <w:rFonts w:ascii="宋体" w:hAnsi="宋体" w:eastAsia="宋体"/>
                 <w:sz w:val="20"/>
               </w:rPr>
-              <w:t>500</w:t>
-            </w:r>
-          </w:p>
-        </w:tc>
-        <w:tc>
-          <w:tcPr>
-            <w:tcW w:type="dxa" w:w="1441"/>
+              <w:t>MBAP 头中的事务号与本次请求不一致时判为无效响应，不写入结果</w:t>
+            </w:r>
+          </w:p>
+        </w:tc>
+        <w:tc>
+          <w:tcPr>
+            <w:tcW w:type="dxa" w:w="2882"/>
           </w:tcPr>
           <w:p>
             <w:pPr>
@@ -10399,61 +10587,7 @@
                 <w:rFonts w:ascii="宋体" w:hAnsi="宋体" w:eastAsia="宋体"/>
                 <w:sz w:val="20"/>
               </w:rPr>
-              <w:t>497</w:t>
-            </w:r>
-          </w:p>
-        </w:tc>
-        <w:tc>
-          <w:tcPr>
-            <w:tcW w:type="dxa" w:w="1441"/>
-          </w:tcPr>
-          <w:p>
-            <w:pPr>
-              <w:jc w:val="center"/>
-            </w:pPr>
-            <w:r/>
-            <w:r>
-              <w:rPr>
-                <w:rFonts w:ascii="宋体" w:hAnsi="宋体" w:eastAsia="宋体"/>
-                <w:sz w:val="20"/>
-              </w:rPr>
-              <w:t>99.4</w:t>
-            </w:r>
-          </w:p>
-        </w:tc>
-        <w:tc>
-          <w:tcPr>
-            <w:tcW w:type="dxa" w:w="1441"/>
-          </w:tcPr>
-          <w:p>
-            <w:pPr>
-              <w:jc w:val="center"/>
-            </w:pPr>
-            <w:r/>
-            <w:r>
-              <w:rPr>
-                <w:rFonts w:ascii="宋体" w:hAnsi="宋体" w:eastAsia="宋体"/>
-                <w:sz w:val="20"/>
-              </w:rPr>
-              <w:t>14.3</w:t>
-            </w:r>
-          </w:p>
-        </w:tc>
-        <w:tc>
-          <w:tcPr>
-            <w:tcW w:type="dxa" w:w="1441"/>
-          </w:tcPr>
-          <w:p>
-            <w:pPr>
-              <w:jc w:val="center"/>
-            </w:pPr>
-            <w:r/>
-            <w:r>
-              <w:rPr>
-                <w:rFonts w:ascii="宋体" w:hAnsi="宋体" w:eastAsia="宋体"/>
-                <w:sz w:val="20"/>
-              </w:rPr>
-              <w:t>28</w:t>
+              <w:t>通过</w:t>
             </w:r>
           </w:p>
         </w:tc>
@@ -10461,7 +10595,7 @@
       <w:tr>
         <w:tc>
           <w:tcPr>
-            <w:tcW w:type="dxa" w:w="1441"/>
+            <w:tcW w:type="dxa" w:w="2882"/>
           </w:tcPr>
           <w:p>
             <w:pPr>
@@ -10473,13 +10607,13 @@
                 <w:rFonts w:ascii="宋体" w:hAnsi="宋体" w:eastAsia="宋体"/>
                 <w:sz w:val="20"/>
               </w:rPr>
-              <w:t>3</w:t>
-            </w:r>
-          </w:p>
-        </w:tc>
-        <w:tc>
-          <w:tcPr>
-            <w:tcW w:type="dxa" w:w="1441"/>
+              <w:t>响应超时</w:t>
+            </w:r>
+          </w:p>
+        </w:tc>
+        <w:tc>
+          <w:tcPr>
+            <w:tcW w:type="dxa" w:w="2882"/>
           </w:tcPr>
           <w:p>
             <w:pPr>
@@ -10491,13 +10625,13 @@
                 <w:rFonts w:ascii="宋体" w:hAnsi="宋体" w:eastAsia="宋体"/>
                 <w:sz w:val="20"/>
               </w:rPr>
-              <w:t>500</w:t>
-            </w:r>
-          </w:p>
-        </w:tc>
-        <w:tc>
-          <w:tcPr>
-            <w:tcW w:type="dxa" w:w="1441"/>
+              <w:t>每次请求前按当前配置的 `timeout_ms` 重设 socket 收发超时，扫描时为50ms、单点读写为配置值</w:t>
+            </w:r>
+          </w:p>
+        </w:tc>
+        <w:tc>
+          <w:tcPr>
+            <w:tcW w:type="dxa" w:w="2882"/>
           </w:tcPr>
           <w:p>
             <w:pPr>
@@ -10509,61 +10643,7 @@
                 <w:rFonts w:ascii="宋体" w:hAnsi="宋体" w:eastAsia="宋体"/>
                 <w:sz w:val="20"/>
               </w:rPr>
-              <w:t>491</w:t>
-            </w:r>
-          </w:p>
-        </w:tc>
-        <w:tc>
-          <w:tcPr>
-            <w:tcW w:type="dxa" w:w="1441"/>
-          </w:tcPr>
-          <w:p>
-            <w:pPr>
-              <w:jc w:val="center"/>
-            </w:pPr>
-            <w:r/>
-            <w:r>
-              <w:rPr>
-                <w:rFonts w:ascii="宋体" w:hAnsi="宋体" w:eastAsia="宋体"/>
-                <w:sz w:val="20"/>
-              </w:rPr>
-              <w:t>98.2</w:t>
-            </w:r>
-          </w:p>
-        </w:tc>
-        <w:tc>
-          <w:tcPr>
-            <w:tcW w:type="dxa" w:w="1441"/>
-          </w:tcPr>
-          <w:p>
-            <w:pPr>
-              <w:jc w:val="center"/>
-            </w:pPr>
-            <w:r/>
-            <w:r>
-              <w:rPr>
-                <w:rFonts w:ascii="宋体" w:hAnsi="宋体" w:eastAsia="宋体"/>
-                <w:sz w:val="20"/>
-              </w:rPr>
-              <w:t>21.7</w:t>
-            </w:r>
-          </w:p>
-        </w:tc>
-        <w:tc>
-          <w:tcPr>
-            <w:tcW w:type="dxa" w:w="1441"/>
-          </w:tcPr>
-          <w:p>
-            <w:pPr>
-              <w:jc w:val="center"/>
-            </w:pPr>
-            <w:r/>
-            <w:r>
-              <w:rPr>
-                <w:rFonts w:ascii="宋体" w:hAnsi="宋体" w:eastAsia="宋体"/>
-                <w:sz w:val="20"/>
-              </w:rPr>
-              <w:t>45</w:t>
+              <w:t>通过</w:t>
             </w:r>
           </w:p>
         </w:tc>
@@ -10616,7 +10696,7 @@
           <w:rFonts w:ascii="宋体" w:hAnsi="宋体" w:eastAsia="宋体"/>
           <w:sz w:val="24"/>
         </w:rPr>
-        <w:t>（2）并发性能：随着并发连接数增加，平均响应时间近似线性增长，这符合单线程事件循环架构的特点。3并发时CPU占用率达45%，已接近合理使用上限。测试中出现的少量失败（3并发9次）主要发生在连接切换瞬间，系TCP socket关闭与重建的时间窗口内产生的超时所致。</w:t>
+        <w:t>（2）单连接架构的取舍：本工具的Modbus TCP客户端采用单连接设计——同一时刻只维护一个socket、面向一台目标从站。这是由使用场景决定的：便携式诊断工具在现场是"一个人、一根线、一台设备"的作业方式，不需要同时连接多台从站；单连接也让超时、重试与异常处理的语义保持简单可控，避免多连接下的事务号与响应归属混淆。若后续需要同时监视多台网络设备，需将socket改为连接池并引入按连接独立的事务号空间，属于结构性改动。</w:t>
       </w:r>
     </w:p>
     <w:p>
@@ -10628,7 +10708,7 @@
           <w:rFonts w:ascii="宋体" w:hAnsi="宋体" w:eastAsia="宋体"/>
           <w:sz w:val="24"/>
         </w:rPr>
-        <w:t>（3）实际应用建议：在诊断场景中，通常以单连接方式与目标从站通信即可满足需求。若需同时监控多个设备，建议并发连接数不超过2个，以保证通信可靠性。</w:t>
+        <w:t>（3）异常处理的意义：表6-4中的三项处理直接对应现场最常见的三类故障。断线后若不主动置为未连接，上层会持续向已关闭的socket发请求，且无法回退到串口；事务号不校验时，上一次超时请求的迟到响应会被当作本次结果，界面显示出"另一个请求的数据"——这种错误比超时更难排查，因为看起来一切正常。</w:t>
       </w:r>
     </w:p>
     <w:p>

--- a/论文/毕业论文_排版版.docx
+++ b/论文/毕业论文_排版版.docx
@@ -6611,7 +6611,7 @@
           <w:rFonts w:ascii="宋体" w:hAnsi="宋体" w:eastAsia="宋体"/>
           <w:sz w:val="24"/>
         </w:rPr>
-        <w:t>设备扫描模块负责自动发现RS-485总线上的Modbus从站设备。扫描过程支持多种波特率并行测试，以适应不同设备可能使用不同通信参数的实际情况。系统预定义了常用的波特率数组：1200、2400、4800、9600、19200、38400、57600和115200。</w:t>
+        <w:t>设备扫描模块负责自动发现RS-485总线上的Modbus从站设备。扫描按波特率分档进行，以适应不同设备使用的通信参数：扫描器预定义了9600、19200、38400、57600、115200五档波特率，全档模式按顺序逐档遍历（同一时刻只用一种波特率，串行探测），快速模式则只使用当前配置的一档。选择五档而非更全的列表，是因为RS-485现场设备绝大多数工作在9600~115200区间，更低的1200/2400/4800多见于老旧仪表，需要时可在设置页把波特率调到该档后用快速模式扫描。</w:t>
       </w:r>
     </w:p>
     <w:p>
@@ -10770,7 +10770,7 @@
           <w:rFonts w:ascii="宋体" w:hAnsi="宋体" w:eastAsia="宋体"/>
           <w:sz w:val="24"/>
         </w:rPr>
-        <w:t>（2）在ESP32-S3上启动RTU扫描功能，扫描地址范围设定为1~247（Modbus标准地址范围），波特率分别设置为9600bps和38400bps。</w:t>
+        <w:t>（2）在ESP32-S3上启动RTU扫描功能，扫描地址范围设定为1~247（Modbus标准地址范围）。扫描器提供两种模式：全档模式依次遍历9600、19200、38400、57600、115200五档波特率，适合不清楚设备参数的首次排查；快速模式只使用当前串口配置的波特率，适合已知设备参数时快速定位。单次请求超时取设置页的可配置值（50/100/200/500/1000ms 五档），本次测试按表中条件分别设为500ms与200ms；扫描期间不重试——247个地址若各重试一次，总耗时将直接翻倍。</w:t>
       </w:r>
     </w:p>
     <w:p>
@@ -11004,7 +11004,7 @@
                 <w:rFonts w:ascii="宋体" w:hAnsi="宋体" w:eastAsia="宋体"/>
                 <w:sz w:val="20"/>
               </w:rPr>
-              <w:t>9600bps，超时500ms</w:t>
+              <w:t>快速模式 9600bps，超时500ms</w:t>
             </w:r>
           </w:p>
         </w:tc>
@@ -11132,7 +11132,7 @@
                 <w:rFonts w:ascii="宋体" w:hAnsi="宋体" w:eastAsia="宋体"/>
                 <w:sz w:val="20"/>
               </w:rPr>
-              <w:t>38400bps，超时200ms</w:t>
+              <w:t>快速模式 38400bps，超时200ms</w:t>
             </w:r>
           </w:p>
         </w:tc>
@@ -11260,7 +11260,7 @@
                 <w:rFonts w:ascii="宋体" w:hAnsi="宋体" w:eastAsia="宋体"/>
                 <w:sz w:val="20"/>
               </w:rPr>
-              <w:t>9600bps，超时500ms</w:t>
+              <w:t>快速模式 9600bps，超时500ms</w:t>
             </w:r>
           </w:p>
         </w:tc>
@@ -11388,7 +11388,7 @@
                 <w:rFonts w:ascii="宋体" w:hAnsi="宋体" w:eastAsia="宋体"/>
                 <w:sz w:val="20"/>
               </w:rPr>
-              <w:t>38400bps，超时200ms</w:t>
+              <w:t>快速模式 38400bps，超时200ms</w:t>
             </w:r>
           </w:p>
         </w:tc>

--- a/论文/毕业论文_排版版.docx
+++ b/论文/毕业论文_排版版.docx
@@ -7647,7 +7647,7 @@
           <w:rFonts w:ascii="宋体" w:hAnsi="宋体" w:eastAsia="宋体"/>
           <w:sz w:val="24"/>
         </w:rPr>
-        <w:t>除AP模式外，系统还支持STA（Station）模式，可通过设置页面配置目标路由器的SSID和密码，连接到现有WiFi网络。STA模式适用于需要将诊断数据上传到远程服务器的场景。</w:t>
+        <w:t>除AP模式外，固件保留了STA（Station）模式的代码路径，目标路由器的SSID与密码在app_config.h中配置（当前版本未提供屏幕输入界面，因四键机身不适合输入Wi-Fi密码；设置页仅只读显示当前AP名称）。STA模式适用于需要将诊断数据上传到远程服务器的场景。</w:t>
       </w:r>
     </w:p>
     <w:p>

--- a/论文/毕业论文_排版版.docx
+++ b/论文/毕业论文_排版版.docx
@@ -4612,6 +4612,85 @@
     </w:p>
     <w:p>
       <w:pPr>
+        <w:ind w:left="850"/>
+      </w:pPr>
+      <w:r>
+        <w:rPr>
+          <w:rFonts w:ascii="宋体" w:hAnsi="宋体" w:eastAsia="宋体"/>
+          <w:i/>
+          <w:sz w:val="24"/>
+        </w:rPr>
+        <w:t>硬件总体架构如图 4-1 所示：供电链（USB-C → PTC/TVS → AMS1117-3.3）、主控最小系统、</w:t>
+      </w:r>
+    </w:p>
+    <w:p>
+      <w:pPr>
+        <w:ind w:left="850"/>
+      </w:pPr>
+      <w:r>
+        <w:rPr>
+          <w:rFonts w:ascii="宋体" w:hAnsi="宋体" w:eastAsia="宋体"/>
+          <w:i/>
+          <w:sz w:val="24"/>
+        </w:rPr>
+        <w:t>RS-485 接口、显示与按键、波形分压取样，以及调试用的 CH340C 下载通道。</w:t>
+      </w:r>
+    </w:p>
+    <w:p>
+      <w:pPr>
+        <w:spacing w:before="120" w:after="60"/>
+        <w:jc w:val="center"/>
+      </w:pPr>
+      <w:r>
+        <w:drawing>
+          <wp:inline xmlns:a="http://schemas.openxmlformats.org/drawingml/2006/main" xmlns:pic="http://schemas.openxmlformats.org/drawingml/2006/picture">
+            <wp:extent cx="5394960" cy="3481477"/>
+            <wp:docPr id="1" name="Picture 1"/>
+            <wp:cNvGraphicFramePr>
+              <a:graphicFrameLocks noChangeAspect="1"/>
+            </wp:cNvGraphicFramePr>
+            <a:graphic>
+              <a:graphicData uri="http://schemas.openxmlformats.org/drawingml/2006/picture">
+                <pic:pic>
+                  <pic:nvPicPr>
+                    <pic:cNvPr id="0" name="fig_4_1_hw_arch.png"/>
+                    <pic:cNvPicPr/>
+                  </pic:nvPicPr>
+                  <pic:blipFill>
+                    <a:blip r:embed="rId9"/>
+                    <a:stretch>
+                      <a:fillRect/>
+                    </a:stretch>
+                  </pic:blipFill>
+                  <pic:spPr>
+                    <a:xfrm>
+                      <a:off x="0" y="0"/>
+                      <a:ext cx="5394960" cy="3481477"/>
+                    </a:xfrm>
+                    <a:prstGeom prst="rect"/>
+                  </pic:spPr>
+                </pic:pic>
+              </a:graphicData>
+            </a:graphic>
+          </wp:inline>
+        </w:drawing>
+      </w:r>
+    </w:p>
+    <w:p>
+      <w:pPr>
+        <w:spacing w:after="200"/>
+        <w:jc w:val="center"/>
+      </w:pPr>
+      <w:r>
+        <w:rPr>
+          <w:rFonts w:ascii="宋体" w:hAnsi="宋体" w:eastAsia="宋体"/>
+          <w:sz w:val="21"/>
+        </w:rPr>
+        <w:t>图 4-1  系统硬件架构</w:t>
+      </w:r>
+    </w:p>
+    <w:p>
+      <w:pPr>
         <w:spacing w:before="240" w:after="120"/>
       </w:pPr>
       <w:r>
@@ -4881,6 +4960,71 @@
           <w:sz w:val="24"/>
         </w:rPr>
         <w:t>说明（原A1冲突已消解）：早期版本曾将GPIO4同时分配给RS-485方向控制（本节）与ADC采样输入（4.6.1节），二者在同一引脚上不可共存。定稿版保留GPIO4专用于RS-485的DE/RE方向控制（该脚需要较强的推挽驱动能力与实时翻转速度，且靠近UART1引脚组，走线最短），ADC采样通道迁移至GPIO5（ADC1_CH4）。固件侧`app_config.h`的`WAVE_ADC_CHANNEL`已同步为`ADC_CHANNEL_4`。</w:t>
+      </w:r>
+    </w:p>
+    <w:p>
+      <w:pPr>
+        <w:ind w:firstLine="480"/>
+      </w:pPr>
+      <w:r>
+        <w:rPr>
+          <w:rFonts w:ascii="宋体" w:hAnsi="宋体" w:eastAsia="宋体"/>
+          <w:sz w:val="24"/>
+        </w:rPr>
+        <w:t>接口电路的连接关系如图 4-2 所示（网络名与器件直接取自仓库 hardware/netlist.json， 与固件 app_config.h 的引脚定义由自检脚本强制一致）。</w:t>
+      </w:r>
+    </w:p>
+    <w:p>
+      <w:pPr>
+        <w:spacing w:before="120" w:after="60"/>
+        <w:jc w:val="center"/>
+      </w:pPr>
+      <w:r>
+        <w:drawing>
+          <wp:inline xmlns:a="http://schemas.openxmlformats.org/drawingml/2006/main" xmlns:pic="http://schemas.openxmlformats.org/drawingml/2006/picture">
+            <wp:extent cx="5394960" cy="2936665"/>
+            <wp:docPr id="2" name="Picture 2"/>
+            <wp:cNvGraphicFramePr>
+              <a:graphicFrameLocks noChangeAspect="1"/>
+            </wp:cNvGraphicFramePr>
+            <a:graphic>
+              <a:graphicData uri="http://schemas.openxmlformats.org/drawingml/2006/picture">
+                <pic:pic>
+                  <pic:nvPicPr>
+                    <pic:cNvPr id="0" name="fig_4_2_rs485.png"/>
+                    <pic:cNvPicPr/>
+                  </pic:nvPicPr>
+                  <pic:blipFill>
+                    <a:blip r:embed="rId10"/>
+                    <a:stretch>
+                      <a:fillRect/>
+                    </a:stretch>
+                  </pic:blipFill>
+                  <pic:spPr>
+                    <a:xfrm>
+                      <a:off x="0" y="0"/>
+                      <a:ext cx="5394960" cy="2936665"/>
+                    </a:xfrm>
+                    <a:prstGeom prst="rect"/>
+                  </pic:spPr>
+                </pic:pic>
+              </a:graphicData>
+            </a:graphic>
+          </wp:inline>
+        </w:drawing>
+      </w:r>
+    </w:p>
+    <w:p>
+      <w:pPr>
+        <w:spacing w:after="200"/>
+        <w:jc w:val="center"/>
+      </w:pPr>
+      <w:r>
+        <w:rPr>
+          <w:rFonts w:ascii="宋体" w:hAnsi="宋体" w:eastAsia="宋体"/>
+          <w:sz w:val="21"/>
+        </w:rPr>
+        <w:t>图 4-2  RS-485 接口电路</w:t>
       </w:r>
     </w:p>
     <w:p>
@@ -6246,6 +6390,71 @@
     </w:p>
     <w:p>
       <w:pPr>
+        <w:ind w:firstLine="480"/>
+      </w:pPr>
+      <w:r>
+        <w:rPr>
+          <w:rFonts w:ascii="宋体" w:hAnsi="宋体" w:eastAsia="宋体"/>
+          <w:sz w:val="24"/>
+        </w:rPr>
+        <w:t>各组件的分层关系如图 5-1 所示，依赖方向自下而上，具体依赖边由各组件 CMakeLists.txt 的 REQUIRES 声明，编译期即被 ESP-IDF 构建系统校验。</w:t>
+      </w:r>
+    </w:p>
+    <w:p>
+      <w:pPr>
+        <w:spacing w:before="120" w:after="60"/>
+        <w:jc w:val="center"/>
+      </w:pPr>
+      <w:r>
+        <w:drawing>
+          <wp:inline xmlns:a="http://schemas.openxmlformats.org/drawingml/2006/main" xmlns:pic="http://schemas.openxmlformats.org/drawingml/2006/picture">
+            <wp:extent cx="5394960" cy="3149711"/>
+            <wp:docPr id="3" name="Picture 3"/>
+            <wp:cNvGraphicFramePr>
+              <a:graphicFrameLocks noChangeAspect="1"/>
+            </wp:cNvGraphicFramePr>
+            <a:graphic>
+              <a:graphicData uri="http://schemas.openxmlformats.org/drawingml/2006/picture">
+                <pic:pic>
+                  <pic:nvPicPr>
+                    <pic:cNvPr id="0" name="fig_5_1_sw_arch.png"/>
+                    <pic:cNvPicPr/>
+                  </pic:nvPicPr>
+                  <pic:blipFill>
+                    <a:blip r:embed="rId11"/>
+                    <a:stretch>
+                      <a:fillRect/>
+                    </a:stretch>
+                  </pic:blipFill>
+                  <pic:spPr>
+                    <a:xfrm>
+                      <a:off x="0" y="0"/>
+                      <a:ext cx="5394960" cy="3149711"/>
+                    </a:xfrm>
+                    <a:prstGeom prst="rect"/>
+                  </pic:spPr>
+                </pic:pic>
+              </a:graphicData>
+            </a:graphic>
+          </wp:inline>
+        </w:drawing>
+      </w:r>
+    </w:p>
+    <w:p>
+      <w:pPr>
+        <w:spacing w:after="200"/>
+        <w:jc w:val="center"/>
+      </w:pPr>
+      <w:r>
+        <w:rPr>
+          <w:rFonts w:ascii="宋体" w:hAnsi="宋体" w:eastAsia="宋体"/>
+          <w:sz w:val="21"/>
+        </w:rPr>
+        <w:t>图 5-1  软件组件分层</w:t>
+      </w:r>
+    </w:p>
+    <w:p>
+      <w:pPr>
         <w:spacing w:before="240" w:after="120"/>
       </w:pPr>
       <w:r>
@@ -7586,6 +7795,71 @@
           <w:sz w:val="24"/>
         </w:rPr>
         <w:t>所有控件均基于底层的tft_fill_rect、tft_draw_pixel和tft_draw_string等图形原语实现，这些原语通过SPI接口直接操作ILI9341显示屏。</w:t>
+      </w:r>
+    </w:p>
+    <w:p>
+      <w:pPr>
+        <w:ind w:firstLine="480"/>
+      </w:pPr>
+      <w:r>
+        <w:rPr>
+          <w:rFonts w:ascii="宋体" w:hAnsi="宋体" w:eastAsia="宋体"/>
+          <w:sz w:val="24"/>
+        </w:rPr>
+        <w:t>页面的组织结构与页面栈行为如图 5-2 所示。</w:t>
+      </w:r>
+    </w:p>
+    <w:p>
+      <w:pPr>
+        <w:spacing w:before="120" w:after="60"/>
+        <w:jc w:val="center"/>
+      </w:pPr>
+      <w:r>
+        <w:drawing>
+          <wp:inline xmlns:a="http://schemas.openxmlformats.org/drawingml/2006/main" xmlns:pic="http://schemas.openxmlformats.org/drawingml/2006/picture">
+            <wp:extent cx="5394960" cy="3174634"/>
+            <wp:docPr id="4" name="Picture 4"/>
+            <wp:cNvGraphicFramePr>
+              <a:graphicFrameLocks noChangeAspect="1"/>
+            </wp:cNvGraphicFramePr>
+            <a:graphic>
+              <a:graphicData uri="http://schemas.openxmlformats.org/drawingml/2006/picture">
+                <pic:pic>
+                  <pic:nvPicPr>
+                    <pic:cNvPr id="0" name="fig_5_2_page_tree.png"/>
+                    <pic:cNvPicPr/>
+                  </pic:nvPicPr>
+                  <pic:blipFill>
+                    <a:blip r:embed="rId12"/>
+                    <a:stretch>
+                      <a:fillRect/>
+                    </a:stretch>
+                  </pic:blipFill>
+                  <pic:spPr>
+                    <a:xfrm>
+                      <a:off x="0" y="0"/>
+                      <a:ext cx="5394960" cy="3174634"/>
+                    </a:xfrm>
+                    <a:prstGeom prst="rect"/>
+                  </pic:spPr>
+                </pic:pic>
+              </a:graphicData>
+            </a:graphic>
+          </wp:inline>
+        </w:drawing>
+      </w:r>
+    </w:p>
+    <w:p>
+      <w:pPr>
+        <w:spacing w:after="200"/>
+        <w:jc w:val="center"/>
+      </w:pPr>
+      <w:r>
+        <w:rPr>
+          <w:rFonts w:ascii="宋体" w:hAnsi="宋体" w:eastAsia="宋体"/>
+          <w:sz w:val="21"/>
+        </w:rPr>
+        <w:t>图 5-2  GUI 页面结构与页面栈</w:t>
       </w:r>
     </w:p>
     <w:p>
@@ -8964,6 +9238,71 @@
           <w:sz w:val="24"/>
         </w:rPr>
         <w:t>该组测试在开发过程中直接暴露了三类缺陷：响应帧被按请求帧解析导致数值错位、signal_measure_dc()在长度为零时整数除零（在ESP32上会触发panic）、以及无数据时将min_response_us的初值INT32_MAX直接写入报告。这些问题都不会导致编译失败，只会在界面上显示为"看起来正常"的错误数据，属于单元测试最适合拦截的一类。</w:t>
+      </w:r>
+    </w:p>
+    <w:p>
+      <w:pPr>
+        <w:ind w:firstLine="480"/>
+      </w:pPr>
+      <w:r>
+        <w:rPr>
+          <w:rFonts w:ascii="宋体" w:hAnsi="宋体" w:eastAsia="宋体"/>
+          <w:sz w:val="24"/>
+        </w:rPr>
+        <w:t>评分模型三个分项的取值曲线如图 6-1 所示，断点（响应 5ms/100ms、错误率 10%、 抖动 1ms/50ms）与 health_metrics.c 中的分段函数完全一致，并已由主机侧单元测试固定。</w:t>
+      </w:r>
+    </w:p>
+    <w:p>
+      <w:pPr>
+        <w:spacing w:before="120" w:after="60"/>
+        <w:jc w:val="center"/>
+      </w:pPr>
+      <w:r>
+        <w:drawing>
+          <wp:inline xmlns:a="http://schemas.openxmlformats.org/drawingml/2006/main" xmlns:pic="http://schemas.openxmlformats.org/drawingml/2006/picture">
+            <wp:extent cx="5394960" cy="1978152"/>
+            <wp:docPr id="5" name="Picture 5"/>
+            <wp:cNvGraphicFramePr>
+              <a:graphicFrameLocks noChangeAspect="1"/>
+            </wp:cNvGraphicFramePr>
+            <a:graphic>
+              <a:graphicData uri="http://schemas.openxmlformats.org/drawingml/2006/picture">
+                <pic:pic>
+                  <pic:nvPicPr>
+                    <pic:cNvPr id="0" name="fig_6_1_health_curve.png"/>
+                    <pic:cNvPicPr/>
+                  </pic:nvPicPr>
+                  <pic:blipFill>
+                    <a:blip r:embed="rId13"/>
+                    <a:stretch>
+                      <a:fillRect/>
+                    </a:stretch>
+                  </pic:blipFill>
+                  <pic:spPr>
+                    <a:xfrm>
+                      <a:off x="0" y="0"/>
+                      <a:ext cx="5394960" cy="1978152"/>
+                    </a:xfrm>
+                    <a:prstGeom prst="rect"/>
+                  </pic:spPr>
+                </pic:pic>
+              </a:graphicData>
+            </a:graphic>
+          </wp:inline>
+        </w:drawing>
+      </w:r>
+    </w:p>
+    <w:p>
+      <w:pPr>
+        <w:spacing w:after="200"/>
+        <w:jc w:val="center"/>
+      </w:pPr>
+      <w:r>
+        <w:rPr>
+          <w:rFonts w:ascii="宋体" w:hAnsi="宋体" w:eastAsia="宋体"/>
+          <w:sz w:val="21"/>
+        </w:rPr>
+        <w:t>图 6-1  三维加权评分模型的分项曲线</w:t>
       </w:r>
     </w:p>
     <w:p>
@@ -11503,6 +11842,71 @@
       </w:tr>
     </w:tbl>
     <w:p/>
+    <w:p>
+      <w:pPr>
+        <w:ind w:firstLine="480"/>
+      </w:pPr>
+      <w:r>
+        <w:rPr>
+          <w:rFonts w:ascii="宋体" w:hAnsi="宋体" w:eastAsia="宋体"/>
+          <w:sz w:val="24"/>
+        </w:rPr>
+        <w:t>将表 6-5 的实测耗时绘成柱状图（图 6-2），可以直观看出扫描时间主要受"地址范围 × 单地址超时"支配，波特率的影响次之。</w:t>
+      </w:r>
+    </w:p>
+    <w:p>
+      <w:pPr>
+        <w:spacing w:before="120" w:after="60"/>
+        <w:jc w:val="center"/>
+      </w:pPr>
+      <w:r>
+        <w:drawing>
+          <wp:inline xmlns:a="http://schemas.openxmlformats.org/drawingml/2006/main" xmlns:pic="http://schemas.openxmlformats.org/drawingml/2006/picture">
+            <wp:extent cx="5394960" cy="2564817"/>
+            <wp:docPr id="6" name="Picture 6"/>
+            <wp:cNvGraphicFramePr>
+              <a:graphicFrameLocks noChangeAspect="1"/>
+            </wp:cNvGraphicFramePr>
+            <a:graphic>
+              <a:graphicData uri="http://schemas.openxmlformats.org/drawingml/2006/picture">
+                <pic:pic>
+                  <pic:nvPicPr>
+                    <pic:cNvPr id="0" name="fig_6_2_scan_time.png"/>
+                    <pic:cNvPicPr/>
+                  </pic:nvPicPr>
+                  <pic:blipFill>
+                    <a:blip r:embed="rId14"/>
+                    <a:stretch>
+                      <a:fillRect/>
+                    </a:stretch>
+                  </pic:blipFill>
+                  <pic:spPr>
+                    <a:xfrm>
+                      <a:off x="0" y="0"/>
+                      <a:ext cx="5394960" cy="2564817"/>
+                    </a:xfrm>
+                    <a:prstGeom prst="rect"/>
+                  </pic:spPr>
+                </pic:pic>
+              </a:graphicData>
+            </a:graphic>
+          </wp:inline>
+        </w:drawing>
+      </w:r>
+    </w:p>
+    <w:p>
+      <w:pPr>
+        <w:spacing w:after="200"/>
+        <w:jc w:val="center"/>
+      </w:pPr>
+      <w:r>
+        <w:rPr>
+          <w:rFonts w:ascii="宋体" w:hAnsi="宋体" w:eastAsia="宋体"/>
+          <w:sz w:val="21"/>
+        </w:rPr>
+        <w:t>图 6-2  设备扫描耗时实测</w:t>
+      </w:r>
+    </w:p>
     <w:p>
       <w:pPr>
         <w:spacing w:before="240" w:after="120"/>

--- a/论文/毕业论文_排版版.docx
+++ b/论文/毕业论文_排版版.docx
@@ -154,6 +154,26 @@
       </w:r>
     </w:p>
     <w:p>
+      <w:r>
+        <w:br w:type="page"/>
+      </w:r>
+    </w:p>
+    <w:p>
+      <w:pPr>
+        <w:spacing w:before="240" w:after="120"/>
+        <w:jc w:val="center"/>
+        <w:outlineLvl w:val="0"/>
+      </w:pPr>
+      <w:r>
+        <w:rPr>
+          <w:rFonts w:ascii="黑体" w:hAnsi="黑体" w:eastAsia="黑体"/>
+          <w:b/>
+          <w:sz w:val="32"/>
+        </w:rPr>
+        <w:t>中文摘要</w:t>
+      </w:r>
+    </w:p>
+    <w:p>
       <w:pPr>
         <w:ind w:firstLine="480"/>
       </w:pPr>
@@ -162,12 +182,210 @@
           <w:rFonts w:ascii="宋体" w:hAnsi="宋体" w:eastAsia="宋体"/>
           <w:sz w:val="24"/>
         </w:rPr>
-        <w:t>﻿# 基于ESP32-S3的Modbus通信诊断工具设计与实现</w:t>
+        <w:t>随着工业4.0和智能制造的快速发展，Modbus协议作为工业自动化领域应用最广泛的通信协议之一，其通信质量直接影响工业控制系统的可靠性和稳定性。然而，现有的Modbus通信诊断工具存在价格昂贵、功能单一、便携性差等问题，难以满足现场工程师的调试需求。</w:t>
+      </w:r>
+    </w:p>
+    <w:p>
+      <w:pPr>
+        <w:ind w:firstLine="480"/>
+      </w:pPr>
+      <w:r>
+        <w:rPr>
+          <w:rFonts w:ascii="宋体" w:hAnsi="宋体" w:eastAsia="宋体"/>
+          <w:sz w:val="24"/>
+        </w:rPr>
+        <w:t>本文设计并实现了一种基于ESP32-S3微控制器的Modbus通信诊断工具。系统以ESP32-S3双核处理器为核心，搭载ILI9341 TFT液晶显示屏、RS-485通信接口、物理按键输入、模拟信号采集和WiFi无线通信等硬件模块。在软件方面，采用ESP-IDF开发框架和FreeRTOS实时操作系统，设计了组件化的嵌入式软件架构，将系统划分为全局配置、Modbus协议栈、设备扫描器、协议分析器、波形采集器、诊断报告生成器、GUI管理器、按键输入、WiFi服务和存储管理等10个独立组件，通过事件总线机制实现组件间的松耦合通信。</w:t>
+      </w:r>
+    </w:p>
+    <w:p>
+      <w:pPr>
+        <w:ind w:firstLine="480"/>
+      </w:pPr>
+      <w:r>
+        <w:rPr>
+          <w:rFonts w:ascii="宋体" w:hAnsi="宋体" w:eastAsia="宋体"/>
+          <w:sz w:val="24"/>
+        </w:rPr>
+        <w:t>系统实现了以下核心功能：（1）Modbus RTU/TCP双协议支持，涵盖FC01~FC06、FC08、FC0F、FC10等常用功能码；（2）多波特率自动设备扫描与寄存器类型分类；（3）被动式报文抓取与实时流量统计；（4）ADC波形采集与信号处理：采用DMA连续采样模式，采样率配置为100KSPS、采样深度1024点，单帧对应约10ms波形，并实现滑动平均滤波与上升沿触发检测；（5）多维度通信健康评分模型（响应时间、错误率、稳定性加权评分）；（6）自研轻量级GUI框架与页面栈导航；（7）WiFi AP模式下的Web服务器与诊断报告在线查看。</w:t>
+      </w:r>
+    </w:p>
+    <w:p>
+      <w:pPr>
+        <w:ind w:firstLine="480"/>
+      </w:pPr>
+      <w:r>
+        <w:rPr>
+          <w:rFonts w:ascii="宋体" w:hAnsi="宋体" w:eastAsia="宋体"/>
+          <w:sz w:val="24"/>
+        </w:rPr>
+        <w:t>测试结果表明，系统在9600-115200波特率范围内通信成功率达99%以上，设备扫描准确率100%，系统连续运行24小时无内存泄漏。本设计具有集成度高、功能全面、成本低廉、便携性强等优点，为工业现场Modbus通信调试提供了一种实用的解决方案。</w:t>
+      </w:r>
+    </w:p>
+    <w:p>
+      <w:pPr>
+        <w:ind w:firstLine="480"/>
+      </w:pPr>
+      <w:r>
+        <w:rPr>
+          <w:rFonts w:ascii="宋体" w:hAnsi="宋体" w:eastAsia="宋体"/>
+          <w:sz w:val="24"/>
+        </w:rPr>
+        <w:t>关键词： ESP32-S3；Modbus协议；通信诊断；嵌入式系统；FreeRTOS；工业自动化</w:t>
+      </w:r>
+    </w:p>
+    <w:p>
+      <w:r>
+        <w:br w:type="page"/>
       </w:r>
     </w:p>
     <w:p>
       <w:pPr>
         <w:spacing w:before="240" w:after="120"/>
+        <w:jc w:val="center"/>
+        <w:outlineLvl w:val="0"/>
+      </w:pPr>
+      <w:r>
+        <w:rPr>
+          <w:rFonts w:ascii="黑体" w:hAnsi="黑体" w:eastAsia="黑体"/>
+          <w:b/>
+          <w:sz w:val="32"/>
+        </w:rPr>
+        <w:t>Abstract</w:t>
+      </w:r>
+    </w:p>
+    <w:p>
+      <w:pPr>
+        <w:ind w:firstLine="480"/>
+      </w:pPr>
+      <w:r>
+        <w:rPr>
+          <w:rFonts w:ascii="宋体" w:hAnsi="宋体" w:eastAsia="宋体"/>
+          <w:sz w:val="24"/>
+        </w:rPr>
+        <w:t>With the rapid development of Industry 4.0 and intelligent manufacturing, the Modbus protocol, as one of the most widely used communication protocols in industrial automation, directly affects the reliability and stability of industrial control systems through its communication quality. However, existing Modbus communication diagnostic tools are expensive, single-functioned, and poorly portable, making it difficult to meet the debugging needs of field engineers.</w:t>
+      </w:r>
+    </w:p>
+    <w:p>
+      <w:pPr>
+        <w:ind w:firstLine="480"/>
+      </w:pPr>
+      <w:r>
+        <w:rPr>
+          <w:rFonts w:ascii="宋体" w:hAnsi="宋体" w:eastAsia="宋体"/>
+          <w:sz w:val="24"/>
+        </w:rPr>
+        <w:t>This thesis designs and implements a Modbus communication diagnostic tool based on the ESP32-S3 microcontroller. The system uses the ESP32-S3 dual-core processor as the core, equipped with an ILI9341 TFT LCD display, RS-485 communication interface, physical button inputs, analog signal acquisition, and WiFi wireless communication modules. On the software side, the system adopts the ESP-IDF development framework and FreeRTOS real-time operating system, designing a component-based embedded software architecture that divides the system into 10 independent components: global configuration, Modbus protocol stack, device scanner, protocol analyzer, waveform collector, diagnostic report generator, GUI manager, button input, WiFi service, and storage management, achieving loosely coupled inter-component communication through an event bus mechanism.</w:t>
+      </w:r>
+    </w:p>
+    <w:p>
+      <w:pPr>
+        <w:ind w:firstLine="480"/>
+      </w:pPr>
+      <w:r>
+        <w:rPr>
+          <w:rFonts w:ascii="宋体" w:hAnsi="宋体" w:eastAsia="宋体"/>
+          <w:sz w:val="24"/>
+        </w:rPr>
+        <w:t>The system implements the following core functions: (1) Modbus RTU/TCP dual-protocol support covering the commonly used function codes FC01~FC06, FC08, FC0F and FC10; (2) Multi-baud-rate automatic device scanning and register type classification; (3) Passive packet capture and real-time traffic statistics; (4) ADC waveform acquisition and signal processing, using DMA continuous sampling configured at 100 KSPS with a 1024-sample depth (about 10 ms per frame), together with moving average filtering and rising-edge trigger detection; (5) Multi-dimensional communication health scoring model (weighted scoring of response time, error rate, and stability); (6) Self-developed lightweight GUI framework with page stack navigation; (7) WiFi AP mode web server and online diagnostic report viewing.</w:t>
+      </w:r>
+    </w:p>
+    <w:p>
+      <w:pPr>
+        <w:ind w:firstLine="480"/>
+      </w:pPr>
+      <w:r>
+        <w:rPr>
+          <w:rFonts w:ascii="宋体" w:hAnsi="宋体" w:eastAsia="宋体"/>
+          <w:sz w:val="24"/>
+        </w:rPr>
+        <w:t>Test results show that the system achieves a communication success rate of over 99% within the baud rate range of 9600-115200, 100% device scanning accuracy, and no memory leakage after 24 hours of continuous operation. This design has the advantages of high integration, comprehensive functions, low cost, and strong portability, providing a practical solution for Modbus communication debugging in industrial field applications.</w:t>
+      </w:r>
+    </w:p>
+    <w:p>
+      <w:pPr>
+        <w:ind w:firstLine="480"/>
+      </w:pPr>
+      <w:r>
+        <w:rPr>
+          <w:rFonts w:ascii="宋体" w:hAnsi="宋体" w:eastAsia="宋体"/>
+          <w:sz w:val="24"/>
+        </w:rPr>
+        <w:t>Keywords: ESP32-S3; Modbus Protocol; Communication Diagnosis; Embedded System; FreeRTOS; Industrial Automation</w:t>
+      </w:r>
+    </w:p>
+    <w:p>
+      <w:r>
+        <w:br w:type="page"/>
+      </w:r>
+    </w:p>
+    <w:p>
+      <w:pPr>
+        <w:jc w:val="center"/>
+      </w:pPr>
+      <w:r>
+        <w:rPr>
+          <w:rFonts w:ascii="黑体" w:hAnsi="黑体" w:eastAsia="黑体"/>
+          <w:b/>
+          <w:sz w:val="32"/>
+        </w:rPr>
+        <w:t>目  录</w:t>
+      </w:r>
+    </w:p>
+    <w:p>
+      <w:pPr>
+        <w:jc w:val="center"/>
+      </w:pPr>
+      <w:r>
+        <w:rPr>
+          <w:rFonts w:ascii="宋体" w:hAnsi="宋体" w:eastAsia="宋体"/>
+          <w:color w:val="808080"/>
+          <w:sz w:val="18"/>
+        </w:rPr>
+        <w:t>（在 Word 中右键此处 → 更新域，即生成带页码的目录）</w:t>
+      </w:r>
+    </w:p>
+    <w:p>
+      <w:r>
+        <w:rPr>
+          <w:rFonts w:ascii="宋体" w:hAnsi="宋体" w:eastAsia="宋体"/>
+          <w:sz w:val="21"/>
+        </w:rPr>
+        <w:fldChar w:fldCharType="begin"/>
+        <w:instrText xml:space="preserve">TOC \o "1-3" \h \z \u</w:instrText>
+        <w:fldChar w:fldCharType="separate"/>
+        <w:t>右键→更新域，生成目录</w:t>
+        <w:fldChar w:fldCharType="end"/>
+      </w:r>
+    </w:p>
+    <w:p>
+      <w:r>
+        <w:br w:type="page"/>
+      </w:r>
+    </w:p>
+    <w:p>
+      <w:r>
+        <w:br w:type="page"/>
+      </w:r>
+    </w:p>
+    <w:p>
+      <w:pPr>
+        <w:spacing w:before="240" w:after="120"/>
+        <w:jc w:val="center"/>
+        <w:outlineLvl w:val="0"/>
+      </w:pPr>
+      <w:r>
+        <w:rPr>
+          <w:rFonts w:ascii="黑体" w:hAnsi="黑体" w:eastAsia="黑体"/>
+          <w:b/>
+          <w:sz w:val="32"/>
+        </w:rPr>
+        <w:t>第1章 绪论</w:t>
+      </w:r>
+    </w:p>
+    <w:p>
+      <w:pPr>
+        <w:spacing w:before="240" w:after="120"/>
+        <w:outlineLvl w:val="1"/>
       </w:pPr>
       <w:r>
         <w:rPr>
@@ -175,7 +393,7 @@
           <w:b/>
           <w:sz w:val="28"/>
         </w:rPr>
-        <w:t>中文摘要</w:t>
+        <w:t>1.1 研究背景与意义</w:t>
       </w:r>
     </w:p>
     <w:p>
@@ -187,7 +405,7 @@
           <w:rFonts w:ascii="宋体" w:hAnsi="宋体" w:eastAsia="宋体"/>
           <w:sz w:val="24"/>
         </w:rPr>
-        <w:t>随着工业4.0和智能制造的快速发展，Modbus协议作为工业自动化领域应用最广泛的通信协议之一，其通信质量直接影响工业控制系统的可靠性和稳定性。然而，现有的Modbus通信诊断工具存在价格昂贵、功能单一、便携性差等问题，难以满足现场工程师的调试需求。</w:t>
+        <w:t>随着工业4.0和智能制造的深入推进，工业自动化控制系统正经历着从传统集中式架构向分布式、网络化架构的深刻变革。在这一进程中，工业通信协议作为连接各类传感器、执行器、可编程逻辑控制器（PLC）及上位机系统的纽带，其可靠性与实时性直接关系到整个工业控制系统的运行效率和安全性。Modbus协议诞生于1979年，由Modicon公司（现施耐德电气）为其PLC产品开发，经过四十余年的演进与完善，已成为全球范围内应用最为广泛的工业通信协议之一[1]。据相关统计，Modbus协议在工业现场总线市场中的占有率长期保持在较高水平，尤其在楼宇自动化、能源管理、过程控制等领域拥有庞大的设备安装基数[2]。</w:t>
       </w:r>
     </w:p>
     <w:p>
@@ -199,7 +417,7 @@
           <w:rFonts w:ascii="宋体" w:hAnsi="宋体" w:eastAsia="宋体"/>
           <w:sz w:val="24"/>
         </w:rPr>
-        <w:t>本文设计并实现了一种基于ESP32-S3微控制器的Modbus通信诊断工具。系统以ESP32-S3双核处理器为核心，搭载ILI9341 TFT液晶显示屏、RS-485通信接口、物理按键输入、模拟信号采集和WiFi无线通信等硬件模块。在软件方面，采用ESP-IDF开发框架和FreeRTOS实时操作系统，设计了组件化的嵌入式软件架构，将系统划分为全局配置、Modbus协议栈、设备扫描器、协议分析器、波形采集器、诊断报告生成器、GUI管理器、按键输入、WiFi服务和存储管理等10个独立组件，通过事件总线机制实现组件间的松耦合通信。</w:t>
+        <w:t>Modbus协议之所以能够获得如此广泛的应用，主要归因于其协议规范简洁开放、实现成本低廉、通信机制易于理解等优点。该协议采用主从（Master/Slave）通信模型，支持RS-232、RS-485等物理层接口，同时其扩展版本Modbus TCP能够在以太网和WiFi等现代网络基础设施上运行。然而，工业现场环境复杂多变，通信线路老化、电磁干扰、设备地址冲突、波特率不匹配等问题频繁出现，导致Modbus通信链路故障时有发生。当通信系统出现异常时，现场工程师亟需一种高效便捷的诊断工具来快速定位故障原因，以减少停机时间、降低维护成本[3]。</w:t>
       </w:r>
     </w:p>
     <w:p>
@@ -211,7 +429,7 @@
           <w:rFonts w:ascii="宋体" w:hAnsi="宋体" w:eastAsia="宋体"/>
           <w:sz w:val="24"/>
         </w:rPr>
-        <w:t>系统实现了以下核心功能：（1）Modbus RTU/TCP双协议支持，涵盖FC01~FC06、FC08、FC0F、FC10等常用功能码；（2）多波特率自动设备扫描与寄存器类型分类；（3）被动式报文抓取与实时流量统计；（4）ADC波形采集与信号处理：采用DMA连续采样模式，采样率配置为100KSPS、采样深度1024点，单帧对应约10ms波形，并实现滑动平均滤波与上升沿触发检测；（5）多维度通信健康评分模型（响应时间、错误率、稳定性加权评分）；（6）自研轻量级GUI框架与页面栈导航；（7）WiFi AP模式下的Web服务器与诊断报告在线查看。</w:t>
+        <w:t>目前，市面上主流的Modbus通信诊断工具存在以下几方面的不足。第一，商业级诊断软件如Modbus Poll、ModScan32等虽然功能完善，但价格昂贵，单套软件授权费用通常在数百至数千元人民币，对于中小型企业和个人开发者而言成本偏高。第二，传统诊断工具多依赖PC端运行，需要携带笔记本电脑至工业现场，操作繁琐且受现场环境限制，在高温、粉尘、狭窄空间等恶劣工况下使用不便。第三，多数现有工具功能相对单一，通常仅支持报文收发和数据监视，缺乏对通信质量的综合评估、波形信号分析以及诊断报告自动生成等高级功能。第四，部分基于单片机的简易调试器虽具有一定的便携性，但在处理能力、显示效果、人机交互体验等方面存在明显短板，难以满足复杂的诊断需求[4]。</w:t>
       </w:r>
     </w:p>
     <w:p>
@@ -223,24 +441,13 @@
           <w:rFonts w:ascii="宋体" w:hAnsi="宋体" w:eastAsia="宋体"/>
           <w:sz w:val="24"/>
         </w:rPr>
-        <w:t>测试结果表明，系统在9600-115200波特率范围内通信成功率达99%以上，设备扫描准确率100%，系统连续运行24小时无内存泄漏。本设计具有集成度高、功能全面、成本低廉、便携性强等优点，为工业现场Modbus通信调试提供了一种实用的解决方案。</w:t>
-      </w:r>
-    </w:p>
-    <w:p>
-      <w:pPr>
-        <w:ind w:firstLine="480"/>
-      </w:pPr>
-      <w:r>
-        <w:rPr>
-          <w:rFonts w:ascii="宋体" w:hAnsi="宋体" w:eastAsia="宋体"/>
-          <w:sz w:val="24"/>
-        </w:rPr>
-        <w:t>关键词： ESP32-S3；Modbus协议；通信诊断；嵌入式系统；FreeRTOS；工业自动化</w:t>
+        <w:t>针对上述问题，本课题设计并实现一种基于ESP32-S3微控制器的Modbus通信诊断工具。该工具以ESP32-S3为核心处理器，充分利用其双核Xtensa LX7处理器架构、丰富的外设资源以及内置WiFi功能，集成Modbus RTU/TCP协议解析、设备自动扫描、报文流量统计、ADC波形采集分析、TFT图形化显示以及Web远程访问等多项功能于一体。本课题的研究意义主要体现在以下几个方面：首先，从工程实践角度，该工具提供了一种低成本、便携式的工业通信诊断解决方案，有助于降低工业现场通信维护的门槛和成本；其次，从技术创新角度，本设计将事件驱动的组件化软件架构引入嵌入式诊断工具的开发中，通过FreeRTOS双核任务分配和事件总线机制实现了各功能模块的高效协同，具有一定的技术参考价值；最后，从教学科研角度，该项目涉及嵌入式系统设计、实时操作系统应用、工业通信协议实现、人机交互界面开发等多个技术领域的综合运用，可作为嵌入式系统课程设计和工程训练的典型案例。</w:t>
       </w:r>
     </w:p>
     <w:p>
       <w:pPr>
         <w:spacing w:before="240" w:after="120"/>
+        <w:outlineLvl w:val="1"/>
       </w:pPr>
       <w:r>
         <w:rPr>
@@ -248,7 +455,7 @@
           <w:b/>
           <w:sz w:val="28"/>
         </w:rPr>
-        <w:t>Abstract</w:t>
+        <w:t>1.2 国内外研究现状</w:t>
       </w:r>
     </w:p>
     <w:p>
@@ -260,7 +467,7 @@
           <w:rFonts w:ascii="宋体" w:hAnsi="宋体" w:eastAsia="宋体"/>
           <w:sz w:val="24"/>
         </w:rPr>
-        <w:t>With the rapid development of Industry 4.0 and intelligent manufacturing, the Modbus protocol, as one of the most widely used communication protocols in industrial automation, directly affects the reliability and stability of industrial control systems through its communication quality. However, existing Modbus communication diagnostic tools are expensive, single-functioned, and poorly portable, making it difficult to meet the debugging needs of field engineers.</w:t>
+        <w:t>在工业通信诊断工具领域，国内外的研究和产品开发呈现出不同的特点和发展路径。</w:t>
       </w:r>
     </w:p>
     <w:p>
@@ -272,7 +479,7 @@
           <w:rFonts w:ascii="宋体" w:hAnsi="宋体" w:eastAsia="宋体"/>
           <w:sz w:val="24"/>
         </w:rPr>
-        <w:t>This thesis designs and implements a Modbus communication diagnostic tool based on the ESP32-S3 microcontroller. The system uses the ESP32-S3 dual-core processor as the core, equipped with an ILI9341 TFT LCD display, RS-485 communication interface, physical button inputs, analog signal acquisition, and WiFi wireless communication modules. On the software side, the system adopts the ESP-IDF development framework and FreeRTOS real-time operating system, designing a component-based embedded software architecture that divides the system into 10 independent components: global configuration, Modbus protocol stack, device scanner, protocol analyzer, waveform collector, diagnostic report generator, GUI manager, button input, WiFi service, and storage management, achieving loosely coupled inter-component communication through an event bus mechanism.</w:t>
+        <w:t>在国外，Modbus诊断工具的发展起步较早，技术成熟度较高。Modbus Poll是由Modbus Tools公司开发的专业级Modbus主站模拟和测试工具，支持Modbus RTU/ASCII/TCP三种通信模式，具备多窗口数据监视、轮询日志记录、脚本自动化测试等高级功能，其最新版本已支持Modbus/TCP的安全扩展[5]。ModScan32是另一款经典的Modbus扫描工具，提供了直观的寄存器数据查看界面和灵活的通信参数配置选项。此外，德国Hilscher公司的netTESTER系列、美国ProSoft Technology的通信分析仪等硬件级诊断设备也在工业现场得到广泛应用，这些设备通常集成了协议分析、网络监测、误码率测试等多种功能，但售价普遍较高，通常在数千至上万美元之间[6]。近年来，随着开源硬件社区的兴起，一些基于Arduino和Raspberry Pi平台的Modbus调试方案也逐渐涌现，如OpenModbus开源库、pymodbus Python实现等，这些方案虽然降低了开发门槛，但在实时性、可靠性和工业级适用性方面仍存在不足。</w:t>
       </w:r>
     </w:p>
     <w:p>
@@ -284,7 +491,7 @@
           <w:rFonts w:ascii="宋体" w:hAnsi="宋体" w:eastAsia="宋体"/>
           <w:sz w:val="24"/>
         </w:rPr>
-        <w:t>The system implements the following core functions: (1) Modbus RTU/TCP dual-protocol support covering the commonly used function codes FC01~FC06, FC08, FC0F and FC10; (2) Multi-baud-rate automatic device scanning and register type classification; (3) Passive packet capture and real-time traffic statistics; (4) ADC waveform acquisition and signal processing, using DMA continuous sampling configured at 100 KSPS with a 1024-sample depth (about 10 ms per frame), together with moving average filtering and rising-edge trigger detection; (5) Multi-dimensional communication health scoring model (weighted scoring of response time, error rate, and stability); (6) Self-developed lightweight GUI framework with page stack navigation; (7) WiFi AP mode web server and online diagnostic report viewing.</w:t>
+        <w:t>在国内，Modbus诊断工具的研究主要集中在两个方向。一方面，以维控、昆仑通态等为代表的工业自动化企业推出了集成Modbus通信功能的触摸屏和人机界面产品，这些产品在数据监视方面具有较好的表现，但其诊断功能通常作为附属模块，深度和灵活性有限[7]。另一方面，众多高校和研究机构开展了基于STM32、ESP32等微控制器平台的Modbus调试器研究。例如，部分研究者提出了基于STM32F103的便携式Modbus协议分析仪设计方案，实现了基本的报文捕获和解析功能，但受限于硬件平台的处理能力和显示资源，功能扩展性不强[8]。也有学者尝试将ESP32的WiFi功能与Modbus TCP相结合，开发无线调试工具，但在系统架构设计、实时性保障等方面仍有改进空间[9]。</w:t>
       </w:r>
     </w:p>
     <w:p>
@@ -296,24 +503,13 @@
           <w:rFonts w:ascii="宋体" w:hAnsi="宋体" w:eastAsia="宋体"/>
           <w:sz w:val="24"/>
         </w:rPr>
-        <w:t>Test results show that the system achieves a communication success rate of over 99% within the baud rate range of 9600-115200, 100% device scanning accuracy, and no memory leakage after 24 hours of continuous operation. This design has the advantages of high integration, comprehensive functions, low cost, and strong portability, providing a practical solution for Modbus communication debugging in industrial field applications.</w:t>
-      </w:r>
-    </w:p>
-    <w:p>
-      <w:pPr>
-        <w:ind w:firstLine="480"/>
-      </w:pPr>
-      <w:r>
-        <w:rPr>
-          <w:rFonts w:ascii="宋体" w:hAnsi="宋体" w:eastAsia="宋体"/>
-          <w:sz w:val="24"/>
-        </w:rPr>
-        <w:t>Keywords: ESP32-S3; Modbus Protocol; Communication Diagnosis; Embedded System; FreeRTOS; Industrial Automation</w:t>
+        <w:t>综合分析国内外研究现状，现有Modbus通信诊断工具普遍存在以下问题：其一，功能集成度不够，大多数工具仅侧重于协议层的报文收发，缺少物理层信号质量分析和系统级健康评估能力；其二，软件架构较为传统，多采用前后台或简单任务调度的方式组织代码，模块间耦合度高，不利于功能扩展和维护；其三，人机交互方式单一，主要依赖按键或PC端界面，缺乏面向现场工程师使用习惯的图形化交互设计。本课题针对这些不足，提出了基于ESP32-S3双核平台的综合性诊断工具设计方案，在功能集成度、软件架构先进性和交互友好性方面进行了积极探索。</w:t>
       </w:r>
     </w:p>
     <w:p>
       <w:pPr>
         <w:spacing w:before="240" w:after="120"/>
+        <w:outlineLvl w:val="1"/>
       </w:pPr>
       <w:r>
         <w:rPr>
@@ -321,7 +517,7 @@
           <w:b/>
           <w:sz w:val="28"/>
         </w:rPr>
-        <w:t>参考文献</w:t>
+        <w:t>1.3 论文主要工作与章节安排</w:t>
       </w:r>
     </w:p>
     <w:p>
@@ -333,7 +529,7 @@
           <w:rFonts w:ascii="宋体" w:hAnsi="宋体" w:eastAsia="宋体"/>
           <w:sz w:val="24"/>
         </w:rPr>
-        <w:t>[1] Modbus Organization. Modbus Application Protocol Specification V1.1b3[S]. 2012.</w:t>
+        <w:t>本文围绕基于ESP32-S3的Modbus通信诊断工具的设计与实现展开研究，主要完成了以下工作：</w:t>
       </w:r>
     </w:p>
     <w:p>
@@ -345,7 +541,7 @@
           <w:rFonts w:ascii="宋体" w:hAnsi="宋体" w:eastAsia="宋体"/>
           <w:sz w:val="24"/>
         </w:rPr>
-        <w:t>[2] Modbus Organization. Modbus over Serial Line Specification and Implementation Guide V1.02[S]. 2006.</w:t>
+        <w:t>（1）完成了系统需求分析和总体设计，明确了功能需求和非功能需求，提出了基于事件驱动的组件化软件架构方案，确定了硬件平台选型和软件模块划分策略。</w:t>
       </w:r>
     </w:p>
     <w:p>
@@ -357,7 +553,7 @@
           <w:rFonts w:ascii="宋体" w:hAnsi="宋体" w:eastAsia="宋体"/>
           <w:sz w:val="24"/>
         </w:rPr>
-        <w:t>[3] Modbus Organization. Modbus Messaging on TCP/IP Implementation Guide V1.0b[S]. 2006.</w:t>
+        <w:t>（2）实现了Modbus RTU/TCP双协议栈，支持01~06及15、16等功能码的报文构建、发送、接收和解析，并集成了CRC-16校验、异常响应处理等机制。</w:t>
       </w:r>
     </w:p>
     <w:p>
@@ -369,7 +565,7 @@
           <w:rFonts w:ascii="宋体" w:hAnsi="宋体" w:eastAsia="宋体"/>
           <w:sz w:val="24"/>
         </w:rPr>
-        <w:t>[4] Espressif Systems. ESP32-S3 Technical Reference Manual[Z]. 2023.</w:t>
+        <w:t>（3）设计并实现了设备自动扫描功能，能够通过遍历地址空间快速发现在线设备，并对目标设备的寄存器区域进行分类探测。</w:t>
       </w:r>
     </w:p>
     <w:p>
@@ -381,7 +577,7 @@
           <w:rFonts w:ascii="宋体" w:hAnsi="宋体" w:eastAsia="宋体"/>
           <w:sz w:val="24"/>
         </w:rPr>
-        <w:t>[5] Espressif Systems. ESP-IDF Programming Guide v5.x[Z]. 2024.</w:t>
+        <w:t>（4）实现了报文抓取与流量统计功能，支持实时捕获通信线路上的报文数据，并统计报文数量、错误率、平均响应时间等关键指标。</w:t>
       </w:r>
     </w:p>
     <w:p>
@@ -393,7 +589,7 @@
           <w:rFonts w:ascii="宋体" w:hAnsi="宋体" w:eastAsia="宋体"/>
           <w:sz w:val="24"/>
         </w:rPr>
-        <w:t>[6] Richard Barry. Maserta FreeRTOS Real Time Kernel: A Hands-on Tutorial Guide[M]. Real Time Engineers Ltd, 2023.</w:t>
+        <w:t>（5）基于ADC采集实现了RS-485总线波形捕获功能，通过信号处理算法提取总线电压特征，辅助判断物理层通信质量。</w:t>
       </w:r>
     </w:p>
     <w:p>
@@ -405,7 +601,7 @@
           <w:rFonts w:ascii="宋体" w:hAnsi="宋体" w:eastAsia="宋体"/>
           <w:sz w:val="24"/>
         </w:rPr>
-        <w:t>[7] 刘火良, 杨森. FreeRTOS内核实现与应用开发实战指南——基于STM32[M]. 北京: 机械工业出版社, 2019.</w:t>
+        <w:t>（6）设计了诊断健康评分算法，综合通信质量、设备状态、网络性能等多个维度对系统健康状况进行量化评估，并支持诊断报告的自动生成与导出。</w:t>
       </w:r>
     </w:p>
     <w:p>
@@ -417,7 +613,7 @@
           <w:rFonts w:ascii="宋体" w:hAnsi="宋体" w:eastAsia="宋体"/>
           <w:sz w:val="24"/>
         </w:rPr>
-        <w:t>[8] 谢希仁. 计算机网络(第8版)[M]. 北京: 电子工业出版社, 2021.</w:t>
+        <w:t>（7）基于ILI9341 TFT显示屏开发了图形化用户界面，实现了菜单导航、数据显示、波形绘制等功能，并设计了基于WiFi AP模式的Web远程访问服务。</w:t>
       </w:r>
     </w:p>
     <w:p>
@@ -429,7 +625,7 @@
           <w:rFonts w:ascii="宋体" w:hAnsi="宋体" w:eastAsia="宋体"/>
           <w:sz w:val="24"/>
         </w:rPr>
-        <w:t>[9] 张毅刚, 彭喜元, 姜守达. 单片机原理及应用(第3版)[M]. 北京: 高等教育出版社, 2020.</w:t>
+        <w:t>论文各章节安排如下：</w:t>
       </w:r>
     </w:p>
     <w:p>
@@ -441,7 +637,7 @@
           <w:rFonts w:ascii="宋体" w:hAnsi="宋体" w:eastAsia="宋体"/>
           <w:sz w:val="24"/>
         </w:rPr>
-        <w:t>[10] 邵贝贝. 嵌入式实时操作系统μC/OS-III(第2版)[M]. 北京: 北京航空航天大学出版社, 2018.</w:t>
+        <w:t>第1章为绪论，介绍课题的研究背景、意义和国内外研究现状。</w:t>
       </w:r>
     </w:p>
     <w:p>
@@ -453,7 +649,7 @@
           <w:rFonts w:ascii="宋体" w:hAnsi="宋体" w:eastAsia="宋体"/>
           <w:sz w:val="24"/>
         </w:rPr>
-        <w:t>[11] 马忠梅, 籍顺心, 张凯, 等. ARM &amp; Linux嵌入式系统教程(第4版)[M]. 北京: 北京航空航天大学出版社, 2017.</w:t>
+        <w:t>第2章为相关技术基础，阐述ESP32-S3微控制器架构、FreeRTOS实时操作系统、Modbus通信协议以及TFT显示与GUI框架设计等关键技术原理。</w:t>
       </w:r>
     </w:p>
     <w:p>
@@ -465,7 +661,7 @@
           <w:rFonts w:ascii="宋体" w:hAnsi="宋体" w:eastAsia="宋体"/>
           <w:sz w:val="24"/>
         </w:rPr>
-        <w:t>[12] 朱华, 陈冬松. 基于Modbus协议的工业通信系统设计与实现[J]. 自动化与仪表, 2022, 37(5): 78-82.</w:t>
+        <w:t>第3章为系统需求分析与总体设计，对系统功能需求和非功能需求进行分析，给出系统的硬件架构和软件架构设计，并详细介绍各功能组件的职责划分与协作机制。</w:t>
       </w:r>
     </w:p>
     <w:p>
@@ -477,7 +673,7 @@
           <w:rFonts w:ascii="宋体" w:hAnsi="宋体" w:eastAsia="宋体"/>
           <w:sz w:val="24"/>
         </w:rPr>
-        <w:t>[13] 张伟, 王志远. 基于ESP32的工业物联网网关设计[J]. 电子技术应用, 2023, 49(3): 45-49.</w:t>
+        <w:t>第4章为系统详细设计与实现，分别论述各核心模块的详细设计方案和关键代码实现。</w:t>
       </w:r>
     </w:p>
     <w:p>
@@ -489,7 +685,7 @@
           <w:rFonts w:ascii="宋体" w:hAnsi="宋体" w:eastAsia="宋体"/>
           <w:sz w:val="24"/>
         </w:rPr>
-        <w:t>[14] 李明, 赵强. Modbus协议在工业SCADA系统中的应用研究[J]. 计算机工程与设计, 2022, 43(8): 2156-2162.</w:t>
+        <w:t>第5章为系统测试与验证，介绍测试环境搭建、测试用例设计和测试结果分析。</w:t>
       </w:r>
     </w:p>
     <w:p>
@@ -501,72 +697,33 @@
           <w:rFonts w:ascii="宋体" w:hAnsi="宋体" w:eastAsia="宋体"/>
           <w:sz w:val="24"/>
         </w:rPr>
-        <w:t>[15] Chen Y, Wang H. Design of Industrial Communication Diagnostic Tool Based on ARM Cortex-M[J]. Journal of Physics: Conference Series, 2021, 1871(1): 012045.</w:t>
-      </w:r>
-    </w:p>
-    <w:p>
-      <w:pPr>
-        <w:ind w:firstLine="480"/>
-      </w:pPr>
-      <w:r>
-        <w:rPr>
-          <w:rFonts w:ascii="宋体" w:hAnsi="宋体" w:eastAsia="宋体"/>
-          <w:sz w:val="24"/>
-        </w:rPr>
-        <w:t>[16] Kumar S, Singh A. Embedded System Design for Modbus Protocol Analysis[J]. International Journal of Embedded Systems, 2022, 15(2): 123-132.</w:t>
-      </w:r>
-    </w:p>
-    <w:p>
-      <w:pPr>
-        <w:ind w:firstLine="480"/>
-      </w:pPr>
-      <w:r>
-        <w:rPr>
-          <w:rFonts w:ascii="宋体" w:hAnsi="宋体" w:eastAsia="宋体"/>
-          <w:sz w:val="24"/>
-        </w:rPr>
-        <w:t>[17] 周立功. ARM嵌入式系统基础教程(第3版)[M]. 北京: 北京航空航天大学出版社, 2019.</w:t>
-      </w:r>
-    </w:p>
-    <w:p>
-      <w:pPr>
-        <w:ind w:firstLine="480"/>
-      </w:pPr>
-      <w:r>
-        <w:rPr>
-          <w:rFonts w:ascii="宋体" w:hAnsi="宋体" w:eastAsia="宋体"/>
-          <w:sz w:val="24"/>
-        </w:rPr>
-        <w:t>[18] 王田苗, 魏洪兴. 嵌入式系统设计与应用——基于ARM Cortex-M4[M]. 北京: 清华大学出版社, 2021.</w:t>
-      </w:r>
-    </w:p>
-    <w:p>
-      <w:pPr>
-        <w:ind w:firstLine="480"/>
-      </w:pPr>
-      <w:r>
-        <w:rPr>
-          <w:rFonts w:ascii="宋体" w:hAnsi="宋体" w:eastAsia="宋体"/>
-          <w:sz w:val="24"/>
-        </w:rPr>
-        <w:t>[19] Espressif Systems. ESP32-S3 Datasheet[Z]. 2023.</w:t>
-      </w:r>
-    </w:p>
-    <w:p>
-      <w:pPr>
-        <w:ind w:firstLine="480"/>
-      </w:pPr>
-      <w:r>
-        <w:rPr>
-          <w:rFonts w:ascii="宋体" w:hAnsi="宋体" w:eastAsia="宋体"/>
-          <w:sz w:val="24"/>
-        </w:rPr>
-        <w:t>[20] ILI Technology Corporation. ILI9341 Datasheet[Z]. 2015.</w:t>
+        <w:t>第6章为总结与展望，总结全文工作并指出后续改进方向。</w:t>
+      </w:r>
+    </w:p>
+    <w:p>
+      <w:r>
+        <w:br w:type="page"/>
       </w:r>
     </w:p>
     <w:p>
       <w:pPr>
         <w:spacing w:before="240" w:after="120"/>
+        <w:jc w:val="center"/>
+        <w:outlineLvl w:val="0"/>
+      </w:pPr>
+      <w:r>
+        <w:rPr>
+          <w:rFonts w:ascii="黑体" w:hAnsi="黑体" w:eastAsia="黑体"/>
+          <w:b/>
+          <w:sz w:val="32"/>
+        </w:rPr>
+        <w:t>第2章 相关技术基础</w:t>
+      </w:r>
+    </w:p>
+    <w:p>
+      <w:pPr>
+        <w:spacing w:before="240" w:after="120"/>
+        <w:outlineLvl w:val="1"/>
       </w:pPr>
       <w:r>
         <w:rPr>
@@ -574,7 +731,7 @@
           <w:b/>
           <w:sz w:val="28"/>
         </w:rPr>
-        <w:t>致谢</w:t>
+        <w:t>2.1 ESP32-S3微控制器</w:t>
       </w:r>
     </w:p>
     <w:p>
@@ -586,7 +743,7 @@
           <w:rFonts w:ascii="宋体" w:hAnsi="宋体" w:eastAsia="宋体"/>
           <w:sz w:val="24"/>
         </w:rPr>
-        <w:t>本论文的完成，离不开许多人的帮助和支持。</w:t>
+        <w:t>ESP32-S3是乐鑫科技（Espressif Systems）推出的新一代高性能WiFi/蓝牙双模微控制器，属于ESP32系列产品的升级版本。该芯片采用双核Xtensa LX7处理器架构，主频最高可达240MHz，相比前代ESP32的LX6核心，LX7在指令执行效率和浮点运算能力方面均有显著提升[10]。</w:t>
       </w:r>
     </w:p>
     <w:p>
@@ -598,7 +755,7 @@
           <w:rFonts w:ascii="宋体" w:hAnsi="宋体" w:eastAsia="宋体"/>
           <w:sz w:val="24"/>
         </w:rPr>
-        <w:t>首先，我要衷心感谢我的指导老师。在整个毕业设计过程中，老师给予了我悉心的指导和耐心的帮助，从选题方向到技术方案，从系统设计到论文撰写，老师的专业建议和严格要求使我受益匪浅。老师严谨的治学态度和丰富的实践经验，为我树立了学习的榜样。</w:t>
+        <w:t>ESP32-S3的主要技术特性包括以下几个方面。在存储资源方面，芯片内置512KB SRAM，并支持外接最大8MB的PSRAM（伪静态随机存取存储器），本课题选用的模组在硬件上配备8MB Flash和8MB PSRAM，其中Flash用于存放固件与SPIFFS文件系统，PSRAM当前尚未被软件显式使用，作为后续波形深存储与图形缓冲的扩展余量。在外设资源方面，ESP32-S3集成了丰富的通信接口，包括3个SPI接口、2个I2C接口、2个I2S接口以及3个UART接口，其中UART1在本设计中被配置为RS-485通信接口，承担Modbus RTU报文的收发任务。此外，芯片还提供了2个12位SAR ADC模块，共计20个模拟输入通道，本课题利用GPIO5的ADC通道进行RS-485总线波形的采集[11]。</w:t>
       </w:r>
     </w:p>
     <w:p>
@@ -610,7 +767,7 @@
           <w:rFonts w:ascii="宋体" w:hAnsi="宋体" w:eastAsia="宋体"/>
           <w:sz w:val="24"/>
         </w:rPr>
-        <w:t>其次，我要感谢实验室的同学们。在项目开发过程中，大家相互讨论、共同进步，遇到技术难题时互相帮助，这种良好的学习氛围让我能够顺利完成项目。特别感谢在硬件调试和测试阶段给予我帮助的同学。</w:t>
+        <w:t>在无线通信方面，ESP32-S3支持IEEE 802.11 b/g/n协议，工作频段为2.4GHz，最高速率可达150Mbps。芯片内置WiFi MAC和基带处理器，支持Station（STA）和SoftAP（AP）两种工作模式。在本设计中，ESP32-S3工作在AP模式下，创建名为"ModbusDiag"的无线接入点，允许工程师通过手机或笔记本电脑直接连接并访问Web诊断界面，无需依赖现场的无线网络基础设施[12]。</w:t>
       </w:r>
     </w:p>
     <w:p>
@@ -622,50 +779,13 @@
           <w:rFonts w:ascii="宋体" w:hAnsi="宋体" w:eastAsia="宋体"/>
           <w:sz w:val="24"/>
         </w:rPr>
-        <w:t>同时，我还要感谢乐鑫科技提供的ESP-IDF开发框架和完善的技术文档，这些优秀的开源资源为项目的开发提供了坚实的基础。</w:t>
-      </w:r>
-    </w:p>
-    <w:p>
-      <w:pPr>
-        <w:ind w:firstLine="480"/>
-      </w:pPr>
-      <w:r>
-        <w:rPr>
-          <w:rFonts w:ascii="宋体" w:hAnsi="宋体" w:eastAsia="宋体"/>
-          <w:sz w:val="24"/>
-        </w:rPr>
-        <w:t>感谢参加论文评审和答辩的各位老师，感谢你们在百忙之中审阅我的论文，并提出宝贵的意见和建议。</w:t>
-      </w:r>
-    </w:p>
-    <w:p>
-      <w:pPr>
-        <w:ind w:firstLine="480"/>
-      </w:pPr>
-      <w:r>
-        <w:rPr>
-          <w:rFonts w:ascii="宋体" w:hAnsi="宋体" w:eastAsia="宋体"/>
-          <w:sz w:val="24"/>
-        </w:rPr>
-        <w:t>最后，感谢我的家人一直以来对我的理解和支持。正是他们的鼓励，让我能够专心完成学业和毕业设计。</w:t>
+        <w:t>ESP32-S3的双核架构为本课题的系统设计提供了重要的硬件基础。两个独立的处理器核心可以分别运行不同的任务，实现计算密集型任务与交互型任务的并行处理，避免单一核心因负载过重而导致的响应延迟问题。</w:t>
       </w:r>
     </w:p>
     <w:p>
       <w:pPr>
         <w:spacing w:before="240" w:after="120"/>
-        <w:jc w:val="center"/>
-      </w:pPr>
-      <w:r>
-        <w:rPr>
-          <w:rFonts w:ascii="黑体" w:hAnsi="黑体" w:eastAsia="黑体"/>
-          <w:b/>
-          <w:sz w:val="32"/>
-        </w:rPr>
-        <w:t>第1章 绪论</w:t>
-      </w:r>
-    </w:p>
-    <w:p>
-      <w:pPr>
-        <w:spacing w:before="240" w:after="120"/>
+        <w:outlineLvl w:val="1"/>
       </w:pPr>
       <w:r>
         <w:rPr>
@@ -673,7 +793,7 @@
           <w:b/>
           <w:sz w:val="28"/>
         </w:rPr>
-        <w:t>1.1 研究背景与意义</w:t>
+        <w:t>2.2 FreeRTOS实时操作系统</w:t>
       </w:r>
     </w:p>
     <w:p>
@@ -685,7 +805,7 @@
           <w:rFonts w:ascii="宋体" w:hAnsi="宋体" w:eastAsia="宋体"/>
           <w:sz w:val="24"/>
         </w:rPr>
-        <w:t>随着工业4.0和智能制造的深入推进，工业自动化控制系统正经历着从传统集中式架构向分布式、网络化架构的深刻变革。在这一进程中，工业通信协议作为连接各类传感器、执行器、可编程逻辑控制器（PLC）及上位机系统的纽带，其可靠性与实时性直接关系到整个工业控制系统的运行效率和安全性。Modbus协议诞生于1979年，由Modicon公司（现施耐德电气）为其PLC产品开发，经过四十余年的演进与完善，已成为全球范围内应用最为广泛的工业通信协议之一[1]。据相关统计，Modbus协议在工业现场总线市场中的占有率长期保持在较高水平，尤其在楼宇自动化、能源管理、过程控制等领域拥有庞大的设备安装基数[2]。</w:t>
+        <w:t>FreeRTOS是由Real Time Engineers Ltd.开发的一款开源嵌入式实时操作系统（RTOS），已被移植到包括ESP32-S3在内的众多微控制器平台上。ESP-IDF（Espressif IoT Development Framework）开发框架将FreeRTOS作为底层任务调度和资源管理的核心组件，并在其基础上进行了适配和扩展[13]。</w:t>
       </w:r>
     </w:p>
     <w:p>
@@ -697,7 +817,7 @@
           <w:rFonts w:ascii="宋体" w:hAnsi="宋体" w:eastAsia="宋体"/>
           <w:sz w:val="24"/>
         </w:rPr>
-        <w:t>Modbus协议之所以能够获得如此广泛的应用，主要归因于其协议规范简洁开放、实现成本低廉、通信机制易于理解等优点。该协议采用主从（Master/Slave）通信模型，支持RS-232、RS-485等物理层接口，同时其扩展版本Modbus TCP能够在以太网和WiFi等现代网络基础设施上运行。然而，工业现场环境复杂多变，通信线路老化、电磁干扰、设备地址冲突、波特率不匹配等问题频繁出现，导致Modbus通信链路故障时有发生。当通信系统出现异常时，现场工程师亟需一种高效便捷的诊断工具来快速定位故障原因，以减少停机时间、降低维护成本[3]。</w:t>
+        <w:t>FreeRTOS的核心机制包括任务管理、队列通信、信号量和互斥锁等。在任务管理方面，FreeRTOS采用基于优先级的抢占式调度算法，每个任务被赋予一个优先级数值，调度器总是选择就绪状态中优先级最高的任务运行。同时，相同优先级的任务之间采用时间片轮转的方式共享处理器时间。ESP-IDF对FreeRTOS的双核调度进行了扩展，引入了固定核心亲和性（Core Affinity）机制，允许开发者将特定任务绑定到指定的CPU核心上运行[14]。</w:t>
       </w:r>
     </w:p>
     <w:p>
@@ -709,7 +829,7 @@
           <w:rFonts w:ascii="宋体" w:hAnsi="宋体" w:eastAsia="宋体"/>
           <w:sz w:val="24"/>
         </w:rPr>
-        <w:t>目前，市面上主流的Modbus通信诊断工具存在以下几方面的不足。第一，商业级诊断软件如Modbus Poll、ModScan32等虽然功能完善，但价格昂贵，单套软件授权费用通常在数百至数千元人民币，对于中小型企业和个人开发者而言成本偏高。第二，传统诊断工具多依赖PC端运行，需要携带笔记本电脑至工业现场，操作繁琐且受现场环境限制，在高温、粉尘、狭窄空间等恶劣工况下使用不便。第三，多数现有工具功能相对单一，通常仅支持报文收发和数据监视，缺乏对通信质量的综合评估、波形信号分析以及诊断报告自动生成等高级功能。第四，部分基于单片机的简易调试器虽具有一定的便携性，但在处理能力、显示效果、人机交互体验等方面存在明显短板，难以满足复杂的诊断需求[4]。</w:t>
+        <w:t>队列（Queue）是FreeRTOS中实现任务间通信的主要手段。队列本质上是一个环形缓冲区，遵循先进先出（FIFO）原则，支持任务间的数据传递和同步。当队列满时，发送任务可以选择阻塞等待或立即返回；当队列空时，接收任务同样可以选择阻塞等待。这种机制天然地实现了生产者-消费者模型的解耦，非常适合事件驱动架构的实现[15]。</w:t>
       </w:r>
     </w:p>
     <w:p>
@@ -721,12 +841,25 @@
           <w:rFonts w:ascii="宋体" w:hAnsi="宋体" w:eastAsia="宋体"/>
           <w:sz w:val="24"/>
         </w:rPr>
-        <w:t>针对上述问题，本课题设计并实现一种基于ESP32-S3微控制器的Modbus通信诊断工具。该工具以ESP32-S3为核心处理器，充分利用其双核Xtensa LX7处理器架构、丰富的外设资源以及内置WiFi功能，集成Modbus RTU/TCP协议解析、设备自动扫描、报文流量统计、ADC波形采集分析、TFT图形化显示以及Web远程访问等多项功能于一体。本课题的研究意义主要体现在以下几个方面：首先，从工程实践角度，该工具提供了一种低成本、便携式的工业通信诊断解决方案，有助于降低工业现场通信维护的门槛和成本；其次，从技术创新角度，本设计将事件驱动的组件化软件架构引入嵌入式诊断工具的开发中，通过FreeRTOS双核任务分配和事件总线机制实现了各功能模块的高效协同，具有一定的技术参考价值；最后，从教学科研角度，该项目涉及嵌入式系统设计、实时操作系统应用、工业通信协议实现、人机交互界面开发等多个技术领域的综合运用，可作为嵌入式系统课程设计和工程训练的典型案例。</w:t>
+        <w:t>信号量（Semaphore）和互斥锁（Mutex）用于实现任务间的同步和共享资源的互斥访问。二值信号量常用于中断与任务之间的事件通知，而互斥锁则通过优先级继承机制避免了优先级反转问题，保障了高优先级任务的实时响应能力。</w:t>
+      </w:r>
+    </w:p>
+    <w:p>
+      <w:pPr>
+        <w:ind w:firstLine="480"/>
+      </w:pPr>
+      <w:r>
+        <w:rPr>
+          <w:rFonts w:ascii="宋体" w:hAnsi="宋体" w:eastAsia="宋体"/>
+          <w:sz w:val="24"/>
+        </w:rPr>
+        <w:t>在本课题中，系统采用双核任务分配策略。Core 0运行Modbus协议栈任务（modbus_task）和报文抓取任务（capture），前者需要及时处理通信超时与重试，后者需要在UART数据到达后尽快取出，二者均具有较高的实时性要求；Core 1运行GUI渲染任务（ui_task）和按键扫描任务（key_scan），这些任务侧重于人机交互的流畅性。ADC波形采集不占用独立任务，由DMA搬运配合转换完成中断回调写入缓冲区。各任务之间通过事件队列进行通信，形成了松耦合的协作关系。</w:t>
       </w:r>
     </w:p>
     <w:p>
       <w:pPr>
         <w:spacing w:before="240" w:after="120"/>
+        <w:outlineLvl w:val="1"/>
       </w:pPr>
       <w:r>
         <w:rPr>
@@ -734,7 +867,7 @@
           <w:b/>
           <w:sz w:val="28"/>
         </w:rPr>
-        <w:t>1.2 国内外研究现状</w:t>
+        <w:t>2.3 Modbus协议</w:t>
       </w:r>
     </w:p>
     <w:p>
@@ -746,414 +879,13 @@
           <w:rFonts w:ascii="宋体" w:hAnsi="宋体" w:eastAsia="宋体"/>
           <w:sz w:val="24"/>
         </w:rPr>
-        <w:t>在工业通信诊断工具领域，国内外的研究和产品开发呈现出不同的特点和发展路径。</w:t>
-      </w:r>
-    </w:p>
-    <w:p>
-      <w:pPr>
-        <w:ind w:firstLine="480"/>
-      </w:pPr>
-      <w:r>
-        <w:rPr>
-          <w:rFonts w:ascii="宋体" w:hAnsi="宋体" w:eastAsia="宋体"/>
-          <w:sz w:val="24"/>
-        </w:rPr>
-        <w:t>在国外，Modbus诊断工具的发展起步较早，技术成熟度较高。Modbus Poll是由Modbus Tools公司开发的专业级Modbus主站模拟和测试工具，支持Modbus RTU/ASCII/TCP三种通信模式，具备多窗口数据监视、轮询日志记录、脚本自动化测试等高级功能，其最新版本已支持Modbus/TCP的安全扩展[5]。ModScan32是另一款经典的Modbus扫描工具，提供了直观的寄存器数据查看界面和灵活的通信参数配置选项。此外，德国Hilscher公司的netTESTER系列、美国ProSoft Technology的通信分析仪等硬件级诊断设备也在工业现场得到广泛应用，这些设备通常集成了协议分析、网络监测、误码率测试等多种功能，但售价普遍较高，通常在数千至上万美元之间[6]。近年来，随着开源硬件社区的兴起，一些基于Arduino和Raspberry Pi平台的Modbus调试方案也逐渐涌现，如OpenModbus开源库、pymodbus Python实现等，这些方案虽然降低了开发门槛，但在实时性、可靠性和工业级适用性方面仍存在不足。</w:t>
-      </w:r>
-    </w:p>
-    <w:p>
-      <w:pPr>
-        <w:ind w:firstLine="480"/>
-      </w:pPr>
-      <w:r>
-        <w:rPr>
-          <w:rFonts w:ascii="宋体" w:hAnsi="宋体" w:eastAsia="宋体"/>
-          <w:sz w:val="24"/>
-        </w:rPr>
-        <w:t>在国内，Modbus诊断工具的研究主要集中在两个方向。一方面，以维控、昆仑通态等为代表的工业自动化企业推出了集成Modbus通信功能的触摸屏和人机界面产品，这些产品在数据监视方面具有较好的表现，但其诊断功能通常作为附属模块，深度和灵活性有限[7]。另一方面，众多高校和研究机构开展了基于STM32、ESP32等微控制器平台的Modbus调试器研究。例如，部分研究者提出了基于STM32F103的便携式Modbus协议分析仪设计方案，实现了基本的报文捕获和解析功能，但受限于硬件平台的处理能力和显示资源，功能扩展性不强[8]。也有学者尝试将ESP32的WiFi功能与Modbus TCP相结合，开发无线调试工具，但在系统架构设计、实时性保障等方面仍有改进空间[9]。</w:t>
-      </w:r>
-    </w:p>
-    <w:p>
-      <w:pPr>
-        <w:ind w:firstLine="480"/>
-      </w:pPr>
-      <w:r>
-        <w:rPr>
-          <w:rFonts w:ascii="宋体" w:hAnsi="宋体" w:eastAsia="宋体"/>
-          <w:sz w:val="24"/>
-        </w:rPr>
-        <w:t>综合分析国内外研究现状，现有Modbus通信诊断工具普遍存在以下问题：其一，功能集成度不够，大多数工具仅侧重于协议层的报文收发，缺少物理层信号质量分析和系统级健康评估能力；其二，软件架构较为传统，多采用前后台或简单任务调度的方式组织代码，模块间耦合度高，不利于功能扩展和维护；其三，人机交互方式单一，主要依赖按键或PC端界面，缺乏面向现场工程师使用习惯的图形化交互设计。本课题针对这些不足，提出了基于ESP32-S3双核平台的综合性诊断工具设计方案，在功能集成度、软件架构先进性和交互友好性方面进行了积极探索。</w:t>
+        <w:t>Modbus协议是一种应用层通信协议，定义了控制器之间请求/应答的报文格式和交互规则。该协议支持两种主要的传输模式：Modbus RTU（Remote Terminal Unit）和Modbus TCP（Transmission Control Protocol）[16]。</w:t>
       </w:r>
     </w:p>
     <w:p>
       <w:pPr>
         <w:spacing w:before="240" w:after="120"/>
-      </w:pPr>
-      <w:r>
-        <w:rPr>
-          <w:rFonts w:ascii="黑体" w:hAnsi="黑体" w:eastAsia="黑体"/>
-          <w:b/>
-          <w:sz w:val="28"/>
-        </w:rPr>
-        <w:t>1.3 论文主要工作与章节安排</w:t>
-      </w:r>
-    </w:p>
-    <w:p>
-      <w:pPr>
-        <w:ind w:firstLine="480"/>
-      </w:pPr>
-      <w:r>
-        <w:rPr>
-          <w:rFonts w:ascii="宋体" w:hAnsi="宋体" w:eastAsia="宋体"/>
-          <w:sz w:val="24"/>
-        </w:rPr>
-        <w:t>本文围绕基于ESP32-S3的Modbus通信诊断工具的设计与实现展开研究，主要完成了以下工作：</w:t>
-      </w:r>
-    </w:p>
-    <w:p>
-      <w:pPr>
-        <w:ind w:firstLine="480"/>
-      </w:pPr>
-      <w:r>
-        <w:rPr>
-          <w:rFonts w:ascii="宋体" w:hAnsi="宋体" w:eastAsia="宋体"/>
-          <w:sz w:val="24"/>
-        </w:rPr>
-        <w:t>（1）完成了系统需求分析和总体设计，明确了功能需求和非功能需求，提出了基于事件驱动的组件化软件架构方案，确定了硬件平台选型和软件模块划分策略。</w:t>
-      </w:r>
-    </w:p>
-    <w:p>
-      <w:pPr>
-        <w:ind w:firstLine="480"/>
-      </w:pPr>
-      <w:r>
-        <w:rPr>
-          <w:rFonts w:ascii="宋体" w:hAnsi="宋体" w:eastAsia="宋体"/>
-          <w:sz w:val="24"/>
-        </w:rPr>
-        <w:t>（2）实现了Modbus RTU/TCP双协议栈，支持01~06及15、16等功能码的报文构建、发送、接收和解析，并集成了CRC-16校验、异常响应处理等机制。</w:t>
-      </w:r>
-    </w:p>
-    <w:p>
-      <w:pPr>
-        <w:ind w:firstLine="480"/>
-      </w:pPr>
-      <w:r>
-        <w:rPr>
-          <w:rFonts w:ascii="宋体" w:hAnsi="宋体" w:eastAsia="宋体"/>
-          <w:sz w:val="24"/>
-        </w:rPr>
-        <w:t>（3）设计并实现了设备自动扫描功能，能够通过遍历地址空间快速发现在线设备，并对目标设备的寄存器区域进行分类探测。</w:t>
-      </w:r>
-    </w:p>
-    <w:p>
-      <w:pPr>
-        <w:ind w:firstLine="480"/>
-      </w:pPr>
-      <w:r>
-        <w:rPr>
-          <w:rFonts w:ascii="宋体" w:hAnsi="宋体" w:eastAsia="宋体"/>
-          <w:sz w:val="24"/>
-        </w:rPr>
-        <w:t>（4）实现了报文抓取与流量统计功能，支持实时捕获通信线路上的报文数据，并统计报文数量、错误率、平均响应时间等关键指标。</w:t>
-      </w:r>
-    </w:p>
-    <w:p>
-      <w:pPr>
-        <w:ind w:firstLine="480"/>
-      </w:pPr>
-      <w:r>
-        <w:rPr>
-          <w:rFonts w:ascii="宋体" w:hAnsi="宋体" w:eastAsia="宋体"/>
-          <w:sz w:val="24"/>
-        </w:rPr>
-        <w:t>（5）基于ADC采集实现了RS-485总线波形捕获功能，通过信号处理算法提取总线电压特征，辅助判断物理层通信质量。</w:t>
-      </w:r>
-    </w:p>
-    <w:p>
-      <w:pPr>
-        <w:ind w:firstLine="480"/>
-      </w:pPr>
-      <w:r>
-        <w:rPr>
-          <w:rFonts w:ascii="宋体" w:hAnsi="宋体" w:eastAsia="宋体"/>
-          <w:sz w:val="24"/>
-        </w:rPr>
-        <w:t>（6）设计了诊断健康评分算法，综合通信质量、设备状态、网络性能等多个维度对系统健康状况进行量化评估，并支持诊断报告的自动生成与导出。</w:t>
-      </w:r>
-    </w:p>
-    <w:p>
-      <w:pPr>
-        <w:ind w:firstLine="480"/>
-      </w:pPr>
-      <w:r>
-        <w:rPr>
-          <w:rFonts w:ascii="宋体" w:hAnsi="宋体" w:eastAsia="宋体"/>
-          <w:sz w:val="24"/>
-        </w:rPr>
-        <w:t>（7）基于ILI9341 TFT显示屏开发了图形化用户界面，实现了菜单导航、数据显示、波形绘制等功能，并设计了基于WiFi AP模式的Web远程访问服务。</w:t>
-      </w:r>
-    </w:p>
-    <w:p>
-      <w:pPr>
-        <w:ind w:firstLine="480"/>
-      </w:pPr>
-      <w:r>
-        <w:rPr>
-          <w:rFonts w:ascii="宋体" w:hAnsi="宋体" w:eastAsia="宋体"/>
-          <w:sz w:val="24"/>
-        </w:rPr>
-        <w:t>论文各章节安排如下：</w:t>
-      </w:r>
-    </w:p>
-    <w:p>
-      <w:pPr>
-        <w:ind w:firstLine="480"/>
-      </w:pPr>
-      <w:r>
-        <w:rPr>
-          <w:rFonts w:ascii="宋体" w:hAnsi="宋体" w:eastAsia="宋体"/>
-          <w:sz w:val="24"/>
-        </w:rPr>
-        <w:t>第1章为绪论，介绍课题的研究背景、意义和国内外研究现状。</w:t>
-      </w:r>
-    </w:p>
-    <w:p>
-      <w:pPr>
-        <w:ind w:firstLine="480"/>
-      </w:pPr>
-      <w:r>
-        <w:rPr>
-          <w:rFonts w:ascii="宋体" w:hAnsi="宋体" w:eastAsia="宋体"/>
-          <w:sz w:val="24"/>
-        </w:rPr>
-        <w:t>第2章为相关技术基础，阐述ESP32-S3微控制器架构、FreeRTOS实时操作系统、Modbus通信协议以及TFT显示与GUI框架设计等关键技术原理。</w:t>
-      </w:r>
-    </w:p>
-    <w:p>
-      <w:pPr>
-        <w:ind w:firstLine="480"/>
-      </w:pPr>
-      <w:r>
-        <w:rPr>
-          <w:rFonts w:ascii="宋体" w:hAnsi="宋体" w:eastAsia="宋体"/>
-          <w:sz w:val="24"/>
-        </w:rPr>
-        <w:t>第3章为系统需求分析与总体设计，对系统功能需求和非功能需求进行分析，给出系统的硬件架构和软件架构设计，并详细介绍各功能组件的职责划分与协作机制。</w:t>
-      </w:r>
-    </w:p>
-    <w:p>
-      <w:pPr>
-        <w:ind w:firstLine="480"/>
-      </w:pPr>
-      <w:r>
-        <w:rPr>
-          <w:rFonts w:ascii="宋体" w:hAnsi="宋体" w:eastAsia="宋体"/>
-          <w:sz w:val="24"/>
-        </w:rPr>
-        <w:t>第4章为系统详细设计与实现，分别论述各核心模块的详细设计方案和关键代码实现。</w:t>
-      </w:r>
-    </w:p>
-    <w:p>
-      <w:pPr>
-        <w:ind w:firstLine="480"/>
-      </w:pPr>
-      <w:r>
-        <w:rPr>
-          <w:rFonts w:ascii="宋体" w:hAnsi="宋体" w:eastAsia="宋体"/>
-          <w:sz w:val="24"/>
-        </w:rPr>
-        <w:t>第5章为系统测试与验证，介绍测试环境搭建、测试用例设计和测试结果分析。</w:t>
-      </w:r>
-    </w:p>
-    <w:p>
-      <w:pPr>
-        <w:ind w:firstLine="480"/>
-      </w:pPr>
-      <w:r>
-        <w:rPr>
-          <w:rFonts w:ascii="宋体" w:hAnsi="宋体" w:eastAsia="宋体"/>
-          <w:sz w:val="24"/>
-        </w:rPr>
-        <w:t>第6章为总结与展望，总结全文工作并指出后续改进方向。</w:t>
-      </w:r>
-    </w:p>
-    <w:p>
-      <w:pPr>
-        <w:spacing w:before="240" w:after="120"/>
-        <w:jc w:val="center"/>
-      </w:pPr>
-      <w:r>
-        <w:rPr>
-          <w:rFonts w:ascii="黑体" w:hAnsi="黑体" w:eastAsia="黑体"/>
-          <w:b/>
-          <w:sz w:val="32"/>
-        </w:rPr>
-        <w:t>第2章 相关技术基础</w:t>
-      </w:r>
-    </w:p>
-    <w:p>
-      <w:pPr>
-        <w:spacing w:before="240" w:after="120"/>
-      </w:pPr>
-      <w:r>
-        <w:rPr>
-          <w:rFonts w:ascii="黑体" w:hAnsi="黑体" w:eastAsia="黑体"/>
-          <w:b/>
-          <w:sz w:val="28"/>
-        </w:rPr>
-        <w:t>2.1 ESP32-S3微控制器</w:t>
-      </w:r>
-    </w:p>
-    <w:p>
-      <w:pPr>
-        <w:ind w:firstLine="480"/>
-      </w:pPr>
-      <w:r>
-        <w:rPr>
-          <w:rFonts w:ascii="宋体" w:hAnsi="宋体" w:eastAsia="宋体"/>
-          <w:sz w:val="24"/>
-        </w:rPr>
-        <w:t>ESP32-S3是乐鑫科技（Espressif Systems）推出的新一代高性能WiFi/蓝牙双模微控制器，属于ESP32系列产品的升级版本。该芯片采用双核Xtensa LX7处理器架构，主频最高可达240MHz，相比前代ESP32的LX6核心，LX7在指令执行效率和浮点运算能力方面均有显著提升[10]。</w:t>
-      </w:r>
-    </w:p>
-    <w:p>
-      <w:pPr>
-        <w:ind w:firstLine="480"/>
-      </w:pPr>
-      <w:r>
-        <w:rPr>
-          <w:rFonts w:ascii="宋体" w:hAnsi="宋体" w:eastAsia="宋体"/>
-          <w:sz w:val="24"/>
-        </w:rPr>
-        <w:t>ESP32-S3的主要技术特性包括以下几个方面。在存储资源方面，芯片内置512KB SRAM，并支持外接最大8MB的PSRAM（伪静态随机存取存储器），本课题选用的模组在硬件上配备8MB Flash和8MB PSRAM，其中Flash用于存放固件与SPIFFS文件系统，PSRAM当前尚未被软件显式使用，作为后续波形深存储与图形缓冲的扩展余量。在外设资源方面，ESP32-S3集成了丰富的通信接口，包括3个SPI接口、2个I2C接口、2个I2S接口以及3个UART接口，其中UART1在本设计中被配置为RS-485通信接口，承担Modbus RTU报文的收发任务。此外，芯片还提供了2个12位SAR ADC模块，共计20个模拟输入通道，本课题利用GPIO5的ADC通道进行RS-485总线波形的采集[11]。</w:t>
-      </w:r>
-    </w:p>
-    <w:p>
-      <w:pPr>
-        <w:ind w:firstLine="480"/>
-      </w:pPr>
-      <w:r>
-        <w:rPr>
-          <w:rFonts w:ascii="宋体" w:hAnsi="宋体" w:eastAsia="宋体"/>
-          <w:sz w:val="24"/>
-        </w:rPr>
-        <w:t>在无线通信方面，ESP32-S3支持IEEE 802.11 b/g/n协议，工作频段为2.4GHz，最高速率可达150Mbps。芯片内置WiFi MAC和基带处理器，支持Station（STA）和SoftAP（AP）两种工作模式。在本设计中，ESP32-S3工作在AP模式下，创建名为"ModbusDiag"的无线接入点，允许工程师通过手机或笔记本电脑直接连接并访问Web诊断界面，无需依赖现场的无线网络基础设施[12]。</w:t>
-      </w:r>
-    </w:p>
-    <w:p>
-      <w:pPr>
-        <w:ind w:firstLine="480"/>
-      </w:pPr>
-      <w:r>
-        <w:rPr>
-          <w:rFonts w:ascii="宋体" w:hAnsi="宋体" w:eastAsia="宋体"/>
-          <w:sz w:val="24"/>
-        </w:rPr>
-        <w:t>ESP32-S3的双核架构为本课题的系统设计提供了重要的硬件基础。两个独立的处理器核心可以分别运行不同的任务，实现计算密集型任务与交互型任务的并行处理，避免单一核心因负载过重而导致的响应延迟问题。</w:t>
-      </w:r>
-    </w:p>
-    <w:p>
-      <w:pPr>
-        <w:spacing w:before="240" w:after="120"/>
-      </w:pPr>
-      <w:r>
-        <w:rPr>
-          <w:rFonts w:ascii="黑体" w:hAnsi="黑体" w:eastAsia="黑体"/>
-          <w:b/>
-          <w:sz w:val="28"/>
-        </w:rPr>
-        <w:t>2.2 FreeRTOS实时操作系统</w:t>
-      </w:r>
-    </w:p>
-    <w:p>
-      <w:pPr>
-        <w:ind w:firstLine="480"/>
-      </w:pPr>
-      <w:r>
-        <w:rPr>
-          <w:rFonts w:ascii="宋体" w:hAnsi="宋体" w:eastAsia="宋体"/>
-          <w:sz w:val="24"/>
-        </w:rPr>
-        <w:t>FreeRTOS是由Real Time Engineers Ltd.开发的一款开源嵌入式实时操作系统（RTOS），已被移植到包括ESP32-S3在内的众多微控制器平台上。ESP-IDF（Espressif IoT Development Framework）开发框架将FreeRTOS作为底层任务调度和资源管理的核心组件，并在其基础上进行了适配和扩展[13]。</w:t>
-      </w:r>
-    </w:p>
-    <w:p>
-      <w:pPr>
-        <w:ind w:firstLine="480"/>
-      </w:pPr>
-      <w:r>
-        <w:rPr>
-          <w:rFonts w:ascii="宋体" w:hAnsi="宋体" w:eastAsia="宋体"/>
-          <w:sz w:val="24"/>
-        </w:rPr>
-        <w:t>FreeRTOS的核心机制包括任务管理、队列通信、信号量和互斥锁等。在任务管理方面，FreeRTOS采用基于优先级的抢占式调度算法，每个任务被赋予一个优先级数值，调度器总是选择就绪状态中优先级最高的任务运行。同时，相同优先级的任务之间采用时间片轮转的方式共享处理器时间。ESP-IDF对FreeRTOS的双核调度进行了扩展，引入了固定核心亲和性（Core Affinity）机制，允许开发者将特定任务绑定到指定的CPU核心上运行[14]。</w:t>
-      </w:r>
-    </w:p>
-    <w:p>
-      <w:pPr>
-        <w:ind w:firstLine="480"/>
-      </w:pPr>
-      <w:r>
-        <w:rPr>
-          <w:rFonts w:ascii="宋体" w:hAnsi="宋体" w:eastAsia="宋体"/>
-          <w:sz w:val="24"/>
-        </w:rPr>
-        <w:t>队列（Queue）是FreeRTOS中实现任务间通信的主要手段。队列本质上是一个环形缓冲区，遵循先进先出（FIFO）原则，支持任务间的数据传递和同步。当队列满时，发送任务可以选择阻塞等待或立即返回；当队列空时，接收任务同样可以选择阻塞等待。这种机制天然地实现了生产者-消费者模型的解耦，非常适合事件驱动架构的实现[15]。</w:t>
-      </w:r>
-    </w:p>
-    <w:p>
-      <w:pPr>
-        <w:ind w:firstLine="480"/>
-      </w:pPr>
-      <w:r>
-        <w:rPr>
-          <w:rFonts w:ascii="宋体" w:hAnsi="宋体" w:eastAsia="宋体"/>
-          <w:sz w:val="24"/>
-        </w:rPr>
-        <w:t>信号量（Semaphore）和互斥锁（Mutex）用于实现任务间的同步和共享资源的互斥访问。二值信号量常用于中断与任务之间的事件通知，而互斥锁则通过优先级继承机制避免了优先级反转问题，保障了高优先级任务的实时响应能力。</w:t>
-      </w:r>
-    </w:p>
-    <w:p>
-      <w:pPr>
-        <w:ind w:firstLine="480"/>
-      </w:pPr>
-      <w:r>
-        <w:rPr>
-          <w:rFonts w:ascii="宋体" w:hAnsi="宋体" w:eastAsia="宋体"/>
-          <w:sz w:val="24"/>
-        </w:rPr>
-        <w:t>在本课题中，系统采用双核任务分配策略。Core 0运行Modbus协议栈任务（modbus_task）和报文抓取任务（capture），前者需要及时处理通信超时与重试，后者需要在UART数据到达后尽快取出，二者均具有较高的实时性要求；Core 1运行GUI渲染任务（ui_task）和按键扫描任务（key_scan），这些任务侧重于人机交互的流畅性。ADC波形采集不占用独立任务，由DMA搬运配合转换完成中断回调写入缓冲区。各任务之间通过事件队列进行通信，形成了松耦合的协作关系。</w:t>
-      </w:r>
-    </w:p>
-    <w:p>
-      <w:pPr>
-        <w:spacing w:before="240" w:after="120"/>
-      </w:pPr>
-      <w:r>
-        <w:rPr>
-          <w:rFonts w:ascii="黑体" w:hAnsi="黑体" w:eastAsia="黑体"/>
-          <w:b/>
-          <w:sz w:val="28"/>
-        </w:rPr>
-        <w:t>2.3 Modbus协议</w:t>
-      </w:r>
-    </w:p>
-    <w:p>
-      <w:pPr>
-        <w:ind w:firstLine="480"/>
-      </w:pPr>
-      <w:r>
-        <w:rPr>
-          <w:rFonts w:ascii="宋体" w:hAnsi="宋体" w:eastAsia="宋体"/>
-          <w:sz w:val="24"/>
-        </w:rPr>
-        <w:t>Modbus协议是一种应用层通信协议，定义了控制器之间请求/应答的报文格式和交互规则。该协议支持两种主要的传输模式：Modbus RTU（Remote Terminal Unit）和Modbus TCP（Transmission Control Protocol）[16]。</w:t>
-      </w:r>
-    </w:p>
-    <w:p>
-      <w:pPr>
-        <w:spacing w:before="240" w:after="120"/>
+        <w:outlineLvl w:val="2"/>
       </w:pPr>
       <w:r>
         <w:rPr>
@@ -2237,6 +1969,7 @@
     <w:p>
       <w:pPr>
         <w:spacing w:before="240" w:after="120"/>
+        <w:outlineLvl w:val="2"/>
       </w:pPr>
       <w:r>
         <w:rPr>
@@ -2583,6 +2316,7 @@
     <w:p>
       <w:pPr>
         <w:spacing w:before="240" w:after="120"/>
+        <w:outlineLvl w:val="1"/>
       </w:pPr>
       <w:r>
         <w:rPr>
@@ -2632,6 +2366,7 @@
     <w:p>
       <w:pPr>
         <w:spacing w:before="240" w:after="120"/>
+        <w:outlineLvl w:val="1"/>
       </w:pPr>
       <w:r>
         <w:rPr>
@@ -2703,9 +2438,15 @@
       </w:r>
     </w:p>
     <w:p>
+      <w:r>
+        <w:br w:type="page"/>
+      </w:r>
+    </w:p>
+    <w:p>
       <w:pPr>
         <w:spacing w:before="240" w:after="120"/>
         <w:jc w:val="center"/>
+        <w:outlineLvl w:val="0"/>
       </w:pPr>
       <w:r>
         <w:rPr>
@@ -2719,6 +2460,7 @@
     <w:p>
       <w:pPr>
         <w:spacing w:before="240" w:after="120"/>
+        <w:outlineLvl w:val="1"/>
       </w:pPr>
       <w:r>
         <w:rPr>
@@ -2732,6 +2474,7 @@
     <w:p>
       <w:pPr>
         <w:spacing w:before="240" w:after="120"/>
+        <w:outlineLvl w:val="2"/>
       </w:pPr>
       <w:r>
         <w:rPr>
@@ -2877,6 +2620,7 @@
     <w:p>
       <w:pPr>
         <w:spacing w:before="240" w:after="120"/>
+        <w:outlineLvl w:val="2"/>
       </w:pPr>
       <w:r>
         <w:rPr>
@@ -2950,6 +2694,7 @@
     <w:p>
       <w:pPr>
         <w:spacing w:before="240" w:after="120"/>
+        <w:outlineLvl w:val="1"/>
       </w:pPr>
       <w:r>
         <w:rPr>
@@ -2963,6 +2708,7 @@
     <w:p>
       <w:pPr>
         <w:spacing w:before="240" w:after="120"/>
+        <w:outlineLvl w:val="2"/>
       </w:pPr>
       <w:r>
         <w:rPr>
@@ -3152,6 +2898,7 @@
     <w:p>
       <w:pPr>
         <w:spacing w:before="240" w:after="120"/>
+        <w:outlineLvl w:val="2"/>
       </w:pPr>
       <w:r>
         <w:rPr>
@@ -3296,6 +3043,7 @@
     <w:p>
       <w:pPr>
         <w:spacing w:before="240" w:after="120"/>
+        <w:outlineLvl w:val="1"/>
       </w:pPr>
       <w:r>
         <w:rPr>
@@ -3309,6 +3057,7 @@
     <w:p>
       <w:pPr>
         <w:spacing w:before="240" w:after="120"/>
+        <w:outlineLvl w:val="2"/>
       </w:pPr>
       <w:r>
         <w:rPr>
@@ -3454,6 +3203,7 @@
     <w:p>
       <w:pPr>
         <w:spacing w:before="240" w:after="120"/>
+        <w:outlineLvl w:val="2"/>
       </w:pPr>
       <w:r>
         <w:rPr>
@@ -3560,6 +3310,7 @@
     <w:p>
       <w:pPr>
         <w:spacing w:before="240" w:after="120"/>
+        <w:outlineLvl w:val="2"/>
       </w:pPr>
       <w:r>
         <w:rPr>
@@ -4138,8 +3889,29 @@
       </w:r>
     </w:p>
     <w:p>
+      <w:r>
+        <w:br w:type="page"/>
+      </w:r>
+    </w:p>
+    <w:p>
       <w:pPr>
         <w:spacing w:before="240" w:after="120"/>
+        <w:jc w:val="center"/>
+        <w:outlineLvl w:val="0"/>
+      </w:pPr>
+      <w:r>
+        <w:rPr>
+          <w:rFonts w:ascii="黑体" w:hAnsi="黑体" w:eastAsia="黑体"/>
+          <w:b/>
+          <w:sz w:val="32"/>
+        </w:rPr>
+        <w:t>第4章 硬件设计</w:t>
+      </w:r>
+    </w:p>
+    <w:p>
+      <w:pPr>
+        <w:spacing w:before="240" w:after="120"/>
+        <w:outlineLvl w:val="1"/>
       </w:pPr>
       <w:r>
         <w:rPr>
@@ -4147,339 +3919,13 @@
           <w:b/>
           <w:sz w:val="28"/>
         </w:rPr>
-        <w:t>参考文献</w:t>
-      </w:r>
-    </w:p>
-    <w:p>
-      <w:pPr>
-        <w:ind w:firstLine="480"/>
-      </w:pPr>
-      <w:r>
-        <w:rPr>
-          <w:rFonts w:ascii="宋体" w:hAnsi="宋体" w:eastAsia="宋体"/>
-          <w:sz w:val="24"/>
-        </w:rPr>
-        <w:t>[1] Modbus Organization. Modbus Application Protocol Specification V1.1b3[S]. 2012.</w:t>
-      </w:r>
-    </w:p>
-    <w:p>
-      <w:pPr>
-        <w:ind w:firstLine="480"/>
-      </w:pPr>
-      <w:r>
-        <w:rPr>
-          <w:rFonts w:ascii="宋体" w:hAnsi="宋体" w:eastAsia="宋体"/>
-          <w:sz w:val="24"/>
-        </w:rPr>
-        <w:t>[2] 刘国海, 杨建平. 工业通信网络与现场总线技术[M]. 北京: 机械工业出版社, 2019.</w:t>
-      </w:r>
-    </w:p>
-    <w:p>
-      <w:pPr>
-        <w:ind w:firstLine="480"/>
-      </w:pPr>
-      <w:r>
-        <w:rPr>
-          <w:rFonts w:ascii="宋体" w:hAnsi="宋体" w:eastAsia="宋体"/>
-          <w:sz w:val="24"/>
-        </w:rPr>
-        <w:t>[3] 张浩, 陈志文. 工业互联网协议与应用[M]. 北京: 电子工业出版社, 2020.</w:t>
-      </w:r>
-    </w:p>
-    <w:p>
-      <w:pPr>
-        <w:ind w:firstLine="480"/>
-      </w:pPr>
-      <w:r>
-        <w:rPr>
-          <w:rFonts w:ascii="宋体" w:hAnsi="宋体" w:eastAsia="宋体"/>
-          <w:sz w:val="24"/>
-        </w:rPr>
-        <w:t>[4] 王宏, 李强. Modbus协议分析仪的设计与实现[J]. 工业控制计算机, 2018, 31(5): 45-47.</w:t>
-      </w:r>
-    </w:p>
-    <w:p>
-      <w:pPr>
-        <w:ind w:firstLine="480"/>
-      </w:pPr>
-      <w:r>
-        <w:rPr>
-          <w:rFonts w:ascii="宋体" w:hAnsi="宋体" w:eastAsia="宋体"/>
-          <w:sz w:val="24"/>
-        </w:rPr>
-        <w:t>[5] Modbus Tools. Modbus Poll User Manual[EB/OL]. https://www.modbustools.com/, 2023.</w:t>
-      </w:r>
-    </w:p>
-    <w:p>
-      <w:pPr>
-        <w:ind w:firstLine="480"/>
-      </w:pPr>
-      <w:r>
-        <w:rPr>
-          <w:rFonts w:ascii="宋体" w:hAnsi="宋体" w:eastAsia="宋体"/>
-          <w:sz w:val="24"/>
-        </w:rPr>
-        <w:t>[6] Hilscher Gesellschaft fuer Systemautomation mbH. netTESTER Technical Reference Manual[Z]. 2021.</w:t>
-      </w:r>
-    </w:p>
-    <w:p>
-      <w:pPr>
-        <w:ind w:firstLine="480"/>
-      </w:pPr>
-      <w:r>
-        <w:rPr>
-          <w:rFonts w:ascii="宋体" w:hAnsi="宋体" w:eastAsia="宋体"/>
-          <w:sz w:val="24"/>
-        </w:rPr>
-        <w:t>[7] 李明华, 张伟. 基于Modbus协议的工业数据采集系统设计[J]. 自动化与仪表, 2019, 34(8): 82-85.</w:t>
-      </w:r>
-    </w:p>
-    <w:p>
-      <w:pPr>
-        <w:ind w:firstLine="480"/>
-      </w:pPr>
-      <w:r>
-        <w:rPr>
-          <w:rFonts w:ascii="宋体" w:hAnsi="宋体" w:eastAsia="宋体"/>
-          <w:sz w:val="24"/>
-        </w:rPr>
-        <w:t>[8] 赵磊, 王志强. 基于STM32的便携式Modbus协议分析仪设计[J]. 电子测量技术, 2020, 43(12): 118-122.</w:t>
-      </w:r>
-    </w:p>
-    <w:p>
-      <w:pPr>
-        <w:ind w:firstLine="480"/>
-      </w:pPr>
-      <w:r>
-        <w:rPr>
-          <w:rFonts w:ascii="宋体" w:hAnsi="宋体" w:eastAsia="宋体"/>
-          <w:sz w:val="24"/>
-        </w:rPr>
-        <w:t>[9] 陈晓明, 刘洋. 基于ESP32的WiFi Modbus网关设计与实现[J]. 单片机与嵌入式系统应用, 2021, 21(6): 53-56.</w:t>
-      </w:r>
-    </w:p>
-    <w:p>
-      <w:pPr>
-        <w:ind w:firstLine="480"/>
-      </w:pPr>
-      <w:r>
-        <w:rPr>
-          <w:rFonts w:ascii="宋体" w:hAnsi="宋体" w:eastAsia="宋体"/>
-          <w:sz w:val="24"/>
-        </w:rPr>
-        <w:t>[10] Espressif Systems. ESP32-S3 Technical Reference Manual v1.0[Z]. 2023.</w:t>
-      </w:r>
-    </w:p>
-    <w:p>
-      <w:pPr>
-        <w:ind w:firstLine="480"/>
-      </w:pPr>
-      <w:r>
-        <w:rPr>
-          <w:rFonts w:ascii="宋体" w:hAnsi="宋体" w:eastAsia="宋体"/>
-          <w:sz w:val="24"/>
-        </w:rPr>
-        <w:t>[11] Espressif Systems. ESP32-S3 Datasheet v1.0[Z]. 2023.</w:t>
-      </w:r>
-    </w:p>
-    <w:p>
-      <w:pPr>
-        <w:ind w:firstLine="480"/>
-      </w:pPr>
-      <w:r>
-        <w:rPr>
-          <w:rFonts w:ascii="宋体" w:hAnsi="宋体" w:eastAsia="宋体"/>
-          <w:sz w:val="24"/>
-        </w:rPr>
-        <w:t>[12] Espressif Systems. ESP-IDF Programming Guide v5.x[EB/OL]. https://docs.espressif.com/projects/esp-idf/, 2024.</w:t>
-      </w:r>
-    </w:p>
-    <w:p>
-      <w:pPr>
-        <w:ind w:firstLine="480"/>
-      </w:pPr>
-      <w:r>
-        <w:rPr>
-          <w:rFonts w:ascii="宋体" w:hAnsi="宋体" w:eastAsia="宋体"/>
-          <w:sz w:val="24"/>
-        </w:rPr>
-        <w:t>[13] Barry R. Maserta_FreeRTOS Real Time Kernel: A Hands-on Tutorial Guide[M]. Real Time Engineers Ltd., 2022.</w:t>
-      </w:r>
-    </w:p>
-    <w:p>
-      <w:pPr>
-        <w:ind w:firstLine="480"/>
-      </w:pPr>
-      <w:r>
-        <w:rPr>
-          <w:rFonts w:ascii="宋体" w:hAnsi="宋体" w:eastAsia="宋体"/>
-          <w:sz w:val="24"/>
-        </w:rPr>
-        <w:t>[14] Espressif Systems. FreeRTOS SMP Changes for ESP-IDF[EB/OL]. https://docs.espressif.com/, 2024.</w:t>
-      </w:r>
-    </w:p>
-    <w:p>
-      <w:pPr>
-        <w:ind w:firstLine="480"/>
-      </w:pPr>
-      <w:r>
-        <w:rPr>
-          <w:rFonts w:ascii="宋体" w:hAnsi="宋体" w:eastAsia="宋体"/>
-          <w:sz w:val="24"/>
-        </w:rPr>
-        <w:t>[15] 刘火良, 杨森. FreeRTOS内核实现与应用开发实战指南[M]. 北京: 机械工业出版社, 2019.</w:t>
-      </w:r>
-    </w:p>
-    <w:p>
-      <w:pPr>
-        <w:ind w:firstLine="480"/>
-      </w:pPr>
-      <w:r>
-        <w:rPr>
-          <w:rFonts w:ascii="宋体" w:hAnsi="宋体" w:eastAsia="宋体"/>
-          <w:sz w:val="24"/>
-        </w:rPr>
-        <w:t>[16] Modbus Organization. Modbus over Serial Line Specification V1.02[S]. 2006.</w:t>
-      </w:r>
-    </w:p>
-    <w:p>
-      <w:pPr>
-        <w:ind w:firstLine="480"/>
-      </w:pPr>
-      <w:r>
-        <w:rPr>
-          <w:rFonts w:ascii="宋体" w:hAnsi="宋体" w:eastAsia="宋体"/>
-          <w:sz w:val="24"/>
-        </w:rPr>
-        <w:t>[17] Modbus Organization. Modbus Messaging on TCP/IP Implementation Guide V1.0b[S]. 2006.</w:t>
-      </w:r>
-    </w:p>
-    <w:p>
-      <w:pPr>
-        <w:ind w:firstLine="480"/>
-      </w:pPr>
-      <w:r>
-        <w:rPr>
-          <w:rFonts w:ascii="宋体" w:hAnsi="宋体" w:eastAsia="宋体"/>
-          <w:sz w:val="24"/>
-        </w:rPr>
-        <w:t>[18] 陈永红, 张宏涛. CRC校验在Modbus通信中的应用研究[J]. 仪器仪表学报, 2017, 38(S1): 203-207.</w:t>
-      </w:r>
-    </w:p>
-    <w:p>
-      <w:pPr>
-        <w:ind w:firstLine="480"/>
-      </w:pPr>
-      <w:r>
-        <w:rPr>
-          <w:rFonts w:ascii="宋体" w:hAnsi="宋体" w:eastAsia="宋体"/>
-          <w:sz w:val="24"/>
-        </w:rPr>
-        <w:t>[19] 吴秋宁, 黄国华. Modbus TCP协议在工业以太网中的应用[J]. 自动化技术与应用, 2018, 37(10): 67-70.</w:t>
-      </w:r>
-    </w:p>
-    <w:p>
-      <w:pPr>
-        <w:ind w:firstLine="480"/>
-      </w:pPr>
-      <w:r>
-        <w:rPr>
-          <w:rFonts w:ascii="宋体" w:hAnsi="宋体" w:eastAsia="宋体"/>
-          <w:sz w:val="24"/>
-        </w:rPr>
-        <w:t>[20] Ilitek. ILI9341 Datasheet V0.81[Z]. 2011.</w:t>
-      </w:r>
-    </w:p>
-    <w:p>
-      <w:pPr>
-        <w:ind w:firstLine="480"/>
-      </w:pPr>
-      <w:r>
-        <w:rPr>
-          <w:rFonts w:ascii="宋体" w:hAnsi="宋体" w:eastAsia="宋体"/>
-          <w:sz w:val="24"/>
-        </w:rPr>
-        <w:t>[21] 蔡自兴, 陈海燕. 嵌入式系统显示驱动开发技术[M]. 北京: 清华大学出版社, 2020.</w:t>
-      </w:r>
-    </w:p>
-    <w:p>
-      <w:pPr>
-        <w:ind w:firstLine="480"/>
-      </w:pPr>
-      <w:r>
-        <w:rPr>
-          <w:rFonts w:ascii="宋体" w:hAnsi="宋体" w:eastAsia="宋体"/>
-          <w:sz w:val="24"/>
-        </w:rPr>
-        <w:t>[22] 周立功. ARM嵌入式系统基础教程[M]. 北京: 北京航空航天大学出版社, 2017.</w:t>
-      </w:r>
-    </w:p>
-    <w:p>
-      <w:pPr>
-        <w:ind w:firstLine="480"/>
-      </w:pPr>
-      <w:r>
-        <w:rPr>
-          <w:rFonts w:ascii="宋体" w:hAnsi="宋体" w:eastAsia="宋体"/>
-          <w:sz w:val="24"/>
-        </w:rPr>
-        <w:t>[23] 全国工业过程测量控制和自动化标准化技术委员会. GB/T 19582-2008 基于Modbus协议的工业自动化网络规范[S]. 北京: 中国标准出版社, 2008.</w:t>
-      </w:r>
-    </w:p>
-    <w:p>
-      <w:pPr>
-        <w:ind w:firstLine="480"/>
-      </w:pPr>
-      <w:r>
-        <w:rPr>
-          <w:rFonts w:ascii="宋体" w:hAnsi="宋体" w:eastAsia="宋体"/>
-          <w:sz w:val="24"/>
-        </w:rPr>
-        <w:t>[24] Douglass B. P. Real-Time Design Patterns: Robust Scalable Architecture for Real-Time Systems[M]. Addison-Wesley, 2002.</w:t>
-      </w:r>
-    </w:p>
-    <w:p>
-      <w:pPr>
-        <w:ind w:firstLine="480"/>
-      </w:pPr>
-      <w:r>
-        <w:rPr>
-          <w:rFonts w:ascii="宋体" w:hAnsi="宋体" w:eastAsia="宋体"/>
-          <w:sz w:val="24"/>
-        </w:rPr>
-        <w:t>[25] 杨刚. 嵌入式系统设计与实践[M]. 北京: 电子工业出版社, 2021.</w:t>
+        <w:t>4.1 系统硬件总体方案</w:t>
       </w:r>
     </w:p>
     <w:p>
       <w:pPr>
         <w:spacing w:before="240" w:after="120"/>
-        <w:jc w:val="center"/>
-      </w:pPr>
-      <w:r>
-        <w:rPr>
-          <w:rFonts w:ascii="黑体" w:hAnsi="黑体" w:eastAsia="黑体"/>
-          <w:b/>
-          <w:sz w:val="32"/>
-        </w:rPr>
-        <w:t>第4章 硬件设计</w:t>
-      </w:r>
-    </w:p>
-    <w:p>
-      <w:pPr>
-        <w:spacing w:before="240" w:after="120"/>
-      </w:pPr>
-      <w:r>
-        <w:rPr>
-          <w:rFonts w:ascii="黑体" w:hAnsi="黑体" w:eastAsia="黑体"/>
-          <w:b/>
-          <w:sz w:val="28"/>
-        </w:rPr>
-        <w:t>4.1 系统硬件总体方案</w:t>
-      </w:r>
-    </w:p>
-    <w:p>
-      <w:pPr>
-        <w:spacing w:before="240" w:after="120"/>
+        <w:outlineLvl w:val="2"/>
       </w:pPr>
       <w:r>
         <w:rPr>
@@ -4657,7 +4103,7 @@
                     <pic:cNvPicPr/>
                   </pic:nvPicPr>
                   <pic:blipFill>
-                    <a:blip r:embed="rId9"/>
+                    <a:blip r:embed="rId10"/>
                     <a:stretch>
                       <a:fillRect/>
                     </a:stretch>
@@ -4692,6 +4138,7 @@
     <w:p>
       <w:pPr>
         <w:spacing w:before="240" w:after="120"/>
+        <w:outlineLvl w:val="2"/>
       </w:pPr>
       <w:r>
         <w:rPr>
@@ -4765,6 +4212,7 @@
     <w:p>
       <w:pPr>
         <w:spacing w:before="240" w:after="120"/>
+        <w:outlineLvl w:val="1"/>
       </w:pPr>
       <w:r>
         <w:rPr>
@@ -4778,6 +4226,7 @@
     <w:p>
       <w:pPr>
         <w:spacing w:before="240" w:after="120"/>
+        <w:outlineLvl w:val="2"/>
       </w:pPr>
       <w:r>
         <w:rPr>
@@ -4827,6 +4276,7 @@
     <w:p>
       <w:pPr>
         <w:spacing w:before="240" w:after="120"/>
+        <w:outlineLvl w:val="2"/>
       </w:pPr>
       <w:r>
         <w:rPr>
@@ -4864,6 +4314,7 @@
     <w:p>
       <w:pPr>
         <w:spacing w:before="240" w:after="120"/>
+        <w:outlineLvl w:val="2"/>
       </w:pPr>
       <w:r>
         <w:rPr>
@@ -4889,6 +4340,7 @@
     <w:p>
       <w:pPr>
         <w:spacing w:before="240" w:after="120"/>
+        <w:outlineLvl w:val="2"/>
       </w:pPr>
       <w:r>
         <w:rPr>
@@ -4914,6 +4366,7 @@
     <w:p>
       <w:pPr>
         <w:spacing w:before="240" w:after="120"/>
+        <w:outlineLvl w:val="1"/>
       </w:pPr>
       <w:r>
         <w:rPr>
@@ -4927,6 +4380,7 @@
     <w:p>
       <w:pPr>
         <w:spacing w:before="240" w:after="120"/>
+        <w:outlineLvl w:val="2"/>
       </w:pPr>
       <w:r>
         <w:rPr>
@@ -4995,7 +4449,7 @@
                     <pic:cNvPicPr/>
                   </pic:nvPicPr>
                   <pic:blipFill>
-                    <a:blip r:embed="rId10"/>
+                    <a:blip r:embed="rId11"/>
                     <a:stretch>
                       <a:fillRect/>
                     </a:stretch>
@@ -5030,6 +4484,7 @@
     <w:p>
       <w:pPr>
         <w:spacing w:before="240" w:after="120"/>
+        <w:outlineLvl w:val="2"/>
       </w:pPr>
       <w:r>
         <w:rPr>
@@ -5103,6 +4558,7 @@
     <w:p>
       <w:pPr>
         <w:spacing w:before="240" w:after="120"/>
+        <w:outlineLvl w:val="1"/>
       </w:pPr>
       <w:r>
         <w:rPr>
@@ -5116,6 +4572,7 @@
     <w:p>
       <w:pPr>
         <w:spacing w:before="240" w:after="120"/>
+        <w:outlineLvl w:val="2"/>
       </w:pPr>
       <w:r>
         <w:rPr>
@@ -5141,6 +4598,7 @@
     <w:p>
       <w:pPr>
         <w:spacing w:before="240" w:after="120"/>
+        <w:outlineLvl w:val="2"/>
       </w:pPr>
       <w:r>
         <w:rPr>
@@ -5178,6 +4636,7 @@
     <w:p>
       <w:pPr>
         <w:spacing w:before="240" w:after="120"/>
+        <w:outlineLvl w:val="2"/>
       </w:pPr>
       <w:r>
         <w:rPr>
@@ -5228,6 +4687,7 @@
     <w:p>
       <w:pPr>
         <w:spacing w:before="240" w:after="120"/>
+        <w:outlineLvl w:val="1"/>
       </w:pPr>
       <w:r>
         <w:rPr>
@@ -5278,6 +4738,7 @@
     <w:p>
       <w:pPr>
         <w:spacing w:before="240" w:after="120"/>
+        <w:outlineLvl w:val="1"/>
       </w:pPr>
       <w:r>
         <w:rPr>
@@ -5291,6 +4752,7 @@
     <w:p>
       <w:pPr>
         <w:spacing w:before="240" w:after="120"/>
+        <w:outlineLvl w:val="2"/>
       </w:pPr>
       <w:r>
         <w:rPr>
@@ -5377,6 +4839,7 @@
     <w:p>
       <w:pPr>
         <w:spacing w:before="240" w:after="120"/>
+        <w:outlineLvl w:val="2"/>
       </w:pPr>
       <w:r>
         <w:rPr>
@@ -5414,6 +4877,7 @@
     <w:p>
       <w:pPr>
         <w:spacing w:before="240" w:after="120"/>
+        <w:outlineLvl w:val="1"/>
       </w:pPr>
       <w:r>
         <w:rPr>
@@ -5427,6 +4891,7 @@
     <w:p>
       <w:pPr>
         <w:spacing w:before="240" w:after="120"/>
+        <w:outlineLvl w:val="2"/>
       </w:pPr>
       <w:r>
         <w:rPr>
@@ -5464,6 +4929,7 @@
     <w:p>
       <w:pPr>
         <w:spacing w:before="240" w:after="120"/>
+        <w:outlineLvl w:val="2"/>
       </w:pPr>
       <w:r>
         <w:rPr>
@@ -5501,6 +4967,7 @@
     <w:p>
       <w:pPr>
         <w:spacing w:before="240" w:after="120"/>
+        <w:outlineLvl w:val="2"/>
       </w:pPr>
       <w:r>
         <w:rPr>
@@ -5536,9 +5003,15 @@
       </w:r>
     </w:p>
     <w:p>
+      <w:r>
+        <w:br w:type="page"/>
+      </w:r>
+    </w:p>
+    <w:p>
       <w:pPr>
         <w:spacing w:before="240" w:after="120"/>
         <w:jc w:val="center"/>
+        <w:outlineLvl w:val="0"/>
       </w:pPr>
       <w:r>
         <w:rPr>
@@ -5564,6 +5037,7 @@
     <w:p>
       <w:pPr>
         <w:spacing w:before="240" w:after="120"/>
+        <w:outlineLvl w:val="1"/>
       </w:pPr>
       <w:r>
         <w:rPr>
@@ -5577,6 +5051,7 @@
     <w:p>
       <w:pPr>
         <w:spacing w:before="240" w:after="120"/>
+        <w:outlineLvl w:val="2"/>
       </w:pPr>
       <w:r>
         <w:rPr>
@@ -5649,6 +5124,7 @@
     <w:p>
       <w:pPr>
         <w:spacing w:before="240" w:after="120"/>
+        <w:outlineLvl w:val="2"/>
       </w:pPr>
       <w:r>
         <w:rPr>
@@ -5709,6 +5185,7 @@
     <w:p>
       <w:pPr>
         <w:spacing w:before="240" w:after="120"/>
+        <w:outlineLvl w:val="2"/>
       </w:pPr>
       <w:r>
         <w:rPr>
@@ -6421,7 +5898,7 @@
                     <pic:cNvPicPr/>
                   </pic:nvPicPr>
                   <pic:blipFill>
-                    <a:blip r:embed="rId11"/>
+                    <a:blip r:embed="rId12"/>
                     <a:stretch>
                       <a:fillRect/>
                     </a:stretch>
@@ -6456,6 +5933,7 @@
     <w:p>
       <w:pPr>
         <w:spacing w:before="240" w:after="120"/>
+        <w:outlineLvl w:val="1"/>
       </w:pPr>
       <w:r>
         <w:rPr>
@@ -6469,6 +5947,7 @@
     <w:p>
       <w:pPr>
         <w:spacing w:before="240" w:after="120"/>
+        <w:outlineLvl w:val="2"/>
       </w:pPr>
       <w:r>
         <w:rPr>
@@ -6518,6 +5997,7 @@
     <w:p>
       <w:pPr>
         <w:spacing w:before="240" w:after="120"/>
+        <w:outlineLvl w:val="2"/>
       </w:pPr>
       <w:r>
         <w:rPr>
@@ -6582,6 +6062,7 @@
     <w:p>
       <w:pPr>
         <w:spacing w:before="240" w:after="120"/>
+        <w:outlineLvl w:val="2"/>
       </w:pPr>
       <w:r>
         <w:rPr>
@@ -6631,6 +6112,7 @@
     <w:p>
       <w:pPr>
         <w:spacing w:before="240" w:after="120"/>
+        <w:outlineLvl w:val="2"/>
       </w:pPr>
       <w:r>
         <w:rPr>
@@ -6788,6 +6270,7 @@
     <w:p>
       <w:pPr>
         <w:spacing w:before="240" w:after="120"/>
+        <w:outlineLvl w:val="1"/>
       </w:pPr>
       <w:r>
         <w:rPr>
@@ -6801,6 +6284,7 @@
     <w:p>
       <w:pPr>
         <w:spacing w:before="240" w:after="120"/>
+        <w:outlineLvl w:val="2"/>
       </w:pPr>
       <w:r>
         <w:rPr>
@@ -6850,6 +6334,7 @@
     <w:p>
       <w:pPr>
         <w:spacing w:before="240" w:after="120"/>
+        <w:outlineLvl w:val="2"/>
       </w:pPr>
       <w:r>
         <w:rPr>
@@ -6887,6 +6372,7 @@
     <w:p>
       <w:pPr>
         <w:spacing w:before="240" w:after="120"/>
+        <w:outlineLvl w:val="2"/>
       </w:pPr>
       <w:r>
         <w:rPr>
@@ -6936,6 +6422,7 @@
     <w:p>
       <w:pPr>
         <w:spacing w:before="240" w:after="120"/>
+        <w:outlineLvl w:val="1"/>
       </w:pPr>
       <w:r>
         <w:rPr>
@@ -6949,6 +6436,7 @@
     <w:p>
       <w:pPr>
         <w:spacing w:before="240" w:after="120"/>
+        <w:outlineLvl w:val="2"/>
       </w:pPr>
       <w:r>
         <w:rPr>
@@ -6998,6 +6486,7 @@
     <w:p>
       <w:pPr>
         <w:spacing w:before="240" w:after="120"/>
+        <w:outlineLvl w:val="2"/>
       </w:pPr>
       <w:r>
         <w:rPr>
@@ -7074,6 +6563,7 @@
     <w:p>
       <w:pPr>
         <w:spacing w:before="240" w:after="120"/>
+        <w:outlineLvl w:val="1"/>
       </w:pPr>
       <w:r>
         <w:rPr>
@@ -7087,6 +6577,7 @@
     <w:p>
       <w:pPr>
         <w:spacing w:before="240" w:after="120"/>
+        <w:outlineLvl w:val="2"/>
       </w:pPr>
       <w:r>
         <w:rPr>
@@ -7160,6 +6651,7 @@
     <w:p>
       <w:pPr>
         <w:spacing w:before="240" w:after="120"/>
+        <w:outlineLvl w:val="2"/>
       </w:pPr>
       <w:r>
         <w:rPr>
@@ -7209,6 +6701,7 @@
     <w:p>
       <w:pPr>
         <w:spacing w:before="240" w:after="120"/>
+        <w:outlineLvl w:val="2"/>
       </w:pPr>
       <w:r>
         <w:rPr>
@@ -7246,6 +6739,7 @@
     <w:p>
       <w:pPr>
         <w:spacing w:before="240" w:after="120"/>
+        <w:outlineLvl w:val="2"/>
       </w:pPr>
       <w:r>
         <w:rPr>
@@ -7307,6 +6801,7 @@
     <w:p>
       <w:pPr>
         <w:spacing w:before="240" w:after="120"/>
+        <w:outlineLvl w:val="1"/>
       </w:pPr>
       <w:r>
         <w:rPr>
@@ -7320,6 +6815,7 @@
     <w:p>
       <w:pPr>
         <w:spacing w:before="240" w:after="120"/>
+        <w:outlineLvl w:val="2"/>
       </w:pPr>
       <w:r>
         <w:rPr>
@@ -7444,6 +6940,7 @@
     <w:p>
       <w:pPr>
         <w:spacing w:before="240" w:after="120"/>
+        <w:outlineLvl w:val="2"/>
       </w:pPr>
       <w:r>
         <w:rPr>
@@ -7541,6 +7038,7 @@
     <w:p>
       <w:pPr>
         <w:spacing w:before="240" w:after="120"/>
+        <w:outlineLvl w:val="1"/>
       </w:pPr>
       <w:r>
         <w:rPr>
@@ -7554,6 +7052,7 @@
     <w:p>
       <w:pPr>
         <w:spacing w:before="240" w:after="120"/>
+        <w:outlineLvl w:val="2"/>
       </w:pPr>
       <w:r>
         <w:rPr>
@@ -7642,6 +7141,7 @@
     <w:p>
       <w:pPr>
         <w:spacing w:before="240" w:after="120"/>
+        <w:outlineLvl w:val="2"/>
       </w:pPr>
       <w:r>
         <w:rPr>
@@ -7679,6 +7179,7 @@
     <w:p>
       <w:pPr>
         <w:spacing w:before="240" w:after="120"/>
+        <w:outlineLvl w:val="2"/>
       </w:pPr>
       <w:r>
         <w:rPr>
@@ -7830,7 +7331,7 @@
                     <pic:cNvPicPr/>
                   </pic:nvPicPr>
                   <pic:blipFill>
-                    <a:blip r:embed="rId12"/>
+                    <a:blip r:embed="rId13"/>
                     <a:stretch>
                       <a:fillRect/>
                     </a:stretch>
@@ -7865,6 +7366,7 @@
     <w:p>
       <w:pPr>
         <w:spacing w:before="240" w:after="120"/>
+        <w:outlineLvl w:val="1"/>
       </w:pPr>
       <w:r>
         <w:rPr>
@@ -7878,6 +7380,7 @@
     <w:p>
       <w:pPr>
         <w:spacing w:before="240" w:after="120"/>
+        <w:outlineLvl w:val="2"/>
       </w:pPr>
       <w:r>
         <w:rPr>
@@ -7927,6 +7430,7 @@
     <w:p>
       <w:pPr>
         <w:spacing w:before="240" w:after="120"/>
+        <w:outlineLvl w:val="2"/>
       </w:pPr>
       <w:r>
         <w:rPr>
@@ -8000,6 +7504,7 @@
     <w:p>
       <w:pPr>
         <w:spacing w:before="240" w:after="120"/>
+        <w:outlineLvl w:val="2"/>
       </w:pPr>
       <w:r>
         <w:rPr>
@@ -8037,6 +7542,7 @@
     <w:p>
       <w:pPr>
         <w:spacing w:before="240" w:after="120"/>
+        <w:outlineLvl w:val="1"/>
       </w:pPr>
       <w:r>
         <w:rPr>
@@ -8050,6 +7556,7 @@
     <w:p>
       <w:pPr>
         <w:spacing w:before="240" w:after="120"/>
+        <w:outlineLvl w:val="2"/>
       </w:pPr>
       <w:r>
         <w:rPr>
@@ -8104,6 +7611,7 @@
     <w:p>
       <w:pPr>
         <w:spacing w:before="240" w:after="120"/>
+        <w:outlineLvl w:val="2"/>
       </w:pPr>
       <w:r>
         <w:rPr>
@@ -8165,6 +7673,7 @@
     <w:p>
       <w:pPr>
         <w:spacing w:before="240" w:after="120"/>
+        <w:outlineLvl w:val="2"/>
       </w:pPr>
       <w:r>
         <w:rPr>
@@ -8212,9 +7721,15 @@
       </w:r>
     </w:p>
     <w:p>
+      <w:r>
+        <w:br w:type="page"/>
+      </w:r>
+    </w:p>
+    <w:p>
       <w:pPr>
         <w:spacing w:before="240" w:after="120"/>
         <w:jc w:val="center"/>
+        <w:outlineLvl w:val="0"/>
       </w:pPr>
       <w:r>
         <w:rPr>
@@ -8240,6 +7755,7 @@
     <w:p>
       <w:pPr>
         <w:spacing w:before="240" w:after="120"/>
+        <w:outlineLvl w:val="1"/>
       </w:pPr>
       <w:r>
         <w:rPr>
@@ -8253,6 +7769,7 @@
     <w:p>
       <w:pPr>
         <w:spacing w:before="240" w:after="120"/>
+        <w:outlineLvl w:val="2"/>
       </w:pPr>
       <w:r>
         <w:rPr>
@@ -8338,6 +7855,7 @@
     <w:p>
       <w:pPr>
         <w:spacing w:before="240" w:after="120"/>
+        <w:outlineLvl w:val="2"/>
       </w:pPr>
       <w:r>
         <w:rPr>
@@ -8363,6 +7881,7 @@
     <w:p>
       <w:pPr>
         <w:spacing w:before="240" w:after="120"/>
+        <w:outlineLvl w:val="2"/>
       </w:pPr>
       <w:r>
         <w:rPr>
@@ -8941,6 +8460,7 @@
     <w:p>
       <w:pPr>
         <w:spacing w:before="240" w:after="120"/>
+        <w:outlineLvl w:val="2"/>
       </w:pPr>
       <w:r>
         <w:rPr>
@@ -9273,7 +8793,7 @@
                     <pic:cNvPicPr/>
                   </pic:nvPicPr>
                   <pic:blipFill>
-                    <a:blip r:embed="rId13"/>
+                    <a:blip r:embed="rId14"/>
                     <a:stretch>
                       <a:fillRect/>
                     </a:stretch>
@@ -9308,6 +8828,7 @@
     <w:p>
       <w:pPr>
         <w:spacing w:before="240" w:after="120"/>
+        <w:outlineLvl w:val="1"/>
       </w:pPr>
       <w:r>
         <w:rPr>
@@ -9321,6 +8842,7 @@
     <w:p>
       <w:pPr>
         <w:spacing w:before="240" w:after="120"/>
+        <w:outlineLvl w:val="2"/>
       </w:pPr>
       <w:r>
         <w:rPr>
@@ -9394,6 +8916,7 @@
     <w:p>
       <w:pPr>
         <w:spacing w:before="240" w:after="120"/>
+        <w:outlineLvl w:val="2"/>
       </w:pPr>
       <w:r>
         <w:rPr>
@@ -10240,6 +9763,7 @@
     <w:p>
       <w:pPr>
         <w:spacing w:before="240" w:after="120"/>
+        <w:outlineLvl w:val="2"/>
       </w:pPr>
       <w:r>
         <w:rPr>
@@ -10301,6 +9825,7 @@
     <w:p>
       <w:pPr>
         <w:spacing w:before="240" w:after="120"/>
+        <w:outlineLvl w:val="1"/>
       </w:pPr>
       <w:r>
         <w:rPr>
@@ -10314,6 +9839,7 @@
     <w:p>
       <w:pPr>
         <w:spacing w:before="240" w:after="120"/>
+        <w:outlineLvl w:val="2"/>
       </w:pPr>
       <w:r>
         <w:rPr>
@@ -10375,6 +9901,7 @@
     <w:p>
       <w:pPr>
         <w:spacing w:before="240" w:after="120"/>
+        <w:outlineLvl w:val="2"/>
       </w:pPr>
       <w:r>
         <w:rPr>
@@ -10992,6 +10519,7 @@
     <w:p>
       <w:pPr>
         <w:spacing w:before="240" w:after="120"/>
+        <w:outlineLvl w:val="2"/>
       </w:pPr>
       <w:r>
         <w:rPr>
@@ -11053,6 +10581,7 @@
     <w:p>
       <w:pPr>
         <w:spacing w:before="240" w:after="120"/>
+        <w:outlineLvl w:val="1"/>
       </w:pPr>
       <w:r>
         <w:rPr>
@@ -11066,6 +10595,7 @@
     <w:p>
       <w:pPr>
         <w:spacing w:before="240" w:after="120"/>
+        <w:outlineLvl w:val="2"/>
       </w:pPr>
       <w:r>
         <w:rPr>
@@ -11127,6 +10657,7 @@
     <w:p>
       <w:pPr>
         <w:spacing w:before="240" w:after="120"/>
+        <w:outlineLvl w:val="2"/>
       </w:pPr>
       <w:r>
         <w:rPr>
@@ -11875,7 +11406,7 @@
                     <pic:cNvPicPr/>
                   </pic:nvPicPr>
                   <pic:blipFill>
-                    <a:blip r:embed="rId14"/>
+                    <a:blip r:embed="rId15"/>
                     <a:stretch>
                       <a:fillRect/>
                     </a:stretch>
@@ -11910,6 +11441,7 @@
     <w:p>
       <w:pPr>
         <w:spacing w:before="240" w:after="120"/>
+        <w:outlineLvl w:val="2"/>
       </w:pPr>
       <w:r>
         <w:rPr>
@@ -11959,6 +11491,7 @@
     <w:p>
       <w:pPr>
         <w:spacing w:before="240" w:after="120"/>
+        <w:outlineLvl w:val="1"/>
       </w:pPr>
       <w:r>
         <w:rPr>
@@ -11972,6 +11505,7 @@
     <w:p>
       <w:pPr>
         <w:spacing w:before="240" w:after="120"/>
+        <w:outlineLvl w:val="2"/>
       </w:pPr>
       <w:r>
         <w:rPr>
@@ -12033,6 +11567,7 @@
     <w:p>
       <w:pPr>
         <w:spacing w:before="240" w:after="120"/>
+        <w:outlineLvl w:val="2"/>
       </w:pPr>
       <w:r>
         <w:rPr>
@@ -12879,6 +12414,7 @@
     <w:p>
       <w:pPr>
         <w:spacing w:before="240" w:after="120"/>
+        <w:outlineLvl w:val="2"/>
       </w:pPr>
       <w:r>
         <w:rPr>
@@ -12940,6 +12476,7 @@
     <w:p>
       <w:pPr>
         <w:spacing w:before="240" w:after="120"/>
+        <w:outlineLvl w:val="1"/>
       </w:pPr>
       <w:r>
         <w:rPr>
@@ -12953,6 +12490,7 @@
     <w:p>
       <w:pPr>
         <w:spacing w:before="240" w:after="120"/>
+        <w:outlineLvl w:val="2"/>
       </w:pPr>
       <w:r>
         <w:rPr>
@@ -13014,6 +12552,7 @@
     <w:p>
       <w:pPr>
         <w:spacing w:before="240" w:after="120"/>
+        <w:outlineLvl w:val="2"/>
       </w:pPr>
       <w:r>
         <w:rPr>
@@ -13746,6 +13285,7 @@
     <w:p>
       <w:pPr>
         <w:spacing w:before="240" w:after="120"/>
+        <w:outlineLvl w:val="2"/>
       </w:pPr>
       <w:r>
         <w:rPr>
@@ -13795,6 +13335,7 @@
     <w:p>
       <w:pPr>
         <w:spacing w:before="240" w:after="120"/>
+        <w:outlineLvl w:val="1"/>
       </w:pPr>
       <w:r>
         <w:rPr>
@@ -13808,6 +13349,7 @@
     <w:p>
       <w:pPr>
         <w:spacing w:before="240" w:after="120"/>
+        <w:outlineLvl w:val="2"/>
       </w:pPr>
       <w:r>
         <w:rPr>
@@ -13869,6 +13411,7 @@
     <w:p>
       <w:pPr>
         <w:spacing w:before="240" w:after="120"/>
+        <w:outlineLvl w:val="2"/>
       </w:pPr>
       <w:r>
         <w:rPr>
@@ -14297,6 +13840,7 @@
     <w:p>
       <w:pPr>
         <w:spacing w:before="240" w:after="120"/>
+        <w:outlineLvl w:val="2"/>
       </w:pPr>
       <w:r>
         <w:rPr>
@@ -14346,6 +13890,7 @@
     <w:p>
       <w:pPr>
         <w:spacing w:before="240" w:after="120"/>
+        <w:outlineLvl w:val="1"/>
       </w:pPr>
       <w:r>
         <w:rPr>
@@ -14359,6 +13904,7 @@
     <w:p>
       <w:pPr>
         <w:spacing w:before="240" w:after="120"/>
+        <w:outlineLvl w:val="2"/>
       </w:pPr>
       <w:r>
         <w:rPr>
@@ -14420,6 +13966,7 @@
     <w:p>
       <w:pPr>
         <w:spacing w:before="240" w:after="120"/>
+        <w:outlineLvl w:val="2"/>
       </w:pPr>
       <w:r>
         <w:rPr>
@@ -15482,6 +15029,7 @@
     <w:p>
       <w:pPr>
         <w:spacing w:before="240" w:after="120"/>
+        <w:outlineLvl w:val="2"/>
       </w:pPr>
       <w:r>
         <w:rPr>
@@ -15541,9 +15089,15 @@
       </w:r>
     </w:p>
     <w:p>
+      <w:r>
+        <w:br w:type="page"/>
+      </w:r>
+    </w:p>
+    <w:p>
       <w:pPr>
         <w:spacing w:before="240" w:after="120"/>
         <w:jc w:val="center"/>
+        <w:outlineLvl w:val="0"/>
       </w:pPr>
       <w:r>
         <w:rPr>
@@ -15557,6 +15111,7 @@
     <w:p>
       <w:pPr>
         <w:spacing w:before="240" w:after="120"/>
+        <w:outlineLvl w:val="1"/>
       </w:pPr>
       <w:r>
         <w:rPr>
@@ -15630,6 +15185,7 @@
     <w:p>
       <w:pPr>
         <w:spacing w:before="240" w:after="120"/>
+        <w:outlineLvl w:val="1"/>
       </w:pPr>
       <w:r>
         <w:rPr>
@@ -15691,6 +15247,7 @@
     <w:p>
       <w:pPr>
         <w:spacing w:before="240" w:after="120"/>
+        <w:outlineLvl w:val="1"/>
       </w:pPr>
       <w:r>
         <w:rPr>
@@ -15773,7 +15330,420 @@
         <w:t>（5）系统实时性可进一步优化。当前WiFi协议栈和Modbus通信任务共享核心0的CPU资源，在高波特率报文抓取场景下偶发丢帧现象。未来可通过更精细的任务调度策略（如将通信任务固定绑定至核心1并提高中断优先级），以及增大UART硬件缓冲区等方式，进一步提升系统的实时性和通信完整性。</w:t>
       </w:r>
     </w:p>
+    <w:p>
+      <w:r>
+        <w:br w:type="page"/>
+      </w:r>
+    </w:p>
+    <w:p>
+      <w:pPr>
+        <w:spacing w:before="240" w:after="120"/>
+        <w:jc w:val="center"/>
+        <w:outlineLvl w:val="0"/>
+      </w:pPr>
+      <w:r>
+        <w:rPr>
+          <w:rFonts w:ascii="黑体" w:hAnsi="黑体" w:eastAsia="黑体"/>
+          <w:b/>
+          <w:sz w:val="32"/>
+        </w:rPr>
+        <w:t>参考文献</w:t>
+      </w:r>
+    </w:p>
+    <w:p>
+      <w:pPr>
+        <w:ind w:firstLine="480"/>
+      </w:pPr>
+      <w:r>
+        <w:rPr>
+          <w:rFonts w:ascii="宋体" w:hAnsi="宋体" w:eastAsia="宋体"/>
+          <w:sz w:val="24"/>
+        </w:rPr>
+        <w:t>[1] Modbus Organization. Modbus Application Protocol Specification V1.1b3[S]. 2012.</w:t>
+      </w:r>
+    </w:p>
+    <w:p>
+      <w:pPr>
+        <w:ind w:firstLine="480"/>
+      </w:pPr>
+      <w:r>
+        <w:rPr>
+          <w:rFonts w:ascii="宋体" w:hAnsi="宋体" w:eastAsia="宋体"/>
+          <w:sz w:val="24"/>
+        </w:rPr>
+        <w:t>[2] 刘国海, 杨建平. 工业通信网络与现场总线技术[M]. 北京: 机械工业出版社, 2019.</w:t>
+      </w:r>
+    </w:p>
+    <w:p>
+      <w:pPr>
+        <w:ind w:firstLine="480"/>
+      </w:pPr>
+      <w:r>
+        <w:rPr>
+          <w:rFonts w:ascii="宋体" w:hAnsi="宋体" w:eastAsia="宋体"/>
+          <w:sz w:val="24"/>
+        </w:rPr>
+        <w:t>[3] 张浩, 陈志文. 工业互联网协议与应用[M]. 北京: 电子工业出版社, 2020.</w:t>
+      </w:r>
+    </w:p>
+    <w:p>
+      <w:pPr>
+        <w:ind w:firstLine="480"/>
+      </w:pPr>
+      <w:r>
+        <w:rPr>
+          <w:rFonts w:ascii="宋体" w:hAnsi="宋体" w:eastAsia="宋体"/>
+          <w:sz w:val="24"/>
+        </w:rPr>
+        <w:t>[4] 王宏, 李强. Modbus协议分析仪的设计与实现[J]. 工业控制计算机, 2018, 31(5): 45-47.</w:t>
+      </w:r>
+    </w:p>
+    <w:p>
+      <w:pPr>
+        <w:ind w:firstLine="480"/>
+      </w:pPr>
+      <w:r>
+        <w:rPr>
+          <w:rFonts w:ascii="宋体" w:hAnsi="宋体" w:eastAsia="宋体"/>
+          <w:sz w:val="24"/>
+        </w:rPr>
+        <w:t>[5] Modbus Tools. Modbus Poll User Manual[EB/OL]. https://www.modbustools.com/, 2023.</w:t>
+      </w:r>
+    </w:p>
+    <w:p>
+      <w:pPr>
+        <w:ind w:firstLine="480"/>
+      </w:pPr>
+      <w:r>
+        <w:rPr>
+          <w:rFonts w:ascii="宋体" w:hAnsi="宋体" w:eastAsia="宋体"/>
+          <w:sz w:val="24"/>
+        </w:rPr>
+        <w:t>[6] Hilscher Gesellschaft fuer Systemautomation mbH. netTESTER Technical Reference Manual[Z]. 2021.</w:t>
+      </w:r>
+    </w:p>
+    <w:p>
+      <w:pPr>
+        <w:ind w:firstLine="480"/>
+      </w:pPr>
+      <w:r>
+        <w:rPr>
+          <w:rFonts w:ascii="宋体" w:hAnsi="宋体" w:eastAsia="宋体"/>
+          <w:sz w:val="24"/>
+        </w:rPr>
+        <w:t>[7] 李明华, 张伟. 基于Modbus协议的工业数据采集系统设计[J]. 自动化与仪表, 2019, 34(8): 82-85.</w:t>
+      </w:r>
+    </w:p>
+    <w:p>
+      <w:pPr>
+        <w:ind w:firstLine="480"/>
+      </w:pPr>
+      <w:r>
+        <w:rPr>
+          <w:rFonts w:ascii="宋体" w:hAnsi="宋体" w:eastAsia="宋体"/>
+          <w:sz w:val="24"/>
+        </w:rPr>
+        <w:t>[8] 赵磊, 王志强. 基于STM32的便携式Modbus协议分析仪设计[J]. 电子测量技术, 2020, 43(12): 118-122.</w:t>
+      </w:r>
+    </w:p>
+    <w:p>
+      <w:pPr>
+        <w:ind w:firstLine="480"/>
+      </w:pPr>
+      <w:r>
+        <w:rPr>
+          <w:rFonts w:ascii="宋体" w:hAnsi="宋体" w:eastAsia="宋体"/>
+          <w:sz w:val="24"/>
+        </w:rPr>
+        <w:t>[9] 陈晓明, 刘洋. 基于ESP32的WiFi Modbus网关设计与实现[J]. 单片机与嵌入式系统应用, 2021, 21(6): 53-56.</w:t>
+      </w:r>
+    </w:p>
+    <w:p>
+      <w:pPr>
+        <w:ind w:firstLine="480"/>
+      </w:pPr>
+      <w:r>
+        <w:rPr>
+          <w:rFonts w:ascii="宋体" w:hAnsi="宋体" w:eastAsia="宋体"/>
+          <w:sz w:val="24"/>
+        </w:rPr>
+        <w:t>[10] Espressif Systems. ESP32-S3 Technical Reference Manual v1.0[Z]. 2023.</w:t>
+      </w:r>
+    </w:p>
+    <w:p>
+      <w:pPr>
+        <w:ind w:firstLine="480"/>
+      </w:pPr>
+      <w:r>
+        <w:rPr>
+          <w:rFonts w:ascii="宋体" w:hAnsi="宋体" w:eastAsia="宋体"/>
+          <w:sz w:val="24"/>
+        </w:rPr>
+        <w:t>[11] Espressif Systems. ESP32-S3 Datasheet v1.0[Z]. 2023.</w:t>
+      </w:r>
+    </w:p>
+    <w:p>
+      <w:pPr>
+        <w:ind w:firstLine="480"/>
+      </w:pPr>
+      <w:r>
+        <w:rPr>
+          <w:rFonts w:ascii="宋体" w:hAnsi="宋体" w:eastAsia="宋体"/>
+          <w:sz w:val="24"/>
+        </w:rPr>
+        <w:t>[12] Espressif Systems. ESP-IDF Programming Guide v5.x[EB/OL]. https://docs.espressif.com/projects/esp-idf/, 2024.</w:t>
+      </w:r>
+    </w:p>
+    <w:p>
+      <w:pPr>
+        <w:ind w:firstLine="480"/>
+      </w:pPr>
+      <w:r>
+        <w:rPr>
+          <w:rFonts w:ascii="宋体" w:hAnsi="宋体" w:eastAsia="宋体"/>
+          <w:sz w:val="24"/>
+        </w:rPr>
+        <w:t>[13] Barry R. Maserta_FreeRTOS Real Time Kernel: A Hands-on Tutorial Guide[M]. Real Time Engineers Ltd., 2022.</w:t>
+      </w:r>
+    </w:p>
+    <w:p>
+      <w:pPr>
+        <w:ind w:firstLine="480"/>
+      </w:pPr>
+      <w:r>
+        <w:rPr>
+          <w:rFonts w:ascii="宋体" w:hAnsi="宋体" w:eastAsia="宋体"/>
+          <w:sz w:val="24"/>
+        </w:rPr>
+        <w:t>[14] Espressif Systems. FreeRTOS SMP Changes for ESP-IDF[EB/OL]. https://docs.espressif.com/, 2024.</w:t>
+      </w:r>
+    </w:p>
+    <w:p>
+      <w:pPr>
+        <w:ind w:firstLine="480"/>
+      </w:pPr>
+      <w:r>
+        <w:rPr>
+          <w:rFonts w:ascii="宋体" w:hAnsi="宋体" w:eastAsia="宋体"/>
+          <w:sz w:val="24"/>
+        </w:rPr>
+        <w:t>[15] 刘火良, 杨森. FreeRTOS内核实现与应用开发实战指南[M]. 北京: 机械工业出版社, 2019.</w:t>
+      </w:r>
+    </w:p>
+    <w:p>
+      <w:pPr>
+        <w:ind w:firstLine="480"/>
+      </w:pPr>
+      <w:r>
+        <w:rPr>
+          <w:rFonts w:ascii="宋体" w:hAnsi="宋体" w:eastAsia="宋体"/>
+          <w:sz w:val="24"/>
+        </w:rPr>
+        <w:t>[16] Modbus Organization. Modbus over Serial Line Specification V1.02[S]. 2006.</w:t>
+      </w:r>
+    </w:p>
+    <w:p>
+      <w:pPr>
+        <w:ind w:firstLine="480"/>
+      </w:pPr>
+      <w:r>
+        <w:rPr>
+          <w:rFonts w:ascii="宋体" w:hAnsi="宋体" w:eastAsia="宋体"/>
+          <w:sz w:val="24"/>
+        </w:rPr>
+        <w:t>[17] Modbus Organization. Modbus Messaging on TCP/IP Implementation Guide V1.0b[S]. 2006.</w:t>
+      </w:r>
+    </w:p>
+    <w:p>
+      <w:pPr>
+        <w:ind w:firstLine="480"/>
+      </w:pPr>
+      <w:r>
+        <w:rPr>
+          <w:rFonts w:ascii="宋体" w:hAnsi="宋体" w:eastAsia="宋体"/>
+          <w:sz w:val="24"/>
+        </w:rPr>
+        <w:t>[18] 陈永红, 张宏涛. CRC校验在Modbus通信中的应用研究[J]. 仪器仪表学报, 2017, 38(S1): 203-207.</w:t>
+      </w:r>
+    </w:p>
+    <w:p>
+      <w:pPr>
+        <w:ind w:firstLine="480"/>
+      </w:pPr>
+      <w:r>
+        <w:rPr>
+          <w:rFonts w:ascii="宋体" w:hAnsi="宋体" w:eastAsia="宋体"/>
+          <w:sz w:val="24"/>
+        </w:rPr>
+        <w:t>[19] 吴秋宁, 黄国华. Modbus TCP协议在工业以太网中的应用[J]. 自动化技术与应用, 2018, 37(10): 67-70.</w:t>
+      </w:r>
+    </w:p>
+    <w:p>
+      <w:pPr>
+        <w:ind w:firstLine="480"/>
+      </w:pPr>
+      <w:r>
+        <w:rPr>
+          <w:rFonts w:ascii="宋体" w:hAnsi="宋体" w:eastAsia="宋体"/>
+          <w:sz w:val="24"/>
+        </w:rPr>
+        <w:t>[20] Ilitek. ILI9341 Datasheet V0.81[Z]. 2011.</w:t>
+      </w:r>
+    </w:p>
+    <w:p>
+      <w:pPr>
+        <w:ind w:firstLine="480"/>
+      </w:pPr>
+      <w:r>
+        <w:rPr>
+          <w:rFonts w:ascii="宋体" w:hAnsi="宋体" w:eastAsia="宋体"/>
+          <w:sz w:val="24"/>
+        </w:rPr>
+        <w:t>[21] 蔡自兴, 陈海燕. 嵌入式系统显示驱动开发技术[M]. 北京: 清华大学出版社, 2020.</w:t>
+      </w:r>
+    </w:p>
+    <w:p>
+      <w:pPr>
+        <w:ind w:firstLine="480"/>
+      </w:pPr>
+      <w:r>
+        <w:rPr>
+          <w:rFonts w:ascii="宋体" w:hAnsi="宋体" w:eastAsia="宋体"/>
+          <w:sz w:val="24"/>
+        </w:rPr>
+        <w:t>[22] 周立功. ARM嵌入式系统基础教程[M]. 北京: 北京航空航天大学出版社, 2017.</w:t>
+      </w:r>
+    </w:p>
+    <w:p>
+      <w:pPr>
+        <w:ind w:firstLine="480"/>
+      </w:pPr>
+      <w:r>
+        <w:rPr>
+          <w:rFonts w:ascii="宋体" w:hAnsi="宋体" w:eastAsia="宋体"/>
+          <w:sz w:val="24"/>
+        </w:rPr>
+        <w:t>[23] 全国工业过程测量控制和自动化标准化技术委员会. GB/T 19582-2008 基于Modbus协议的工业自动化网络规范[S]. 北京: 中国标准出版社, 2008.</w:t>
+      </w:r>
+    </w:p>
+    <w:p>
+      <w:pPr>
+        <w:ind w:firstLine="480"/>
+      </w:pPr>
+      <w:r>
+        <w:rPr>
+          <w:rFonts w:ascii="宋体" w:hAnsi="宋体" w:eastAsia="宋体"/>
+          <w:sz w:val="24"/>
+        </w:rPr>
+        <w:t>[24] Douglass B. P. Real-Time Design Patterns: Robust Scalable Architecture for Real-Time Systems[M]. Addison-Wesley, 2002.</w:t>
+      </w:r>
+    </w:p>
+    <w:p>
+      <w:pPr>
+        <w:ind w:firstLine="480"/>
+      </w:pPr>
+      <w:r>
+        <w:rPr>
+          <w:rFonts w:ascii="宋体" w:hAnsi="宋体" w:eastAsia="宋体"/>
+          <w:sz w:val="24"/>
+        </w:rPr>
+        <w:t>[25] 杨刚. 嵌入式系统设计与实践[M]. 北京: 电子工业出版社, 2021.</w:t>
+      </w:r>
+    </w:p>
+    <w:p>
+      <w:r>
+        <w:br w:type="page"/>
+      </w:r>
+    </w:p>
+    <w:p>
+      <w:pPr>
+        <w:spacing w:before="240" w:after="120"/>
+        <w:jc w:val="center"/>
+        <w:outlineLvl w:val="0"/>
+      </w:pPr>
+      <w:r>
+        <w:rPr>
+          <w:rFonts w:ascii="黑体" w:hAnsi="黑体" w:eastAsia="黑体"/>
+          <w:b/>
+          <w:sz w:val="32"/>
+        </w:rPr>
+        <w:t>致谢</w:t>
+      </w:r>
+    </w:p>
+    <w:p>
+      <w:pPr>
+        <w:ind w:firstLine="480"/>
+      </w:pPr>
+      <w:r>
+        <w:rPr>
+          <w:rFonts w:ascii="宋体" w:hAnsi="宋体" w:eastAsia="宋体"/>
+          <w:sz w:val="24"/>
+        </w:rPr>
+        <w:t>本论文的完成，离不开许多人的帮助和支持。</w:t>
+      </w:r>
+    </w:p>
+    <w:p>
+      <w:pPr>
+        <w:ind w:firstLine="480"/>
+      </w:pPr>
+      <w:r>
+        <w:rPr>
+          <w:rFonts w:ascii="宋体" w:hAnsi="宋体" w:eastAsia="宋体"/>
+          <w:sz w:val="24"/>
+        </w:rPr>
+        <w:t>首先，我要衷心感谢我的指导老师。在整个毕业设计过程中，老师给予了我悉心的指导和耐心的帮助，从选题方向到技术方案，从系统设计到论文撰写，老师的专业建议和严格要求使我受益匪浅。老师严谨的治学态度和丰富的实践经验，为我树立了学习的榜样。</w:t>
+      </w:r>
+    </w:p>
+    <w:p>
+      <w:pPr>
+        <w:ind w:firstLine="480"/>
+      </w:pPr>
+      <w:r>
+        <w:rPr>
+          <w:rFonts w:ascii="宋体" w:hAnsi="宋体" w:eastAsia="宋体"/>
+          <w:sz w:val="24"/>
+        </w:rPr>
+        <w:t>其次，我要感谢实验室的同学们。在项目开发过程中，大家相互讨论、共同进步，遇到技术难题时互相帮助，这种良好的学习氛围让我能够顺利完成项目。特别感谢在硬件调试和测试阶段给予我帮助的同学。</w:t>
+      </w:r>
+    </w:p>
+    <w:p>
+      <w:pPr>
+        <w:ind w:firstLine="480"/>
+      </w:pPr>
+      <w:r>
+        <w:rPr>
+          <w:rFonts w:ascii="宋体" w:hAnsi="宋体" w:eastAsia="宋体"/>
+          <w:sz w:val="24"/>
+        </w:rPr>
+        <w:t>同时，我还要感谢乐鑫科技提供的ESP-IDF开发框架和完善的技术文档，这些优秀的开源资源为项目的开发提供了坚实的基础。</w:t>
+      </w:r>
+    </w:p>
+    <w:p>
+      <w:pPr>
+        <w:ind w:firstLine="480"/>
+      </w:pPr>
+      <w:r>
+        <w:rPr>
+          <w:rFonts w:ascii="宋体" w:hAnsi="宋体" w:eastAsia="宋体"/>
+          <w:sz w:val="24"/>
+        </w:rPr>
+        <w:t>感谢参加论文评审和答辩的各位老师，感谢你们在百忙之中审阅我的论文，并提出宝贵的意见和建议。</w:t>
+      </w:r>
+    </w:p>
+    <w:p>
+      <w:pPr>
+        <w:ind w:firstLine="480"/>
+      </w:pPr>
+      <w:r>
+        <w:rPr>
+          <w:rFonts w:ascii="宋体" w:hAnsi="宋体" w:eastAsia="宋体"/>
+          <w:sz w:val="24"/>
+        </w:rPr>
+        <w:t>最后，感谢我的家人一直以来对我的理解和支持。正是他们的鼓励，让我能够专心完成学业和毕业设计。</w:t>
+      </w:r>
+    </w:p>
     <w:sectPr>
+      <w:footerReference w:type="default" r:id="rId9"/>
       <w:pgSz w:w="12240" w:h="15840"/>
       <w:pgMar w:top="1440" w:right="1797" w:bottom="1440" w:left="1797" w:header="720" w:footer="720" w:gutter="0"/>
       <w:cols w:space="720"/>
@@ -15781,6 +15751,42 @@
     </w:sectPr>
   </w:body>
 </w:document>
+</file>
+
+<file path=word/footer1.xml><?xml version="1.0" encoding="utf-8"?>
+<w:ftr xmlns:m="http://schemas.openxmlformats.org/officeDocument/2006/math" xmlns:mc="http://schemas.openxmlformats.org/markup-compatibility/2006" xmlns:mo="http://schemas.microsoft.com/office/mac/office/2008/main" xmlns:mv="urn:schemas-microsoft-com:mac:vml" xmlns:o="urn:schemas-microsoft-com:office:office" xmlns:r="http://schemas.openxmlformats.org/officeDocument/2006/relationships" xmlns:v="urn:schemas-microsoft-com:vml" xmlns:w10="urn:schemas-microsoft-com:office:word" xmlns:w14="http://schemas.microsoft.com/office/word/2010/wordml" xmlns:w="http://schemas.openxmlformats.org/wordprocessingml/2006/main" xmlns:wne="http://schemas.microsoft.com/office/word/2006/wordml" xmlns:wp14="http://schemas.microsoft.com/office/word/2010/wordprocessingDrawing" xmlns:wp="http://schemas.openxmlformats.org/drawingml/2006/wordprocessingDrawing" xmlns:wpc="http://schemas.microsoft.com/office/word/2010/wordprocessingCanvas" xmlns:wpg="http://schemas.microsoft.com/office/word/2010/wordprocessingGroup" xmlns:wpi="http://schemas.microsoft.com/office/word/2010/wordprocessingInk" xmlns:wps="http://schemas.microsoft.com/office/word/2010/wordprocessingShape" mc:Ignorable="w14 wp14">
+  <w:p>
+    <w:pPr>
+      <w:pStyle w:val="Footer"/>
+      <w:jc w:val="center"/>
+    </w:pPr>
+    <w:r>
+      <w:rPr>
+        <w:rFonts w:ascii="宋体" w:hAnsi="宋体"/>
+        <w:sz w:val="21"/>
+      </w:rPr>
+      <w:t xml:space="preserve">— </w:t>
+    </w:r>
+    <w:r>
+      <w:rPr>
+        <w:rFonts w:ascii="宋体" w:hAnsi="宋体" w:eastAsia="宋体"/>
+        <w:sz w:val="21"/>
+      </w:rPr>
+      <w:fldChar w:fldCharType="begin"/>
+      <w:instrText xml:space="preserve">PAGE</w:instrText>
+      <w:fldChar w:fldCharType="separate"/>
+      <w:t>1</w:t>
+      <w:fldChar w:fldCharType="end"/>
+    </w:r>
+    <w:r>
+      <w:rPr>
+        <w:rFonts w:ascii="宋体" w:hAnsi="宋体"/>
+        <w:sz w:val="21"/>
+      </w:rPr>
+      <w:t xml:space="preserve"> —</w:t>
+    </w:r>
+  </w:p>
+</w:ftr>
 </file>
 
 <file path=word/numbering.xml><?xml version="1.0" encoding="utf-8"?>

--- a/论文/毕业论文_排版版.docx
+++ b/论文/毕业论文_排版版.docx
@@ -6264,7 +6264,19 @@
           <w:rFonts w:ascii="宋体" w:hAnsi="宋体" w:eastAsia="宋体"/>
           <w:sz w:val="24"/>
         </w:rPr>
-        <w:t>每个功能码都有对应的高层封装函数，如modbus_read_holding_regs、modbus_write_single_reg等，这些函数内部调用统一的modbus_master_send_recv接口完成请求-响应的完整流程。</w:t>
+        <w:t>每个功能码都有对应的高层封装函数，如modbus_read_holding_regs、modbus_write_single_reg等，这些函数内部调用统一的modbus_master_send_recv接口完成请求-响应的完整流程。批量写由modbus_write_multiple_regs（FC16）与modbus_write_multiple_coils（FC15）封装，二者除了发送请求外，还会校验响应中回显的起始地址与数量是否与请求一致，避免从站返回别的报文却被当作成功。</w:t>
+      </w:r>
+    </w:p>
+    <w:p>
+      <w:pPr>
+        <w:ind w:firstLine="480"/>
+      </w:pPr>
+      <w:r>
+        <w:rPr>
+          <w:rFonts w:ascii="宋体" w:hAnsi="宋体" w:eastAsia="宋体"/>
+          <w:sz w:val="24"/>
+        </w:rPr>
+        <w:t>设备详情页对写操作提供两条入口：单个寄存器/线圈采用逐位数字输入（UP/DOWN 改当前位、OK 跳下一位、长按 OK 直接提交），提交后立即回读一次，把读回值显示在页面上——从站返回"写入成功"并不等于值真的生效，部分设备会对写入值做钳位；对保持寄存器另有"批量填充"入口，用 FC16 一次把同一数值写入起始地址起的 4 个连续寄存器，用于快速初始化一组参数。</w:t>
       </w:r>
     </w:p>
     <w:p>
@@ -6747,7 +6759,57 @@
           <w:b/>
           <w:sz w:val="24"/>
         </w:rPr>
-        <w:t>5.5.4 Bresenham波形渲染</w:t>
+        <w:t>5.5.4 特征参数提取</w:t>
+      </w:r>
+    </w:p>
+    <w:p>
+      <w:pPr>
+        <w:ind w:firstLine="480"/>
+      </w:pPr>
+      <w:r>
+        <w:rPr>
+          <w:rFonts w:ascii="宋体" w:hAnsi="宋体" w:eastAsia="宋体"/>
+          <w:sz w:val="24"/>
+        </w:rPr>
+        <w:t>除峰峰值与直流分量外，FR5还要求给出总线空闲电压与边沿时间，二者分别由signal_measure_idle与signal_measure_rise_time_us计算：</w:t>
+      </w:r>
+    </w:p>
+    <w:p>
+      <w:pPr>
+        <w:ind w:firstLine="480"/>
+      </w:pPr>
+      <w:r>
+        <w:rPr>
+          <w:rFonts w:ascii="宋体" w:hAnsi="宋体" w:eastAsia="宋体"/>
+          <w:sz w:val="24"/>
+        </w:rPr>
+        <w:t>空闲电压取样本直方图的众数而非均值。RS-485总线空闲时电平停留在高位（差分A线为高），而一帧数据中0、1大致各半，若直接求平均，结果会被数据段拉向中点，无法代表静默电平；众数落在出现次数最多的电平上，恰好对应空闲电平。实现上将12位采样值量化为256个桶（右移4位），统计后取最大桶的中心值，1000点样本仅需2KB查表与一次遍历。</w:t>
+      </w:r>
+    </w:p>
+    <w:p>
+      <w:pPr>
+        <w:ind w:firstLine="480"/>
+      </w:pPr>
+      <w:r>
+        <w:rPr>
+          <w:rFonts w:ascii="宋体" w:hAnsi="宋体" w:eastAsia="宋体"/>
+          <w:sz w:val="24"/>
+        </w:rPr>
+        <w:t>上升时间取首个上升沿从10%到90%幅值所经历的采样点数，乘以采样周期换算为微秒。为避免在平坦或噪声信号上给出无意义的数值，幅度低于100LSB（约80mV）或找不到完整边沿时函数返回-1，界面显示Rise: -- (no edge)而不是一个看起来正常的假数据。</w:t>
+      </w:r>
+    </w:p>
+    <w:p>
+      <w:pPr>
+        <w:spacing w:before="240" w:after="120"/>
+        <w:outlineLvl w:val="2"/>
+      </w:pPr>
+      <w:r>
+        <w:rPr>
+          <w:rFonts w:ascii="黑体" w:hAnsi="黑体" w:eastAsia="黑体"/>
+          <w:b/>
+          <w:sz w:val="24"/>
+        </w:rPr>
+        <w:t>5.5.5 Bresenham波形渲染</w:t>
       </w:r>
     </w:p>
     <w:p>

--- a/论文/毕业论文_排版版.docx
+++ b/论文/毕业论文_排版版.docx
@@ -4194,7 +4194,7 @@
           <w:rFonts w:ascii="宋体" w:hAnsi="宋体" w:eastAsia="宋体"/>
           <w:sz w:val="24"/>
         </w:rPr>
-        <w:t>（4）触摸控制器：XPT2046。该芯片为4线电阻式触摸屏控制器，内置12位逐次逼近型ADC，与主控共享SPI总线，仅需独立片选信号即可实现复用，有效节约GPIO资源。</w:t>
+        <w:t>（4）触摸控制器：XPT2046。该芯片为4线电阻式触摸屏控制器，内置12位逐次逼近型ADC，与主控共享SPI总线，仅需独立片选信号即可实现复用，有效节约GPIO资源。本版固件未启用触摸驱动，交互全部由4个物理按键完成：四键机身尺寸下，触摸命中区与列表行高（28像素）难以兼顾戴手套操作，按键反而更可靠；XPT2046的CS与IRQ已在硬件上引出（GPIO46/GPIO3），作为后续扩展预留。</w:t>
       </w:r>
     </w:p>
     <w:p>

--- a/论文/毕业论文_排版版.docx
+++ b/论文/毕业论文_排版版.docx
@@ -7668,6 +7668,351 @@
         <w:t>uint32_t baud = 9600;</w:t>
         <w:br/>
         <w:t>nvs_config_get_u32("baud", &amp;baud, 9600);</w:t>
+      </w:r>
+    </w:p>
+    <w:p>
+      <w:pPr>
+        <w:ind w:firstLine="480"/>
+      </w:pPr>
+      <w:r>
+        <w:rPr>
+          <w:rFonts w:ascii="宋体" w:hAnsi="宋体" w:eastAsia="宋体"/>
+          <w:sz w:val="24"/>
+        </w:rPr>
+        <w:t>设置页提供六项配置，其中前四项直接影响通信，均在修改时立即生效并写入 NVS：</w:t>
+      </w:r>
+    </w:p>
+    <w:tbl>
+      <w:tblPr>
+        <w:tblStyle w:val="TableGrid"/>
+        <w:tblW w:type="auto" w:w="0"/>
+        <w:jc w:val="center"/>
+        <w:tblLook w:firstColumn="1" w:firstRow="1" w:lastColumn="0" w:lastRow="0" w:noHBand="0" w:noVBand="1" w:val="04A0"/>
+      </w:tblPr>
+      <w:tblGrid>
+        <w:gridCol w:w="2882"/>
+        <w:gridCol w:w="2882"/>
+        <w:gridCol w:w="2882"/>
+      </w:tblGrid>
+      <w:tr>
+        <w:tc>
+          <w:tcPr>
+            <w:tcW w:type="dxa" w:w="2882"/>
+          </w:tcPr>
+          <w:p>
+            <w:pPr>
+              <w:jc w:val="center"/>
+            </w:pPr>
+            <w:r>
+              <w:rPr>
+                <w:b/>
+              </w:rPr>
+            </w:r>
+            <w:r>
+              <w:rPr>
+                <w:rFonts w:ascii="宋体" w:hAnsi="宋体" w:eastAsia="宋体"/>
+                <w:b/>
+                <w:sz w:val="20"/>
+              </w:rPr>
+              <w:t>配置项</w:t>
+            </w:r>
+          </w:p>
+        </w:tc>
+        <w:tc>
+          <w:tcPr>
+            <w:tcW w:type="dxa" w:w="2882"/>
+          </w:tcPr>
+          <w:p>
+            <w:pPr>
+              <w:jc w:val="center"/>
+            </w:pPr>
+            <w:r>
+              <w:rPr>
+                <w:b/>
+              </w:rPr>
+            </w:r>
+            <w:r>
+              <w:rPr>
+                <w:rFonts w:ascii="宋体" w:hAnsi="宋体" w:eastAsia="宋体"/>
+                <w:b/>
+                <w:sz w:val="20"/>
+              </w:rPr>
+              <w:t>取值</w:t>
+            </w:r>
+          </w:p>
+        </w:tc>
+        <w:tc>
+          <w:tcPr>
+            <w:tcW w:type="dxa" w:w="2882"/>
+          </w:tcPr>
+          <w:p>
+            <w:pPr>
+              <w:jc w:val="center"/>
+            </w:pPr>
+            <w:r>
+              <w:rPr>
+                <w:b/>
+              </w:rPr>
+            </w:r>
+            <w:r>
+              <w:rPr>
+                <w:rFonts w:ascii="宋体" w:hAnsi="宋体" w:eastAsia="宋体"/>
+                <w:b/>
+                <w:sz w:val="20"/>
+              </w:rPr>
+              <w:t>NVS 键</w:t>
+            </w:r>
+          </w:p>
+        </w:tc>
+      </w:tr>
+      <w:tr>
+        <w:tc>
+          <w:tcPr>
+            <w:tcW w:type="dxa" w:w="2882"/>
+          </w:tcPr>
+          <w:p>
+            <w:pPr>
+              <w:jc w:val="center"/>
+            </w:pPr>
+            <w:r/>
+            <w:r>
+              <w:rPr>
+                <w:rFonts w:ascii="宋体" w:hAnsi="宋体" w:eastAsia="宋体"/>
+                <w:sz w:val="20"/>
+              </w:rPr>
+              <w:t>波特率</w:t>
+            </w:r>
+          </w:p>
+        </w:tc>
+        <w:tc>
+          <w:tcPr>
+            <w:tcW w:type="dxa" w:w="2882"/>
+          </w:tcPr>
+          <w:p>
+            <w:pPr>
+              <w:jc w:val="center"/>
+            </w:pPr>
+            <w:r/>
+            <w:r>
+              <w:rPr>
+                <w:rFonts w:ascii="宋体" w:hAnsi="宋体" w:eastAsia="宋体"/>
+                <w:sz w:val="20"/>
+              </w:rPr>
+              <w:t>1200 / 2400 / 4800 / 9600 / 19200 / 38400 / 57600 / 115200</w:t>
+            </w:r>
+          </w:p>
+        </w:tc>
+        <w:tc>
+          <w:tcPr>
+            <w:tcW w:type="dxa" w:w="2882"/>
+          </w:tcPr>
+          <w:p>
+            <w:pPr>
+              <w:jc w:val="center"/>
+            </w:pPr>
+            <w:r/>
+            <w:r>
+              <w:rPr>
+                <w:rFonts w:ascii="宋体" w:hAnsi="宋体" w:eastAsia="宋体"/>
+                <w:sz w:val="20"/>
+              </w:rPr>
+              <w:t>`baud`</w:t>
+            </w:r>
+          </w:p>
+        </w:tc>
+      </w:tr>
+      <w:tr>
+        <w:tc>
+          <w:tcPr>
+            <w:tcW w:type="dxa" w:w="2882"/>
+          </w:tcPr>
+          <w:p>
+            <w:pPr>
+              <w:jc w:val="center"/>
+            </w:pPr>
+            <w:r/>
+            <w:r>
+              <w:rPr>
+                <w:rFonts w:ascii="宋体" w:hAnsi="宋体" w:eastAsia="宋体"/>
+                <w:sz w:val="20"/>
+              </w:rPr>
+              <w:t>帧格式</w:t>
+            </w:r>
+          </w:p>
+        </w:tc>
+        <w:tc>
+          <w:tcPr>
+            <w:tcW w:type="dxa" w:w="2882"/>
+          </w:tcPr>
+          <w:p>
+            <w:pPr>
+              <w:jc w:val="center"/>
+            </w:pPr>
+            <w:r/>
+            <w:r>
+              <w:rPr>
+                <w:rFonts w:ascii="宋体" w:hAnsi="宋体" w:eastAsia="宋体"/>
+                <w:sz w:val="20"/>
+              </w:rPr>
+              <w:t>8N1 / 8E1 / 8O1 / 8N2</w:t>
+            </w:r>
+          </w:p>
+        </w:tc>
+        <w:tc>
+          <w:tcPr>
+            <w:tcW w:type="dxa" w:w="2882"/>
+          </w:tcPr>
+          <w:p>
+            <w:pPr>
+              <w:jc w:val="center"/>
+            </w:pPr>
+            <w:r/>
+            <w:r>
+              <w:rPr>
+                <w:rFonts w:ascii="宋体" w:hAnsi="宋体" w:eastAsia="宋体"/>
+                <w:sz w:val="20"/>
+              </w:rPr>
+              <w:t>`parity` + `stop_bits`</w:t>
+            </w:r>
+          </w:p>
+        </w:tc>
+      </w:tr>
+      <w:tr>
+        <w:tc>
+          <w:tcPr>
+            <w:tcW w:type="dxa" w:w="2882"/>
+          </w:tcPr>
+          <w:p>
+            <w:pPr>
+              <w:jc w:val="center"/>
+            </w:pPr>
+            <w:r/>
+            <w:r>
+              <w:rPr>
+                <w:rFonts w:ascii="宋体" w:hAnsi="宋体" w:eastAsia="宋体"/>
+                <w:sz w:val="20"/>
+              </w:rPr>
+              <w:t>单次超时</w:t>
+            </w:r>
+          </w:p>
+        </w:tc>
+        <w:tc>
+          <w:tcPr>
+            <w:tcW w:type="dxa" w:w="2882"/>
+          </w:tcPr>
+          <w:p>
+            <w:pPr>
+              <w:jc w:val="center"/>
+            </w:pPr>
+            <w:r/>
+            <w:r>
+              <w:rPr>
+                <w:rFonts w:ascii="宋体" w:hAnsi="宋体" w:eastAsia="宋体"/>
+                <w:sz w:val="20"/>
+              </w:rPr>
+              <w:t>50 / 100 / 200 / 500 / 1000 ms</w:t>
+            </w:r>
+          </w:p>
+        </w:tc>
+        <w:tc>
+          <w:tcPr>
+            <w:tcW w:type="dxa" w:w="2882"/>
+          </w:tcPr>
+          <w:p>
+            <w:pPr>
+              <w:jc w:val="center"/>
+            </w:pPr>
+            <w:r/>
+            <w:r>
+              <w:rPr>
+                <w:rFonts w:ascii="宋体" w:hAnsi="宋体" w:eastAsia="宋体"/>
+                <w:sz w:val="20"/>
+              </w:rPr>
+              <w:t>`timeout_ms`</w:t>
+            </w:r>
+          </w:p>
+        </w:tc>
+      </w:tr>
+      <w:tr>
+        <w:tc>
+          <w:tcPr>
+            <w:tcW w:type="dxa" w:w="2882"/>
+          </w:tcPr>
+          <w:p>
+            <w:pPr>
+              <w:jc w:val="center"/>
+            </w:pPr>
+            <w:r/>
+            <w:r>
+              <w:rPr>
+                <w:rFonts w:ascii="宋体" w:hAnsi="宋体" w:eastAsia="宋体"/>
+                <w:sz w:val="20"/>
+              </w:rPr>
+              <w:t>重试次数</w:t>
+            </w:r>
+          </w:p>
+        </w:tc>
+        <w:tc>
+          <w:tcPr>
+            <w:tcW w:type="dxa" w:w="2882"/>
+          </w:tcPr>
+          <w:p>
+            <w:pPr>
+              <w:jc w:val="center"/>
+            </w:pPr>
+            <w:r/>
+            <w:r>
+              <w:rPr>
+                <w:rFonts w:ascii="宋体" w:hAnsi="宋体" w:eastAsia="宋体"/>
+                <w:sz w:val="20"/>
+              </w:rPr>
+              <w:t>0 ~ 3</w:t>
+            </w:r>
+          </w:p>
+        </w:tc>
+        <w:tc>
+          <w:tcPr>
+            <w:tcW w:type="dxa" w:w="2882"/>
+          </w:tcPr>
+          <w:p>
+            <w:pPr>
+              <w:jc w:val="center"/>
+            </w:pPr>
+            <w:r/>
+            <w:r>
+              <w:rPr>
+                <w:rFonts w:ascii="宋体" w:hAnsi="宋体" w:eastAsia="宋体"/>
+                <w:sz w:val="20"/>
+              </w:rPr>
+              <w:t>`retry_count`</w:t>
+            </w:r>
+          </w:p>
+        </w:tc>
+      </w:tr>
+    </w:tbl>
+    <w:p/>
+    <w:p>
+      <w:pPr>
+        <w:ind w:firstLine="480"/>
+      </w:pPr>
+      <w:r>
+        <w:rPr>
+          <w:rFonts w:ascii="宋体" w:hAnsi="宋体" w:eastAsia="宋体"/>
+          <w:sz w:val="24"/>
+        </w:rPr>
+        <w:t>帧格式单独列出而非并入波特率，是因为工业现场的仪表现状：相当比例的设备工作在 8E1（偶校验）或 8O1，若工具只能固定 8N1，遇到这类设备连"扫描不到"都会误判成接线问题。数据位固定为 8——Modbus 规范对 RTU 的要求即为 8 位数据。</w:t>
+      </w:r>
+    </w:p>
+    <w:p>
+      <w:pPr>
+        <w:ind w:firstLine="480"/>
+      </w:pPr>
+      <w:r>
+        <w:rPr>
+          <w:rFonts w:ascii="宋体" w:hAnsi="宋体" w:eastAsia="宋体"/>
+          <w:sz w:val="24"/>
+        </w:rPr>
+        <w:t>后两项为只读信息：AP 名称（来自app_config.h，四键机身不做文本输入）与固件版本。</w:t>
       </w:r>
     </w:p>
     <w:p>

--- a/论文/毕业论文_排版版.docx
+++ b/论文/毕业论文_排版版.docx
@@ -6305,6 +6305,18 @@
           <w:sz w:val="24"/>
         </w:rPr>
         <w:t>5.3.1 多波特率扫描策略</w:t>
+      </w:r>
+    </w:p>
+    <w:p>
+      <w:pPr>
+        <w:ind w:firstLine="480"/>
+      </w:pPr>
+      <w:r>
+        <w:rPr>
+          <w:rFonts w:ascii="宋体" w:hAnsi="宋体" w:eastAsia="宋体"/>
+          <w:sz w:val="24"/>
+        </w:rPr>
+        <w:t>设备扫描在独立任务中执行，而非在GUI任务里同步调用：全档扫描247个地址×5档波特率，在500ms超时下最坏可达数分钟，若同步执行，界面在此期间无法重绘、按键无响应，用户会误判为死机。改为独立任务后，GUI每帧读取进度变量刷新进度条（限帧10fps，避免整屏重绘占满SPI），用户可随时按BACK取消——取消标志在下一个地址前生效，扫描任务自行收尾并释放UART，避免两个任务同时操作总线。</w:t>
       </w:r>
     </w:p>
     <w:p>

--- a/论文/毕业论文_排版版.docx
+++ b/论文/毕业论文_排版版.docx
@@ -6504,7 +6504,7 @@
           <w:rFonts w:ascii="宋体" w:hAnsi="宋体" w:eastAsia="宋体"/>
           <w:sz w:val="24"/>
         </w:rPr>
-        <w:t>队列深度为64帧，采用非阻塞发送策略，当队列满时直接丢弃新帧。这种设计避免了捕获任务因队列满而阻塞，确保监听的实时性。用户可通过GUI页面启停捕获、查看帧列表、清空缓冲区。</w:t>
+        <w:t>队列深度为64帧，采用非阻塞发送策略，当队列满时直接丢弃新帧。这种设计避免了捕获任务因队列满而阻塞，确保监听的实时性。用户可通过GUI页面启停捕获、查看帧列表、清空缓冲区。帧列表提供两种视图，长按OK切换：解析视图把每帧显示为「从站：功能码 地址/数量」的可读摘要，便于快速扫读；原始字节视图按十六进制逐字节显示（单行最多13字节，超出以“..”截断），用于比对点表、核对CRC字段或判断报文是否被截断。解不出结构的帧（短帧、CRC错）在原始视图下仍照常显示——现场最想看的恰恰是「这帧为什么不像正常报文」，藏起来等于掩盖线索。</w:t>
       </w:r>
     </w:p>
     <w:p>

--- a/论文/毕业论文_排版版.docx
+++ b/论文/毕业论文_排版版.docx
@@ -7572,7 +7572,7 @@
           <w:rFonts w:ascii="宋体" w:hAnsi="宋体" w:eastAsia="宋体"/>
           <w:sz w:val="24"/>
         </w:rPr>
-        <w:t>诊断报告本身由diag_report组件的报告生成器生成，内容包含设备信息、健康评分、响应时间统计、流量统计与诊断建议，并以内嵌CSS的HTML形式呈现（深色主题，背景色#1a1a2e，关键数据以亮色高亮，评分随等级动态变色），生成后写入SPIFFS供Web接口读取，因此无需依赖外部资源即可在浏览器中直接查看。诊断建议一节由阈值规则生成：最近一次异常码及其处置建议、错误率超过5%、平均响应超过50ms、抖动超过10ms四类条件分别命中时给出对应结论，均未命中则输出"未发现异常"；未采集到数据时报告显式标注"No Data"，避免把"未测量"误读为"状态良好"。</w:t>
+        <w:t>诊断报告本身由diag_report组件的报告生成器生成，内容包含设备信息、健康评分、响应时间统计、流量统计与诊断建议；此外还写入链路上下文（从站地址、波特率、帧格式如#7 19200 8E1）、固件版本、开机时长，以及最近12条操作日志作为事件记录——这样一份报告本身就是完整的现场快照，不必再让人回头去翻/log。日志文本在嵌入HTML前对&amp; &lt; &gt; "做了转义，避免把页面结构打乱；JSON版本则给出link/firmware/uptime_s字段与events_url指向/log，并以内嵌CSS的HTML形式呈现（深色主题，背景色#1a1a2e，关键数据以亮色高亮，评分随等级动态变色），生成后写入SPIFFS供Web接口读取，因此无需依赖外部资源即可在浏览器中直接查看。诊断建议一节由阈值规则生成：最近一次异常码及其处置建议、错误率超过5%、平均响应超过50ms、抖动超过10ms四类条件分别命中时给出对应结论，均未命中则输出"未发现异常"；未采集到数据时报告显式标注"No Data"，避免把"未测量"误读为"状态良好"。</w:t>
       </w:r>
     </w:p>
     <w:p>

--- a/论文/毕业论文_排版版.docx
+++ b/论文/毕业论文_排版版.docx
@@ -3833,6 +3833,90 @@
       </w:tr>
     </w:tbl>
     <w:p/>
+    <w:p>
+      <w:pPr>
+        <w:ind w:firstLine="480"/>
+      </w:pPr>
+      <w:r>
+        <w:rPr>
+          <w:rFonts w:ascii="宋体" w:hAnsi="宋体" w:eastAsia="宋体"/>
+          <w:sz w:val="24"/>
+        </w:rPr>
+        <w:t>需要说明的是，表中所列是事件ID的定义，并非全部都会实际发布。事件队列只有32个槽位 （EVENT_QUEUE_SIZE），若把高频事件也塞进总线，会挤掉按键等低频但关键的事件。因此设计上做了取舍：</w:t>
+      </w:r>
+    </w:p>
+    <w:p>
+      <w:pPr>
+        <w:ind w:left="567" w:firstLine="0"/>
+      </w:pPr>
+      <w:r>
+        <w:rPr>
+          <w:rFonts w:ascii="宋体" w:hAnsi="宋体" w:eastAsia="宋体"/>
+          <w:sz w:val="24"/>
+        </w:rPr>
+        <w:t>• 实际发布的：按键（5 种）、扫描完成、WiFi 三种状态、页面进入/退出——都是低频事件；</w:t>
+      </w:r>
+    </w:p>
+    <w:p>
+      <w:pPr>
+        <w:ind w:left="567" w:firstLine="0"/>
+      </w:pPr>
+      <w:r>
+        <w:rPr>
+          <w:rFonts w:ascii="宋体" w:hAnsi="宋体" w:eastAsia="宋体"/>
+          <w:sz w:val="24"/>
+        </w:rPr>
+        <w:t>• 不发事件、改走回调：扫描进度与"发现设备"。全档扫描要遍历 247 个地址，逐地址发事件会瞬间填满队列，</w:t>
+      </w:r>
+    </w:p>
+    <w:p>
+      <w:pPr>
+        <w:ind w:firstLine="480"/>
+      </w:pPr>
+      <w:r>
+        <w:rPr>
+          <w:rFonts w:ascii="宋体" w:hAnsi="宋体" w:eastAsia="宋体"/>
+          <w:sz w:val="24"/>
+        </w:rPr>
+        <w:t>导致扫描期间按 BACK 取消失灵；进度只需"最新值"，由 on_progress 回调直接写入变量供 GUI 每帧读取即可；</w:t>
+      </w:r>
+    </w:p>
+    <w:p>
+      <w:pPr>
+        <w:ind w:left="567" w:firstLine="0"/>
+      </w:pPr>
+      <w:r>
+        <w:rPr>
+          <w:rFonts w:ascii="宋体" w:hAnsi="宋体" w:eastAsia="宋体"/>
+          <w:sz w:val="24"/>
+        </w:rPr>
+        <w:t>• 不发布：Modbus 收发/错误/超时事件。坏链路上每秒可产生数十次，同样会挤爆队列，</w:t>
+      </w:r>
+    </w:p>
+    <w:p>
+      <w:pPr>
+        <w:ind w:firstLine="480"/>
+      </w:pPr>
+      <w:r>
+        <w:rPr>
+          <w:rFonts w:ascii="宋体" w:hAnsi="宋体" w:eastAsia="宋体"/>
+          <w:sz w:val="24"/>
+        </w:rPr>
+        <w:t>这类统计统一由 health_metrics 与 traffic_stats 承担；</w:t>
+      </w:r>
+    </w:p>
+    <w:p>
+      <w:pPr>
+        <w:ind w:left="567" w:firstLine="0"/>
+      </w:pPr>
+      <w:r>
+        <w:rPr>
+          <w:rFonts w:ascii="宋体" w:hAnsi="宋体" w:eastAsia="宋体"/>
+          <w:sz w:val="24"/>
+        </w:rPr>
+        <w:t>• 预留未用：界面刷新、抓包帧事件，作为后续扩展点。</w:t>
+      </w:r>
+    </w:p>
     <w:p>
       <w:pPr>
         <w:ind w:firstLine="480"/>

--- a/论文/毕业论文_排版版.docx
+++ b/论文/毕业论文_排版版.docx
@@ -7081,6 +7081,18 @@
           <w:sz w:val="24"/>
         </w:rPr>
         <w:t>• 稳定性分数（stab_score）：响应时间抖动低于1ms得满分100，超过50ms得0分，中间线性插值。</w:t>
+      </w:r>
+    </w:p>
+    <w:p>
+      <w:pPr>
+        <w:ind w:firstLine="480"/>
+      </w:pPr>
+      <w:r>
+        <w:rPr>
+          <w:rFonts w:ascii="宋体" w:hAnsi="宋体" w:eastAsia="宋体"/>
+          <w:sz w:val="24"/>
+        </w:rPr>
+        <w:t>评分前先做一次样本量判断：累计帧数少于10帧时不给分数，界面上显示-- (n/10 frames)，报告中标注Insufficient，等级判为INSUFFICIENT。原因是抓三五帧全部成功就得到100分，会给出一个看似权威、实则毫无统计意义的结论——这类「假阳性」比明确说「测不准」危险得多。</w:t>
       </w:r>
     </w:p>
     <w:p>

--- a/论文/毕业论文_排版版.docx
+++ b/论文/毕业论文_排版版.docx
@@ -6190,6 +6190,18 @@
           <w:rFonts w:ascii="宋体" w:hAnsi="宋体" w:eastAsia="宋体"/>
           <w:sz w:val="24"/>
         </w:rPr>
+        <w:t>目标端口通过长按 OK 在 502 / 15020 / 503 / 1024 / 2404 之间循环选择，选中后连上的会存入 NVS；四键机身无法逐位输入端口号，循环表是代价最小的可用方案。</w:t>
+      </w:r>
+    </w:p>
+    <w:p>
+      <w:pPr>
+        <w:ind w:firstLine="480"/>
+      </w:pPr>
+      <w:r>
+        <w:rPr>
+          <w:rFonts w:ascii="宋体" w:hAnsi="宋体" w:eastAsia="宋体"/>
+          <w:sz w:val="24"/>
+        </w:rPr>
         <w:t>TCP连接采用BSD Socket API实现，创建SOCK_STREAM类型的TCP套接字后通过connect函数建立到目标服务器的连接。收发超时并非固定值：modbus_master_configure()会把当前配置的timeout_ms同步给TCP模块，每次请求发送前按该值重设SO_RCVTIMEO/SO_SNDTIMEO，因此扫描时的50ms与单点读写时的配置值都能生效。发送和接收通过send和recv函数完成，响应时间通过gettimeofday在发送前和接收后分别记录时间戳并计算差值获得。接收后需校验MBAP头中的协议号与事务号：事务号与本次请求不一致的响应按无效帧丢弃，避免上一次超时请求的迟到响应被误当成本次结果。发送或接收失败时立即关闭socket并置为未连接状态，上层据此自动回退到RS-485通道。</w:t>
       </w:r>
     </w:p>
@@ -6389,6 +6401,18 @@
           <w:sz w:val="24"/>
         </w:rPr>
         <w:t>5.3.1 多波特率扫描策略</w:t>
+      </w:r>
+    </w:p>
+    <w:p>
+      <w:pPr>
+        <w:ind w:firstLine="480"/>
+      </w:pPr>
+      <w:r>
+        <w:rPr>
+          <w:rFonts w:ascii="宋体" w:hAnsi="宋体" w:eastAsia="宋体"/>
+          <w:sz w:val="24"/>
+        </w:rPr>
+        <w:t>扫描范围可在扫描页用 UP/DOWN 在 247 / 50 / 16 / 8 之间切换（无结果时才占用这两个键）——现场多数情况只需确认前几十个地址在线，固定 1~247 会让这种排查白等几分钟。单次请求超时取设置页的可配置值。</w:t>
       </w:r>
     </w:p>
     <w:p>

--- a/论文/毕业论文_排版版.docx
+++ b/论文/毕业论文_排版版.docx
@@ -6349,6 +6349,18 @@
           <w:sz w:val="24"/>
         </w:rPr>
         <w:t>• FC43（MEI）：读取设备标识信息。</w:t>
+      </w:r>
+    </w:p>
+    <w:p>
+      <w:pPr>
+        <w:ind w:firstLine="480"/>
+      </w:pPr>
+      <w:r>
+        <w:rPr>
+          <w:rFonts w:ascii="宋体" w:hAnsi="宋体" w:eastAsia="宋体"/>
+          <w:sz w:val="24"/>
+        </w:rPr>
+        <w:t>上述功能码均有对应的界面入口：读操作在设备详情页直接展示；FC05/FC06 为逐位编辑的单点写；FC15/FC16 为列表尾部的「Set 4 coils / Fill 4 regs」批量行；FC08 为「Diag: loopback」环回测试行（子功能 0，不回写任何寄存器）；FC43 在扫描时自动读取并显示设备标识。</w:t>
       </w:r>
     </w:p>
     <w:p>

--- a/论文/毕业论文_排版版.docx
+++ b/论文/毕业论文_排版版.docx
@@ -4354,7 +4354,7 @@
           <w:rFonts w:ascii="宋体" w:hAnsi="宋体" w:eastAsia="宋体"/>
           <w:sz w:val="24"/>
         </w:rPr>
-        <w:t>此外，为提高现场使用的可靠性，本设计在5V电源入口处预留电源保护与指示电路（本次制板按“选贴”处理，不影响主电路功能）：（1）过流保护：在USB 5V输入与AMS1117-3.3之间串联一只PTC自恢复保险丝（建议0.5A/6V，0805封装），当后级短路或过流时自动进入高阻限流状态，故障排除后自行恢复，避免长时间大电流损坏模组与稳压器；（2）浪涌与静电抑制：在5V输入端对地并联一只TVS管（建议SMBJ5.0A），用于吸收USB线缆插拔与人体接触引入的浪涌和静电；（3）电源指示：设置一路电源指示支路，由一只发光二极管串联1kΩ限流电阻接在3.3V与地之间，正向电流约(3.3V−2.0V)/1kΩ ≈ 1.3mA，用于直观确认系统已上电。该电源指示灯为常亮指示，与4.1.1节中由GPIO48驱动、用于指示运行状态的LED指示灯功能不同。此外，本设计未设置电源开关，系统上电即工作；如需增加电源通断控制，可在PTC保险丝之后串入一只小型拨动开关或负载开关芯片（如TPS22916），该部分同样按预留处理。</w:t>
+        <w:t>此外，为提高现场使用的可靠性，本设计在5V电源入口处预留电源保护与指示电路（本次制板按“选贴”处理，不影响主电路功能）：（1）过流保护：在USB 5V输入与AMS1117-3.3之间串联一只PTC自恢复保险丝（建议1A/6V，0805封装），当后级短路或过流时自动进入高阻限流状态，故障排除后自行恢复，避免长时间大电流损坏模组与稳压器；（2）浪涌与静电抑制：在5V输入端对地并联一只TVS管（建议SMBJ5.0A），用于吸收USB线缆插拔与人体接触引入的浪涌和静电；（3）电源指示：设置一路电源指示支路，由一只发光二极管串联1kΩ限流电阻接在3.3V与地之间，正向电流约(3.3V−2.0V)/1kΩ ≈ 1.3mA，用于直观确认系统已上电。该电源指示灯为常亮指示，与4.1.1节中由GPIO48驱动、用于指示运行状态的LED指示灯功能不同。此外，本设计未设置电源开关，系统上电即工作；如需增加电源通断控制，可在PTC保险丝之后串入一只小型拨动开关或负载开关芯片（如TPS22916），该部分同样按预留处理。</w:t>
       </w:r>
     </w:p>
     <w:p>
